--- a/outputs/summaries/24_quartile_slope_comparison_SUMMARY.docx
+++ b/outputs/summaries/24_quartile_slope_comparison_SUMMARY.docx
@@ -15,7 +15,7 @@
         <w:pStyle w:val="Date"/>
       </w:pPr>
       <w:r>
-        <w:t xml:space="preserve">2025-11-19</w:t>
+        <w:t xml:space="preserve">2025-11-20</w:t>
       </w:r>
     </w:p>
     <w:sdt>
@@ -44,7 +44,7 @@
         </w:p>
       </w:sdtContent>
     </w:sdt>
-    <w:bookmarkStart w:id="42" w:name="Xc7b7cfe899513758ddc78e51650a371df5772d9"/>
+    <w:bookmarkStart w:id="36" w:name="Xc7b7cfe899513758ddc78e51650a371df5772d9"/>
     <w:p>
       <w:pPr>
         <w:pStyle w:val="Heading1"/>
@@ -65,7 +65,7 @@
         <w:t xml:space="preserve">Analysis Date</w:t>
       </w:r>
       <w:r>
-        <w:t xml:space="preserve">: 2025-11-19</w:t>
+        <w:t xml:space="preserve">: 2025-11-20</w:t>
       </w:r>
       <w:r>
         <w:t xml:space="preserve"> </w:t>
@@ -104,7 +104,7 @@
         <w:t xml:space="preserve">Total Schools Analyzed</w:t>
       </w:r>
       <w:r>
-        <w:t xml:space="preserve">: 4359 unique schools across California</w:t>
+        <w:t xml:space="preserve">: 2,904 unique schools across California</w:t>
       </w:r>
       <w:r>
         <w:t xml:space="preserve"> </w:t>
@@ -117,7 +117,7 @@
         <w:t xml:space="preserve">School-Year Observations</w:t>
       </w:r>
       <w:r>
-        <w:t xml:space="preserve">: 427,842</w:t>
+        <w:t xml:space="preserve">: 7,808</w:t>
       </w:r>
     </w:p>
     <w:p>
@@ -145,6 +145,21 @@
       </w:r>
     </w:p>
     <w:p>
+      <w:pPr>
+        <w:pStyle w:val="BodyText"/>
+      </w:pPr>
+      <w:r>
+        <w:rPr>
+          <w:b/>
+          <w:bCs/>
+        </w:rPr>
+        <w:t xml:space="preserve">Hypothesis</w:t>
+      </w:r>
+      <w:r>
+        <w:t xml:space="preserve">: The association between teacher racial composition (% White teachers) and suspension rates should be stronger (steeper slope) in majority-Black schools (Q4) compared to majority-White schools (Q1).</w:t>
+      </w:r>
+    </w:p>
+    <w:p>
       <w:r>
         <w:pict>
           <v:rect style="width:0;height:1.5pt" o:hralign="center" o:hrstd="t" o:hr="t"/>
@@ -152,7 +167,7 @@
       </w:r>
     </w:p>
     <w:bookmarkEnd w:id="9"/>
-    <w:bookmarkStart w:id="13" w:name="major-findings"/>
+    <w:bookmarkStart w:id="12" w:name="major-findings"/>
     <w:p>
       <w:pPr>
         <w:pStyle w:val="Heading2"/>
@@ -185,17 +200,17 @@
         <w:pStyle w:val="FirstParagraph"/>
       </w:pPr>
       <w:r>
-        <w:t xml:space="preserve">The association between teacher racial composition (% White teachers) and Black student suspension rates is</w:t>
-      </w:r>
-      <w:r>
-        <w:t xml:space="preserve"> </w:t>
-      </w:r>
-      <w:r>
-        <w:rPr>
-          <w:b/>
-          <w:bCs/>
-        </w:rPr>
-        <w:t xml:space="preserve">219.8% stronger</w:t>
+        <w:t xml:space="preserve">The association between teacher racial composition (% White teachers) and suspension rates is</w:t>
+      </w:r>
+      <w:r>
+        <w:t xml:space="preserve"> </w:t>
+      </w:r>
+      <w:r>
+        <w:rPr>
+          <w:b/>
+          <w:bCs/>
+        </w:rPr>
+        <w:t xml:space="preserve">-661.7% stronger</w:t>
       </w:r>
       <w:r>
         <w:t xml:space="preserve"> </w:t>
@@ -212,12 +227,12 @@
         <w:tblLook w:firstRow="1" w:lastRow="0" w:firstColumn="0" w:lastColumn="0" w:noHBand="0" w:noVBand="0" w:val="0020"/>
       </w:tblPr>
       <w:tblGrid>
-        <w:gridCol w:w="1218"/>
-        <w:gridCol w:w="1584"/>
-        <w:gridCol w:w="1340"/>
-        <w:gridCol w:w="974"/>
-        <w:gridCol w:w="1096"/>
-        <w:gridCol w:w="1705"/>
+        <w:gridCol w:w="1115"/>
+        <w:gridCol w:w="2119"/>
+        <w:gridCol w:w="1227"/>
+        <w:gridCol w:w="892"/>
+        <w:gridCol w:w="1003"/>
+        <w:gridCol w:w="1561"/>
       </w:tblGrid>
       <w:tr>
         <w:trPr>
@@ -242,7 +257,7 @@
               <w:jc w:val="right"/>
             </w:pPr>
             <w:r>
-              <w:t xml:space="preserve">Coefficient</w:t>
+              <w:t xml:space="preserve">Slope Coefficient</w:t>
             </w:r>
           </w:p>
         </w:tc>
@@ -313,7 +328,7 @@
               <w:jc w:val="right"/>
             </w:pPr>
             <w:r>
-              <w:t xml:space="preserve">0.0116</w:t>
+              <w:t xml:space="preserve">-7418.4895</w:t>
             </w:r>
           </w:p>
         </w:tc>
@@ -325,7 +340,7 @@
               <w:jc w:val="right"/>
             </w:pPr>
             <w:r>
-              <w:t xml:space="preserve">0.0008</w:t>
+              <w:t xml:space="preserve">17165.7716</w:t>
             </w:r>
           </w:p>
         </w:tc>
@@ -336,7 +351,7 @@
               <w:pStyle w:val="Compact"/>
             </w:pPr>
             <w:r>
-              <w:t xml:space="preserve">[0.0101, 0.0131]</w:t>
+              <w:t xml:space="preserve">[-41080.4825, 26243.5036]</w:t>
             </w:r>
           </w:p>
         </w:tc>
@@ -356,11 +371,7 @@
           <w:p>
             <w:pPr>
               <w:pStyle w:val="Compact"/>
-              <w:jc w:val="center"/>
             </w:pPr>
-            <w:r>
-              <w:t xml:space="preserve">***</w:t>
-            </w:r>
           </w:p>
         </w:tc>
       </w:tr>
@@ -384,7 +395,7 @@
               <w:jc w:val="right"/>
             </w:pPr>
             <w:r>
-              <w:t xml:space="preserve">0.0057</w:t>
+              <w:t xml:space="preserve">-3975.5233</w:t>
             </w:r>
           </w:p>
         </w:tc>
@@ -396,7 +407,7 @@
               <w:jc w:val="right"/>
             </w:pPr>
             <w:r>
-              <w:t xml:space="preserve">0.0005</w:t>
+              <w:t xml:space="preserve">16142.2898</w:t>
             </w:r>
           </w:p>
         </w:tc>
@@ -407,7 +418,7 @@
               <w:pStyle w:val="Compact"/>
             </w:pPr>
             <w:r>
-              <w:t xml:space="preserve">[0.0047, 0.0067]</w:t>
+              <w:t xml:space="preserve">[-35631.4055, 27680.3589]</w:t>
             </w:r>
           </w:p>
         </w:tc>
@@ -427,11 +438,7 @@
           <w:p>
             <w:pPr>
               <w:pStyle w:val="Compact"/>
-              <w:jc w:val="center"/>
             </w:pPr>
-            <w:r>
-              <w:t xml:space="preserve">***</w:t>
-            </w:r>
           </w:p>
         </w:tc>
       </w:tr>
@@ -455,7 +462,7 @@
               <w:jc w:val="right"/>
             </w:pPr>
             <w:r>
-              <w:t xml:space="preserve">0.0140</w:t>
+              <w:t xml:space="preserve">22230.1966</w:t>
             </w:r>
           </w:p>
         </w:tc>
@@ -467,7 +474,7 @@
               <w:jc w:val="right"/>
             </w:pPr>
             <w:r>
-              <w:t xml:space="preserve">0.0005</w:t>
+              <w:t xml:space="preserve">14442.0105</w:t>
             </w:r>
           </w:p>
         </w:tc>
@@ -478,7 +485,7 @@
               <w:pStyle w:val="Compact"/>
             </w:pPr>
             <w:r>
-              <w:t xml:space="preserve">[0.0130, 0.0150]</w:t>
+              <w:t xml:space="preserve">[-6094.2456, 50554.6388]</w:t>
             </w:r>
           </w:p>
         </w:tc>
@@ -498,11 +505,7 @@
           <w:p>
             <w:pPr>
               <w:pStyle w:val="Compact"/>
-              <w:jc w:val="center"/>
             </w:pPr>
-            <w:r>
-              <w:t xml:space="preserve">***</w:t>
-            </w:r>
           </w:p>
         </w:tc>
       </w:tr>
@@ -526,7 +529,7 @@
               <w:jc w:val="right"/>
             </w:pPr>
             <w:r>
-              <w:t xml:space="preserve">0.0371</w:t>
+              <w:t xml:space="preserve">41670.9784</w:t>
             </w:r>
           </w:p>
         </w:tc>
@@ -538,7 +541,7 @@
               <w:jc w:val="right"/>
             </w:pPr>
             <w:r>
-              <w:t xml:space="preserve">0.0010</w:t>
+              <w:t xml:space="preserve">33471.3691</w:t>
             </w:r>
           </w:p>
         </w:tc>
@@ -549,7 +552,7 @@
               <w:pStyle w:val="Compact"/>
             </w:pPr>
             <w:r>
-              <w:t xml:space="preserve">[0.0351, 0.0390]</w:t>
+              <w:t xml:space="preserve">[-23986.2418, 107328.1987]</w:t>
             </w:r>
           </w:p>
         </w:tc>
@@ -569,11 +572,7 @@
           <w:p>
             <w:pPr>
               <w:pStyle w:val="Compact"/>
-              <w:jc w:val="center"/>
             </w:pPr>
-            <w:r>
-              <w:t xml:space="preserve">***</w:t>
-            </w:r>
           </w:p>
         </w:tc>
       </w:tr>
@@ -648,7 +647,10 @@
         <w:t xml:space="preserve">Q1</w:t>
       </w:r>
       <w:r>
-        <w:t xml:space="preserve">: 0.0116 (weakest association)</w:t>
+        <w:t xml:space="preserve"> </w:t>
+      </w:r>
+      <w:r>
+        <w:t xml:space="preserve">(Lowest % Black): -7418.4895 (weakest association)</w:t>
       </w:r>
       <w:r>
         <w:t xml:space="preserve"> </w:t>
@@ -667,20 +669,42 @@
         <w:t xml:space="preserve">Q4</w:t>
       </w:r>
       <w:r>
-        <w:t xml:space="preserve">: 0.0371 (strongest association -</w:t>
-      </w:r>
-      <w:r>
-        <w:t xml:space="preserve"> </w:t>
-      </w:r>
-      <w:r>
-        <w:rPr>
-          <w:b/>
-          <w:bCs/>
-        </w:rPr>
-        <w:t xml:space="preserve">3.2× steeper</w:t>
+        <w:t xml:space="preserve"> </w:t>
+      </w:r>
+      <w:r>
+        <w:t xml:space="preserve">(Highest % Black): 41670.9784 (strongest association -</w:t>
+      </w:r>
+      <w:r>
+        <w:t xml:space="preserve"> </w:t>
+      </w:r>
+      <w:r>
+        <w:rPr>
+          <w:b/>
+          <w:bCs/>
+        </w:rPr>
+        <w:t xml:space="preserve">-5.6X steeper</w:t>
       </w:r>
       <w:r>
         <w:t xml:space="preserve">)</w:t>
+      </w:r>
+      <w:r>
+        <w:t xml:space="preserve"> </w:t>
+      </w:r>
+      <w:r>
+        <w:t xml:space="preserve">-</w:t>
+      </w:r>
+      <w:r>
+        <w:t xml:space="preserve"> </w:t>
+      </w:r>
+      <w:r>
+        <w:rPr>
+          <w:b/>
+          <w:bCs/>
+        </w:rPr>
+        <w:t xml:space="preserve">Slope difference</w:t>
+      </w:r>
+      <w:r>
+        <w:t xml:space="preserve">: 49089.4679 (Q4 - Q1)</w:t>
       </w:r>
     </w:p>
     <w:bookmarkEnd w:id="10"/>
@@ -730,14 +754,13 @@
     <w:tbl>
       <w:tblPr>
         <w:tblStyle w:val="Table"/>
-        <w:tblW w:type="pct" w:w="5000"/>
-        <w:tblLayout w:type="fixed"/>
+        <w:tblW w:type="auto" w:w="0"/>
         <w:tblLook w:firstRow="1" w:lastRow="0" w:firstColumn="0" w:lastColumn="0" w:noHBand="0" w:noVBand="0" w:val="0020"/>
       </w:tblPr>
       <w:tblGrid>
-        <w:gridCol w:w="1494"/>
-        <w:gridCol w:w="4034"/>
-        <w:gridCol w:w="2390"/>
+        <w:gridCol w:w="2640"/>
+        <w:gridCol w:w="2640"/>
+        <w:gridCol w:w="2640"/>
       </w:tblGrid>
       <w:tr>
         <w:trPr>
@@ -761,7 +784,7 @@
               <w:pStyle w:val="Compact"/>
             </w:pPr>
             <w:r>
-              <w:t xml:space="preserve">Change in Suspension Rate</w:t>
+              <w:t xml:space="preserve">Change in Suspension Rate (pp)</w:t>
             </w:r>
           </w:p>
         </w:tc>
@@ -796,7 +819,7 @@
               <w:pStyle w:val="Compact"/>
             </w:pPr>
             <w:r>
-              <w:t xml:space="preserve">+0.12 percentage points</w:t>
+              <w:t xml:space="preserve">-74184.895</w:t>
             </w:r>
           </w:p>
         </w:tc>
@@ -807,7 +830,7 @@
               <w:pStyle w:val="Compact"/>
             </w:pPr>
             <w:r>
-              <w:t xml:space="preserve">Smallest effect</w:t>
+              <w:t xml:space="preserve">No significant effect</w:t>
             </w:r>
           </w:p>
         </w:tc>
@@ -831,7 +854,7 @@
               <w:pStyle w:val="Compact"/>
             </w:pPr>
             <w:r>
-              <w:t xml:space="preserve">+0.06 percentage points</w:t>
+              <w:t xml:space="preserve">-39755.233</w:t>
             </w:r>
           </w:p>
         </w:tc>
@@ -842,7 +865,7 @@
               <w:pStyle w:val="Compact"/>
             </w:pPr>
             <w:r>
-              <w:t xml:space="preserve">Moderate effect</w:t>
+              <w:t xml:space="preserve">No significant effect</w:t>
             </w:r>
           </w:p>
         </w:tc>
@@ -866,7 +889,7 @@
               <w:pStyle w:val="Compact"/>
             </w:pPr>
             <w:r>
-              <w:t xml:space="preserve">+0.14 percentage points</w:t>
+              <w:t xml:space="preserve">222301.966</w:t>
             </w:r>
           </w:p>
         </w:tc>
@@ -877,7 +900,7 @@
               <w:pStyle w:val="Compact"/>
             </w:pPr>
             <w:r>
-              <w:t xml:space="preserve">Moderate effect</w:t>
+              <w:t xml:space="preserve">No significant effect</w:t>
             </w:r>
           </w:p>
         </w:tc>
@@ -901,7 +924,7 @@
               <w:pStyle w:val="Compact"/>
             </w:pPr>
             <w:r>
-              <w:t xml:space="preserve">+0.37 percentage points</w:t>
+              <w:t xml:space="preserve">416709.784</w:t>
             </w:r>
           </w:p>
         </w:tc>
@@ -912,11 +935,7 @@
               <w:pStyle w:val="Compact"/>
             </w:pPr>
             <w:r>
-              <w:rPr>
-                <w:b/>
-                <w:bCs/>
-              </w:rPr>
-              <w:t xml:space="preserve">Largest effect - 3× Q1</w:t>
+              <w:t xml:space="preserve">No significant effect</w:t>
             </w:r>
           </w:p>
         </w:tc>
@@ -931,70 +950,10 @@
           <w:b/>
           <w:bCs/>
         </w:rPr>
-        <w:t xml:space="preserve">Key Insight</w:t>
-      </w:r>
-      <w:r>
-        <w:t xml:space="preserve">: The same change in teacher racial composition (10pp increase in % White teachers) has</w:t>
-      </w:r>
-      <w:r>
-        <w:t xml:space="preserve"> </w:t>
-      </w:r>
-      <w:r>
-        <w:rPr>
-          <w:b/>
-          <w:bCs/>
-        </w:rPr>
-        <w:t xml:space="preserve">3.2× larger association</w:t>
-      </w:r>
-      <w:r>
-        <w:t xml:space="preserve"> </w:t>
-      </w:r>
-      <w:r>
-        <w:t xml:space="preserve">with suspension rates in Q4 schools vs. Q1 schools.</w:t>
-      </w:r>
-    </w:p>
-    <w:bookmarkEnd w:id="11"/>
-    <w:bookmarkStart w:id="12" w:name="X128b17c57efb488ed001a3cfad1ee500d8c877d"/>
-    <w:p>
-      <w:pPr>
-        <w:pStyle w:val="Heading3"/>
-      </w:pPr>
-      <w:r>
-        <w:t xml:space="preserve">3.</w:t>
-      </w:r>
-      <w:r>
-        <w:t xml:space="preserve"> </w:t>
-      </w:r>
-      <w:r>
-        <w:rPr>
-          <w:b/>
-          <w:bCs/>
-        </w:rPr>
-        <w:t xml:space="preserve">All Associations Statistically Significant</w:t>
-      </w:r>
-    </w:p>
-    <w:p>
-      <w:pPr>
-        <w:pStyle w:val="FirstParagraph"/>
-      </w:pPr>
-      <w:r>
-        <w:t xml:space="preserve">All four quartiles show statistically significant positive associations (p &lt; 0.001 ***) between % White teachers and suspension rates, but the</w:t>
-      </w:r>
-      <w:r>
-        <w:t xml:space="preserve"> </w:t>
-      </w:r>
-      <w:r>
-        <w:rPr>
-          <w:b/>
-          <w:bCs/>
-        </w:rPr>
-        <w:t xml:space="preserve">strength</w:t>
-      </w:r>
-      <w:r>
-        <w:t xml:space="preserve"> </w:t>
-      </w:r>
-      <w:r>
-        <w:t xml:space="preserve">of this association varies by school racial composition.</w:t>
+        <w:t xml:space="preserve">Note</w:t>
+      </w:r>
+      <w:r>
+        <w:t xml:space="preserve">: pp = percentage points. A 0.371 pp increase means suspension rate increases by 0.371 percentage points (e.g., from 5.0% to 5.371%).</w:t>
       </w:r>
     </w:p>
     <w:p>
@@ -1004,24 +963,103 @@
         </w:pict>
       </w:r>
     </w:p>
+    <w:bookmarkEnd w:id="11"/>
     <w:bookmarkEnd w:id="12"/>
+    <w:bookmarkStart w:id="17" w:name="detailed-breakdowns-by-quartile"/>
+    <w:p>
+      <w:pPr>
+        <w:pStyle w:val="Heading2"/>
+      </w:pPr>
+      <w:r>
+        <w:t xml:space="preserve">Detailed Breakdowns by Quartile</w:t>
+      </w:r>
+    </w:p>
+    <w:bookmarkStart w:id="13" w:name="q1-lowest-black"/>
+    <w:p>
+      <w:pPr>
+        <w:pStyle w:val="Heading3"/>
+      </w:pPr>
+      <w:r>
+        <w:t xml:space="preserve">Q1 (Lowest % Black)</w:t>
+      </w:r>
+    </w:p>
+    <w:p>
+      <w:pPr>
+        <w:pStyle w:val="FirstParagraph"/>
+      </w:pPr>
+      <w:r>
+        <w:rPr>
+          <w:b/>
+          <w:bCs/>
+        </w:rPr>
+        <w:t xml:space="preserve">Sample</w:t>
+      </w:r>
+      <w:r>
+        <w:t xml:space="preserve">: 2,309 school-year observations</w:t>
+      </w:r>
+    </w:p>
+    <w:p>
+      <w:pPr>
+        <w:pStyle w:val="BodyText"/>
+      </w:pPr>
+      <w:r>
+        <w:rPr>
+          <w:b/>
+          <w:bCs/>
+        </w:rPr>
+        <w:t xml:space="preserve">Regression Results</w:t>
+      </w:r>
+      <w:r>
+        <w:t xml:space="preserve">:</w:t>
+      </w:r>
+      <w:r>
+        <w:t xml:space="preserve"> </w:t>
+      </w:r>
+      <w:r>
+        <w:t xml:space="preserve">- Coefficient: -7418.4895 (SE: 17165.7716)</w:t>
+      </w:r>
+      <w:r>
+        <w:t xml:space="preserve"> </w:t>
+      </w:r>
+      <w:r>
+        <w:t xml:space="preserve">- 95% CI: [-41080.4825, 26243.5036]</w:t>
+      </w:r>
+      <w:r>
+        <w:t xml:space="preserve"> </w:t>
+      </w:r>
+      <w:r>
+        <w:t xml:space="preserve">- p-value: p &lt; 0.001</w:t>
+      </w:r>
+      <w:r>
+        <w:t xml:space="preserve"> </w:t>
+      </w:r>
+      <w:r>
+        <w:t xml:space="preserve">- R²: 0.0181 (Adj. R²: 0.0155)</w:t>
+      </w:r>
+    </w:p>
+    <w:p>
+      <w:pPr>
+        <w:pStyle w:val="BodyText"/>
+      </w:pPr>
+      <w:r>
+        <w:rPr>
+          <w:b/>
+          <w:bCs/>
+        </w:rPr>
+        <w:t xml:space="preserve">Interpretation</w:t>
+      </w:r>
+      <w:r>
+        <w:t xml:space="preserve">: No significant association</w:t>
+      </w:r>
+    </w:p>
     <w:bookmarkEnd w:id="13"/>
-    <w:bookmarkStart w:id="17" w:name="detailed-breakdowns"/>
-    <w:p>
-      <w:pPr>
-        <w:pStyle w:val="Heading2"/>
-      </w:pPr>
-      <w:r>
-        <w:t xml:space="preserve">Detailed Breakdowns</w:t>
-      </w:r>
-    </w:p>
-    <w:bookmarkStart w:id="14" w:name="quartile-distribution"/>
+    <w:bookmarkStart w:id="14" w:name="q2"/>
     <w:p>
       <w:pPr>
         <w:pStyle w:val="Heading3"/>
       </w:pPr>
       <w:r>
-        <w:t xml:space="preserve">Quartile Distribution</w:t>
+        <w:t xml:space="preserve">Q2</w:t>
       </w:r>
     </w:p>
     <w:p>
@@ -1029,269 +1067,78 @@
         <w:pStyle w:val="FirstParagraph"/>
       </w:pPr>
       <w:r>
-        <w:t xml:space="preserve">Schools were grouped into quartiles based on % Black student enrollment:</w:t>
-      </w:r>
-    </w:p>
-    <w:tbl>
-      <w:tblPr>
-        <w:tblStyle w:val="Table"/>
-        <w:tblW w:type="pct" w:w="5000"/>
-        <w:tblLayout w:type="fixed"/>
-        <w:tblLook w:firstRow="1" w:lastRow="0" w:firstColumn="0" w:lastColumn="0" w:noHBand="0" w:noVBand="0" w:val="0020"/>
-      </w:tblPr>
-      <w:tblGrid>
-        <w:gridCol w:w="1721"/>
-        <w:gridCol w:w="1205"/>
-        <w:gridCol w:w="2754"/>
-        <w:gridCol w:w="2238"/>
-      </w:tblGrid>
-      <w:tr>
-        <w:trPr>
-          <w:tblHeader w:val="on"/>
-        </w:trPr>
-        <w:tc>
-          <w:tcPr/>
-          <w:p>
-            <w:pPr>
-              <w:pStyle w:val="Compact"/>
-            </w:pPr>
-            <w:r>
-              <w:t xml:space="preserve">Quartile</w:t>
-            </w:r>
-          </w:p>
-        </w:tc>
-        <w:tc>
-          <w:tcPr/>
-          <w:p>
-            <w:pPr>
-              <w:pStyle w:val="Compact"/>
-            </w:pPr>
-            <w:r>
-              <w:t xml:space="preserve">Label</w:t>
-            </w:r>
-          </w:p>
-        </w:tc>
-        <w:tc>
-          <w:tcPr/>
-          <w:p>
-            <w:pPr>
-              <w:pStyle w:val="Compact"/>
-              <w:jc w:val="right"/>
-            </w:pPr>
-            <w:r>
-              <w:t xml:space="preserve">N School-Years</w:t>
-            </w:r>
-          </w:p>
-        </w:tc>
-        <w:tc>
-          <w:tcPr/>
-          <w:p>
-            <w:pPr>
-              <w:pStyle w:val="Compact"/>
-            </w:pPr>
-            <w:r>
-              <w:t xml:space="preserve">Description</w:t>
-            </w:r>
-          </w:p>
-        </w:tc>
-      </w:tr>
-      <w:tr>
-        <w:tc>
-          <w:tcPr/>
-          <w:p>
-            <w:pPr>
-              <w:pStyle w:val="Compact"/>
-            </w:pPr>
-            <w:r>
-              <w:t xml:space="preserve">Q1</w:t>
-            </w:r>
-          </w:p>
-        </w:tc>
-        <w:tc>
-          <w:tcPr/>
-          <w:p>
-            <w:pPr>
-              <w:pStyle w:val="Compact"/>
-            </w:pPr>
-            <w:r>
-              <w:t xml:space="preserve">Q1 (Lowest % Black)</w:t>
-            </w:r>
-          </w:p>
-        </w:tc>
-        <w:tc>
-          <w:tcPr/>
-          <w:p>
-            <w:pPr>
-              <w:pStyle w:val="Compact"/>
-              <w:jc w:val="right"/>
-            </w:pPr>
-            <w:r>
-              <w:t xml:space="preserve">111,984</w:t>
-            </w:r>
-          </w:p>
-        </w:tc>
-        <w:tc>
-          <w:tcPr/>
-          <w:p>
-            <w:pPr>
-              <w:pStyle w:val="Compact"/>
-            </w:pPr>
-            <w:r>
-              <w:t xml:space="preserve">Lowest % Black students</w:t>
-            </w:r>
-          </w:p>
-        </w:tc>
-      </w:tr>
-      <w:tr>
-        <w:tc>
-          <w:tcPr/>
-          <w:p>
-            <w:pPr>
-              <w:pStyle w:val="Compact"/>
-            </w:pPr>
-            <w:r>
-              <w:t xml:space="preserve">Q2</w:t>
-            </w:r>
-          </w:p>
-        </w:tc>
-        <w:tc>
-          <w:tcPr/>
-          <w:p>
-            <w:pPr>
-              <w:pStyle w:val="Compact"/>
-            </w:pPr>
-            <w:r>
-              <w:t xml:space="preserve">Q2</w:t>
-            </w:r>
-          </w:p>
-        </w:tc>
-        <w:tc>
-          <w:tcPr/>
-          <w:p>
-            <w:pPr>
-              <w:pStyle w:val="Compact"/>
-              <w:jc w:val="right"/>
-            </w:pPr>
-            <w:r>
-              <w:t xml:space="preserve">110,802</w:t>
-            </w:r>
-          </w:p>
-        </w:tc>
-        <w:tc>
-          <w:tcPr/>
-          <w:p>
-            <w:pPr>
-              <w:pStyle w:val="Compact"/>
-            </w:pPr>
-            <w:r>
-              <w:t xml:space="preserve">Quartile 2</w:t>
-            </w:r>
-          </w:p>
-        </w:tc>
-      </w:tr>
-      <w:tr>
-        <w:tc>
-          <w:tcPr/>
-          <w:p>
-            <w:pPr>
-              <w:pStyle w:val="Compact"/>
-            </w:pPr>
-            <w:r>
-              <w:t xml:space="preserve">Q3</w:t>
-            </w:r>
-          </w:p>
-        </w:tc>
-        <w:tc>
-          <w:tcPr/>
-          <w:p>
-            <w:pPr>
-              <w:pStyle w:val="Compact"/>
-            </w:pPr>
-            <w:r>
-              <w:t xml:space="preserve">Q3</w:t>
-            </w:r>
-          </w:p>
-        </w:tc>
-        <w:tc>
-          <w:tcPr/>
-          <w:p>
-            <w:pPr>
-              <w:pStyle w:val="Compact"/>
-              <w:jc w:val="right"/>
-            </w:pPr>
-            <w:r>
-              <w:t xml:space="preserve">100,254</w:t>
-            </w:r>
-          </w:p>
-        </w:tc>
-        <w:tc>
-          <w:tcPr/>
-          <w:p>
-            <w:pPr>
-              <w:pStyle w:val="Compact"/>
-            </w:pPr>
-            <w:r>
-              <w:t xml:space="preserve">Quartile 3</w:t>
-            </w:r>
-          </w:p>
-        </w:tc>
-      </w:tr>
-      <w:tr>
-        <w:tc>
-          <w:tcPr/>
-          <w:p>
-            <w:pPr>
-              <w:pStyle w:val="Compact"/>
-            </w:pPr>
-            <w:r>
-              <w:t xml:space="preserve">Q4</w:t>
-            </w:r>
-          </w:p>
-        </w:tc>
-        <w:tc>
-          <w:tcPr/>
-          <w:p>
-            <w:pPr>
-              <w:pStyle w:val="Compact"/>
-            </w:pPr>
-            <w:r>
-              <w:t xml:space="preserve">Q4 (Highest % Black)</w:t>
-            </w:r>
-          </w:p>
-        </w:tc>
-        <w:tc>
-          <w:tcPr/>
-          <w:p>
-            <w:pPr>
-              <w:pStyle w:val="Compact"/>
-              <w:jc w:val="right"/>
-            </w:pPr>
-            <w:r>
-              <w:t xml:space="preserve">104,802</w:t>
-            </w:r>
-          </w:p>
-        </w:tc>
-        <w:tc>
-          <w:tcPr/>
-          <w:p>
-            <w:pPr>
-              <w:pStyle w:val="Compact"/>
-            </w:pPr>
-            <w:r>
-              <w:t xml:space="preserve">Highest % Black students (majority-Black)</w:t>
-            </w:r>
-          </w:p>
-        </w:tc>
-      </w:tr>
-    </w:tbl>
+        <w:rPr>
+          <w:b/>
+          <w:bCs/>
+        </w:rPr>
+        <w:t xml:space="preserve">Sample</w:t>
+      </w:r>
+      <w:r>
+        <w:t xml:space="preserve">: 2,187 school-year observations</w:t>
+      </w:r>
+    </w:p>
+    <w:p>
+      <w:pPr>
+        <w:pStyle w:val="BodyText"/>
+      </w:pPr>
+      <w:r>
+        <w:rPr>
+          <w:b/>
+          <w:bCs/>
+        </w:rPr>
+        <w:t xml:space="preserve">Regression Results</w:t>
+      </w:r>
+      <w:r>
+        <w:t xml:space="preserve">:</w:t>
+      </w:r>
+      <w:r>
+        <w:t xml:space="preserve"> </w:t>
+      </w:r>
+      <w:r>
+        <w:t xml:space="preserve">- Coefficient: -3975.5233 (SE: 16142.2898)</w:t>
+      </w:r>
+      <w:r>
+        <w:t xml:space="preserve"> </w:t>
+      </w:r>
+      <w:r>
+        <w:t xml:space="preserve">- 95% CI: [-35631.4055, 27680.3589]</w:t>
+      </w:r>
+      <w:r>
+        <w:t xml:space="preserve"> </w:t>
+      </w:r>
+      <w:r>
+        <w:t xml:space="preserve">- p-value: p &lt; 0.001</w:t>
+      </w:r>
+      <w:r>
+        <w:t xml:space="preserve"> </w:t>
+      </w:r>
+      <w:r>
+        <w:t xml:space="preserve">- R²: 0.0203 (Adj. R²: 0.0176)</w:t>
+      </w:r>
+    </w:p>
+    <w:p>
+      <w:pPr>
+        <w:pStyle w:val="BodyText"/>
+      </w:pPr>
+      <w:r>
+        <w:rPr>
+          <w:b/>
+          <w:bCs/>
+        </w:rPr>
+        <w:t xml:space="preserve">Interpretation</w:t>
+      </w:r>
+      <w:r>
+        <w:t xml:space="preserve">: No significant association</w:t>
+      </w:r>
+    </w:p>
     <w:bookmarkEnd w:id="14"/>
-    <w:bookmarkStart w:id="15" w:name="regression-model-details"/>
+    <w:bookmarkStart w:id="15" w:name="q3"/>
     <w:p>
       <w:pPr>
         <w:pStyle w:val="Heading3"/>
       </w:pPr>
       <w:r>
-        <w:t xml:space="preserve">Regression Model Details</w:t>
+        <w:t xml:space="preserve">Q3</w:t>
       </w:r>
     </w:p>
     <w:p>
@@ -1303,7 +1150,22 @@
           <w:b/>
           <w:bCs/>
         </w:rPr>
-        <w:t xml:space="preserve">Formula</w:t>
+        <w:t xml:space="preserve">Sample</w:t>
+      </w:r>
+      <w:r>
+        <w:t xml:space="preserve">: 1,848 school-year observations</w:t>
+      </w:r>
+    </w:p>
+    <w:p>
+      <w:pPr>
+        <w:pStyle w:val="BodyText"/>
+      </w:pPr>
+      <w:r>
+        <w:rPr>
+          <w:b/>
+          <w:bCs/>
+        </w:rPr>
+        <w:t xml:space="preserve">Regression Results</w:t>
       </w:r>
       <w:r>
         <w:t xml:space="preserve">:</w:t>
@@ -1312,10 +1174,25 @@
         <w:t xml:space="preserve"> </w:t>
       </w:r>
       <w:r>
-        <w:rPr>
-          <w:rStyle w:val="VerbatimChar"/>
-        </w:rPr>
-        <w:t xml:space="preserve">Suspension Rate (%) ~ % White Teachers + Charter Status + School Level</w:t>
+        <w:t xml:space="preserve">- Coefficient: 22230.1966 (SE: 14442.0105)</w:t>
+      </w:r>
+      <w:r>
+        <w:t xml:space="preserve"> </w:t>
+      </w:r>
+      <w:r>
+        <w:t xml:space="preserve">- 95% CI: [-6094.2456, 50554.6388]</w:t>
+      </w:r>
+      <w:r>
+        <w:t xml:space="preserve"> </w:t>
+      </w:r>
+      <w:r>
+        <w:t xml:space="preserve">- p-value: p &lt; 0.001</w:t>
+      </w:r>
+      <w:r>
+        <w:t xml:space="preserve"> </w:t>
+      </w:r>
+      <w:r>
+        <w:t xml:space="preserve">- R²: 0.0821 (Adj. R²: 0.0791)</w:t>
       </w:r>
     </w:p>
     <w:p>
@@ -1327,588 +1204,74 @@
           <w:b/>
           <w:bCs/>
         </w:rPr>
-        <w:t xml:space="preserve">Full Results Table</w:t>
+        <w:t xml:space="preserve">Interpretation</w:t>
+      </w:r>
+      <w:r>
+        <w:t xml:space="preserve">: No significant association</w:t>
+      </w:r>
+    </w:p>
+    <w:bookmarkEnd w:id="15"/>
+    <w:bookmarkStart w:id="16" w:name="q4-highest-black"/>
+    <w:p>
+      <w:pPr>
+        <w:pStyle w:val="Heading3"/>
+      </w:pPr>
+      <w:r>
+        <w:t xml:space="preserve">Q4 (Highest % Black)</w:t>
+      </w:r>
+    </w:p>
+    <w:p>
+      <w:pPr>
+        <w:pStyle w:val="FirstParagraph"/>
+      </w:pPr>
+      <w:r>
+        <w:rPr>
+          <w:b/>
+          <w:bCs/>
+        </w:rPr>
+        <w:t xml:space="preserve">Sample</w:t>
+      </w:r>
+      <w:r>
+        <w:t xml:space="preserve">: 1,464 school-year observations</w:t>
+      </w:r>
+    </w:p>
+    <w:p>
+      <w:pPr>
+        <w:pStyle w:val="BodyText"/>
+      </w:pPr>
+      <w:r>
+        <w:rPr>
+          <w:b/>
+          <w:bCs/>
+        </w:rPr>
+        <w:t xml:space="preserve">Regression Results</w:t>
       </w:r>
       <w:r>
         <w:t xml:space="preserve">:</w:t>
       </w:r>
-    </w:p>
-    <w:tbl>
-      <w:tblPr>
-        <w:tblStyle w:val="Table"/>
-        <w:tblW w:type="pct" w:w="5000"/>
-        <w:tblLayout w:type="fixed"/>
-        <w:tblLook w:firstRow="1" w:lastRow="0" w:firstColumn="0" w:lastColumn="0" w:noHBand="0" w:noVBand="0" w:val="0020"/>
-      </w:tblPr>
-      <w:tblGrid>
-        <w:gridCol w:w="1164"/>
-        <w:gridCol w:w="1281"/>
-        <w:gridCol w:w="1514"/>
-        <w:gridCol w:w="465"/>
-        <w:gridCol w:w="931"/>
-        <w:gridCol w:w="1048"/>
-        <w:gridCol w:w="465"/>
-        <w:gridCol w:w="1048"/>
-      </w:tblGrid>
-      <w:tr>
-        <w:trPr>
-          <w:tblHeader w:val="on"/>
-        </w:trPr>
-        <w:tc>
-          <w:tcPr/>
-          <w:p>
-            <w:pPr>
-              <w:pStyle w:val="Compact"/>
-            </w:pPr>
-            <w:r>
-              <w:t xml:space="preserve">Quartile</w:t>
-            </w:r>
-          </w:p>
-        </w:tc>
-        <w:tc>
-          <w:tcPr/>
-          <w:p>
-            <w:pPr>
-              <w:pStyle w:val="Compact"/>
-              <w:jc w:val="right"/>
-            </w:pPr>
-            <w:r>
-              <w:t xml:space="preserve">N Schools</w:t>
-            </w:r>
-          </w:p>
-        </w:tc>
-        <w:tc>
-          <w:tcPr/>
-          <w:p>
-            <w:pPr>
-              <w:pStyle w:val="Compact"/>
-              <w:jc w:val="right"/>
-            </w:pPr>
-            <w:r>
-              <w:t xml:space="preserve">Coefficient</w:t>
-            </w:r>
-          </w:p>
-        </w:tc>
-        <w:tc>
-          <w:tcPr/>
-          <w:p>
-            <w:pPr>
-              <w:pStyle w:val="Compact"/>
-              <w:jc w:val="right"/>
-            </w:pPr>
-            <w:r>
-              <w:t xml:space="preserve">SE</w:t>
-            </w:r>
-          </w:p>
-        </w:tc>
-        <w:tc>
-          <w:tcPr/>
-          <w:p>
-            <w:pPr>
-              <w:pStyle w:val="Compact"/>
-            </w:pPr>
-            <w:r>
-              <w:t xml:space="preserve">95% CI</w:t>
-            </w:r>
-          </w:p>
-        </w:tc>
-        <w:tc>
-          <w:tcPr/>
-          <w:p>
-            <w:pPr>
-              <w:pStyle w:val="Compact"/>
-            </w:pPr>
-            <w:r>
-              <w:t xml:space="preserve">p-value</w:t>
-            </w:r>
-          </w:p>
-        </w:tc>
-        <w:tc>
-          <w:tcPr/>
-          <w:p>
-            <w:pPr>
-              <w:pStyle w:val="Compact"/>
-              <w:jc w:val="right"/>
-            </w:pPr>
-            <w:r>
-              <w:t xml:space="preserve">R²</w:t>
-            </w:r>
-          </w:p>
-        </w:tc>
-        <w:tc>
-          <w:tcPr/>
-          <w:p>
-            <w:pPr>
-              <w:pStyle w:val="Compact"/>
-              <w:jc w:val="right"/>
-            </w:pPr>
-            <w:r>
-              <w:t xml:space="preserve">Adj. R²</w:t>
-            </w:r>
-          </w:p>
-        </w:tc>
-      </w:tr>
-      <w:tr>
-        <w:tc>
-          <w:tcPr/>
-          <w:p>
-            <w:pPr>
-              <w:pStyle w:val="Compact"/>
-            </w:pPr>
-            <w:r>
-              <w:t xml:space="preserve">Q1 (Lowest % Black)</w:t>
-            </w:r>
-          </w:p>
-        </w:tc>
-        <w:tc>
-          <w:tcPr/>
-          <w:p>
-            <w:pPr>
-              <w:pStyle w:val="Compact"/>
-              <w:jc w:val="right"/>
-            </w:pPr>
-            <w:r>
-              <w:t xml:space="preserve">111,984</w:t>
-            </w:r>
-          </w:p>
-        </w:tc>
-        <w:tc>
-          <w:tcPr/>
-          <w:p>
-            <w:pPr>
-              <w:pStyle w:val="Compact"/>
-              <w:jc w:val="right"/>
-            </w:pPr>
-            <w:r>
-              <w:t xml:space="preserve">0.0116</w:t>
-            </w:r>
-          </w:p>
-        </w:tc>
-        <w:tc>
-          <w:tcPr/>
-          <w:p>
-            <w:pPr>
-              <w:pStyle w:val="Compact"/>
-              <w:jc w:val="right"/>
-            </w:pPr>
-            <w:r>
-              <w:t xml:space="preserve">0.0008</w:t>
-            </w:r>
-          </w:p>
-        </w:tc>
-        <w:tc>
-          <w:tcPr/>
-          <w:p>
-            <w:pPr>
-              <w:pStyle w:val="Compact"/>
-            </w:pPr>
-            <w:r>
-              <w:t xml:space="preserve">[0.0101, 0.0131]</w:t>
-            </w:r>
-          </w:p>
-        </w:tc>
-        <w:tc>
-          <w:tcPr/>
-          <w:p>
-            <w:pPr>
-              <w:pStyle w:val="Compact"/>
-            </w:pPr>
-            <w:r>
-              <w:t xml:space="preserve">&lt; 0.001 ***</w:t>
-            </w:r>
-          </w:p>
-        </w:tc>
-        <w:tc>
-          <w:tcPr/>
-          <w:p>
-            <w:pPr>
-              <w:pStyle w:val="Compact"/>
-              <w:jc w:val="right"/>
-            </w:pPr>
-            <w:r>
-              <w:t xml:space="preserve">0.160</w:t>
-            </w:r>
-          </w:p>
-        </w:tc>
-        <w:tc>
-          <w:tcPr/>
-          <w:p>
-            <w:pPr>
-              <w:pStyle w:val="Compact"/>
-              <w:jc w:val="right"/>
-            </w:pPr>
-            <w:r>
-              <w:t xml:space="preserve">0.160</w:t>
-            </w:r>
-          </w:p>
-        </w:tc>
-      </w:tr>
-      <w:tr>
-        <w:tc>
-          <w:tcPr/>
-          <w:p>
-            <w:pPr>
-              <w:pStyle w:val="Compact"/>
-            </w:pPr>
-            <w:r>
-              <w:t xml:space="preserve">Q2</w:t>
-            </w:r>
-          </w:p>
-        </w:tc>
-        <w:tc>
-          <w:tcPr/>
-          <w:p>
-            <w:pPr>
-              <w:pStyle w:val="Compact"/>
-              <w:jc w:val="right"/>
-            </w:pPr>
-            <w:r>
-              <w:t xml:space="preserve">110,802</w:t>
-            </w:r>
-          </w:p>
-        </w:tc>
-        <w:tc>
-          <w:tcPr/>
-          <w:p>
-            <w:pPr>
-              <w:pStyle w:val="Compact"/>
-              <w:jc w:val="right"/>
-            </w:pPr>
-            <w:r>
-              <w:t xml:space="preserve">0.0057</w:t>
-            </w:r>
-          </w:p>
-        </w:tc>
-        <w:tc>
-          <w:tcPr/>
-          <w:p>
-            <w:pPr>
-              <w:pStyle w:val="Compact"/>
-              <w:jc w:val="right"/>
-            </w:pPr>
-            <w:r>
-              <w:t xml:space="preserve">0.0005</w:t>
-            </w:r>
-          </w:p>
-        </w:tc>
-        <w:tc>
-          <w:tcPr/>
-          <w:p>
-            <w:pPr>
-              <w:pStyle w:val="Compact"/>
-            </w:pPr>
-            <w:r>
-              <w:t xml:space="preserve">[0.0047, 0.0067]</w:t>
-            </w:r>
-          </w:p>
-        </w:tc>
-        <w:tc>
-          <w:tcPr/>
-          <w:p>
-            <w:pPr>
-              <w:pStyle w:val="Compact"/>
-            </w:pPr>
-            <w:r>
-              <w:t xml:space="preserve">&lt; 0.001 ***</w:t>
-            </w:r>
-          </w:p>
-        </w:tc>
-        <w:tc>
-          <w:tcPr/>
-          <w:p>
-            <w:pPr>
-              <w:pStyle w:val="Compact"/>
-              <w:jc w:val="right"/>
-            </w:pPr>
-            <w:r>
-              <w:t xml:space="preserve">0.202</w:t>
-            </w:r>
-          </w:p>
-        </w:tc>
-        <w:tc>
-          <w:tcPr/>
-          <w:p>
-            <w:pPr>
-              <w:pStyle w:val="Compact"/>
-              <w:jc w:val="right"/>
-            </w:pPr>
-            <w:r>
-              <w:t xml:space="preserve">0.202</w:t>
-            </w:r>
-          </w:p>
-        </w:tc>
-      </w:tr>
-      <w:tr>
-        <w:tc>
-          <w:tcPr/>
-          <w:p>
-            <w:pPr>
-              <w:pStyle w:val="Compact"/>
-            </w:pPr>
-            <w:r>
-              <w:t xml:space="preserve">Q3</w:t>
-            </w:r>
-          </w:p>
-        </w:tc>
-        <w:tc>
-          <w:tcPr/>
-          <w:p>
-            <w:pPr>
-              <w:pStyle w:val="Compact"/>
-              <w:jc w:val="right"/>
-            </w:pPr>
-            <w:r>
-              <w:t xml:space="preserve">100,254</w:t>
-            </w:r>
-          </w:p>
-        </w:tc>
-        <w:tc>
-          <w:tcPr/>
-          <w:p>
-            <w:pPr>
-              <w:pStyle w:val="Compact"/>
-              <w:jc w:val="right"/>
-            </w:pPr>
-            <w:r>
-              <w:t xml:space="preserve">0.0140</w:t>
-            </w:r>
-          </w:p>
-        </w:tc>
-        <w:tc>
-          <w:tcPr/>
-          <w:p>
-            <w:pPr>
-              <w:pStyle w:val="Compact"/>
-              <w:jc w:val="right"/>
-            </w:pPr>
-            <w:r>
-              <w:t xml:space="preserve">0.0005</w:t>
-            </w:r>
-          </w:p>
-        </w:tc>
-        <w:tc>
-          <w:tcPr/>
-          <w:p>
-            <w:pPr>
-              <w:pStyle w:val="Compact"/>
-            </w:pPr>
-            <w:r>
-              <w:t xml:space="preserve">[0.0130, 0.0150]</w:t>
-            </w:r>
-          </w:p>
-        </w:tc>
-        <w:tc>
-          <w:tcPr/>
-          <w:p>
-            <w:pPr>
-              <w:pStyle w:val="Compact"/>
-            </w:pPr>
-            <w:r>
-              <w:t xml:space="preserve">&lt; 0.001 ***</w:t>
-            </w:r>
-          </w:p>
-        </w:tc>
-        <w:tc>
-          <w:tcPr/>
-          <w:p>
-            <w:pPr>
-              <w:pStyle w:val="Compact"/>
-              <w:jc w:val="right"/>
-            </w:pPr>
-            <w:r>
-              <w:t xml:space="preserve">0.257</w:t>
-            </w:r>
-          </w:p>
-        </w:tc>
-        <w:tc>
-          <w:tcPr/>
-          <w:p>
-            <w:pPr>
-              <w:pStyle w:val="Compact"/>
-              <w:jc w:val="right"/>
-            </w:pPr>
-            <w:r>
-              <w:t xml:space="preserve">0.257</w:t>
-            </w:r>
-          </w:p>
-        </w:tc>
-      </w:tr>
-      <w:tr>
-        <w:tc>
-          <w:tcPr/>
-          <w:p>
-            <w:pPr>
-              <w:pStyle w:val="Compact"/>
-            </w:pPr>
-            <w:r>
-              <w:t xml:space="preserve">Q4 (Highest % Black)</w:t>
-            </w:r>
-          </w:p>
-        </w:tc>
-        <w:tc>
-          <w:tcPr/>
-          <w:p>
-            <w:pPr>
-              <w:pStyle w:val="Compact"/>
-              <w:jc w:val="right"/>
-            </w:pPr>
-            <w:r>
-              <w:t xml:space="preserve">104,802</w:t>
-            </w:r>
-          </w:p>
-        </w:tc>
-        <w:tc>
-          <w:tcPr/>
-          <w:p>
-            <w:pPr>
-              <w:pStyle w:val="Compact"/>
-              <w:jc w:val="right"/>
-            </w:pPr>
-            <w:r>
-              <w:t xml:space="preserve">0.0371</w:t>
-            </w:r>
-          </w:p>
-        </w:tc>
-        <w:tc>
-          <w:tcPr/>
-          <w:p>
-            <w:pPr>
-              <w:pStyle w:val="Compact"/>
-              <w:jc w:val="right"/>
-            </w:pPr>
-            <w:r>
-              <w:t xml:space="preserve">0.0010</w:t>
-            </w:r>
-          </w:p>
-        </w:tc>
-        <w:tc>
-          <w:tcPr/>
-          <w:p>
-            <w:pPr>
-              <w:pStyle w:val="Compact"/>
-            </w:pPr>
-            <w:r>
-              <w:t xml:space="preserve">[0.0351, 0.0390]</w:t>
-            </w:r>
-          </w:p>
-        </w:tc>
-        <w:tc>
-          <w:tcPr/>
-          <w:p>
-            <w:pPr>
-              <w:pStyle w:val="Compact"/>
-            </w:pPr>
-            <w:r>
-              <w:t xml:space="preserve">&lt; 0.001 ***</w:t>
-            </w:r>
-          </w:p>
-        </w:tc>
-        <w:tc>
-          <w:tcPr/>
-          <w:p>
-            <w:pPr>
-              <w:pStyle w:val="Compact"/>
-              <w:jc w:val="right"/>
-            </w:pPr>
-            <w:r>
-              <w:t xml:space="preserve">0.147</w:t>
-            </w:r>
-          </w:p>
-        </w:tc>
-        <w:tc>
-          <w:tcPr/>
-          <w:p>
-            <w:pPr>
-              <w:pStyle w:val="Compact"/>
-              <w:jc w:val="right"/>
-            </w:pPr>
-            <w:r>
-              <w:t xml:space="preserve">0.147</w:t>
-            </w:r>
-          </w:p>
-        </w:tc>
-      </w:tr>
-    </w:tbl>
-    <w:bookmarkEnd w:id="15"/>
-    <w:bookmarkStart w:id="16" w:name="data-scope-and-time-period"/>
-    <w:p>
-      <w:pPr>
-        <w:pStyle w:val="Heading3"/>
-      </w:pPr>
-      <w:r>
-        <w:t xml:space="preserve">Data Scope and Time Period</w:t>
-      </w:r>
-    </w:p>
-    <w:p>
-      <w:pPr>
-        <w:pStyle w:val="FirstParagraph"/>
-      </w:pPr>
-      <w:r>
-        <w:rPr>
-          <w:b/>
-          <w:bCs/>
-        </w:rPr>
-        <w:t xml:space="preserve">Analysis Date</w:t>
-      </w:r>
-      <w:r>
-        <w:t xml:space="preserve">: 2025-11-19</w:t>
-      </w:r>
-      <w:r>
-        <w:t xml:space="preserve"> </w:t>
-      </w:r>
-      <w:r>
-        <w:rPr>
-          <w:b/>
-          <w:bCs/>
-        </w:rPr>
-        <w:t xml:space="preserve">Data Collection Period</w:t>
-      </w:r>
-      <w:r>
-        <w:t xml:space="preserve">: 2018-19 through 2023-24 academic years</w:t>
-      </w:r>
-      <w:r>
-        <w:t xml:space="preserve"> </w:t>
-      </w:r>
-      <w:r>
-        <w:rPr>
-          <w:b/>
-          <w:bCs/>
-        </w:rPr>
-        <w:t xml:space="preserve">Academic Years Covered</w:t>
-      </w:r>
-      <w:r>
-        <w:t xml:space="preserve">: 2019-20, 2021-22, 2022-23, 2023-24</w:t>
-      </w:r>
-      <w:r>
-        <w:t xml:space="preserve"> </w:t>
-      </w:r>
-      <w:r>
-        <w:rPr>
-          <w:b/>
-          <w:bCs/>
-        </w:rPr>
-        <w:t xml:space="preserve">Sample Size</w:t>
-      </w:r>
-      <w:r>
-        <w:t xml:space="preserve">:</w:t>
-      </w:r>
-      <w:r>
-        <w:t xml:space="preserve"> </w:t>
-      </w:r>
-      <w:r>
-        <w:t xml:space="preserve">- Total school-year observations: 427,842</w:t>
-      </w:r>
-      <w:r>
-        <w:t xml:space="preserve"> </w:t>
-      </w:r>
-      <w:r>
-        <w:t xml:space="preserve">- Unique schools: 4359</w:t>
-      </w:r>
-      <w:r>
-        <w:t xml:space="preserve"> </w:t>
-      </w:r>
-      <w:r>
-        <w:t xml:space="preserve">- Average observations per school: 98.2</w:t>
+      <w:r>
+        <w:t xml:space="preserve"> </w:t>
+      </w:r>
+      <w:r>
+        <w:t xml:space="preserve">- Coefficient: 41670.9784 (SE: 33471.3691)</w:t>
+      </w:r>
+      <w:r>
+        <w:t xml:space="preserve"> </w:t>
+      </w:r>
+      <w:r>
+        <w:t xml:space="preserve">- 95% CI: [-23986.2418, 107328.1987]</w:t>
+      </w:r>
+      <w:r>
+        <w:t xml:space="preserve"> </w:t>
+      </w:r>
+      <w:r>
+        <w:t xml:space="preserve">- p-value: p &lt; 0.001</w:t>
+      </w:r>
+      <w:r>
+        <w:t xml:space="preserve"> </w:t>
+      </w:r>
+      <w:r>
+        <w:t xml:space="preserve">- R²: 0.0707 (Adj. R²: 0.0669)</w:t>
       </w:r>
     </w:p>
     <w:p>
@@ -1920,82 +1283,10 @@
           <w:b/>
           <w:bCs/>
         </w:rPr>
-        <w:t xml:space="preserve">Geographic Coverage</w:t>
-      </w:r>
-      <w:r>
-        <w:t xml:space="preserve">: All California public schools with valid teacher demographics data</w:t>
-      </w:r>
-    </w:p>
-    <w:p>
-      <w:pPr>
-        <w:pStyle w:val="BodyText"/>
-      </w:pPr>
-      <w:r>
-        <w:rPr>
-          <w:b/>
-          <w:bCs/>
-        </w:rPr>
-        <w:t xml:space="preserve">Inclusion Criteria</w:t>
-      </w:r>
-      <w:r>
-        <w:t xml:space="preserve">:</w:t>
-      </w:r>
-      <w:r>
-        <w:t xml:space="preserve"> </w:t>
-      </w:r>
-      <w:r>
-        <w:t xml:space="preserve">- Schools with valid Black student enrollment quartile (Q1-Q4)</w:t>
-      </w:r>
-      <w:r>
-        <w:t xml:space="preserve"> </w:t>
-      </w:r>
-      <w:r>
-        <w:t xml:space="preserve">- Schools with teacher racial composition data</w:t>
-      </w:r>
-      <w:r>
-        <w:t xml:space="preserve"> </w:t>
-      </w:r>
-      <w:r>
-        <w:t xml:space="preserve">- Schools with suspension rate data</w:t>
-      </w:r>
-      <w:r>
-        <w:t xml:space="preserve"> </w:t>
-      </w:r>
-      <w:r>
-        <w:t xml:space="preserve">- Academic years 2018-19 onwards (better teacher data coverage)</w:t>
-      </w:r>
-    </w:p>
-    <w:p>
-      <w:pPr>
-        <w:pStyle w:val="BodyText"/>
-      </w:pPr>
-      <w:r>
-        <w:rPr>
-          <w:b/>
-          <w:bCs/>
-        </w:rPr>
-        <w:t xml:space="preserve">Exclusion Criteria</w:t>
-      </w:r>
-      <w:r>
-        <w:t xml:space="preserve">:</w:t>
-      </w:r>
-      <w:r>
-        <w:t xml:space="preserve"> </w:t>
-      </w:r>
-      <w:r>
-        <w:t xml:space="preserve">- Special school codes (state/county aggregates)</w:t>
-      </w:r>
-      <w:r>
-        <w:t xml:space="preserve"> </w:t>
-      </w:r>
-      <w:r>
-        <w:t xml:space="preserve">- Schools without teacher diversity data</w:t>
-      </w:r>
-      <w:r>
-        <w:t xml:space="preserve"> </w:t>
-      </w:r>
-      <w:r>
-        <w:t xml:space="preserve">- Academic year 2020-21 (pandemic disruption)</w:t>
+        <w:t xml:space="preserve">Interpretation</w:t>
+      </w:r>
+      <w:r>
+        <w:t xml:space="preserve">: No significant association</w:t>
       </w:r>
     </w:p>
     <w:p>
@@ -2007,32 +1298,13 @@
     </w:p>
     <w:bookmarkEnd w:id="16"/>
     <w:bookmarkEnd w:id="17"/>
-    <w:bookmarkStart w:id="20" w:name="implications-for-practice-and-policy"/>
+    <w:bookmarkStart w:id="18" w:name="data-scope-and-time-period"/>
     <w:p>
       <w:pPr>
         <w:pStyle w:val="Heading2"/>
       </w:pPr>
       <w:r>
-        <w:t xml:space="preserve">Implications for Practice and Policy</w:t>
-      </w:r>
-    </w:p>
-    <w:bookmarkStart w:id="18" w:name="X8274b96472dcf382d809f22e428c08fb4f38eb4"/>
-    <w:p>
-      <w:pPr>
-        <w:pStyle w:val="Heading3"/>
-      </w:pPr>
-      <w:r>
-        <w:t xml:space="preserve">1.</w:t>
-      </w:r>
-      <w:r>
-        <w:t xml:space="preserve"> </w:t>
-      </w:r>
-      <w:r>
-        <w:rPr>
-          <w:b/>
-          <w:bCs/>
-        </w:rPr>
-        <w:t xml:space="preserve">Teacher Recruitment in High-Suspension Schools</w:t>
+        <w:t xml:space="preserve">Data Scope and Time Period</w:t>
       </w:r>
     </w:p>
     <w:p>
@@ -2044,26 +1316,10 @@
           <w:b/>
           <w:bCs/>
         </w:rPr>
-        <w:t xml:space="preserve">Finding</w:t>
-      </w:r>
-      <w:r>
-        <w:t xml:space="preserve">: The association between teacher racial composition and suspension rates is</w:t>
-      </w:r>
-      <w:r>
-        <w:t xml:space="preserve"> </w:t>
-      </w:r>
-      <w:r>
-        <w:rPr>
-          <w:b/>
-          <w:bCs/>
-        </w:rPr>
-        <w:t xml:space="preserve">3.2× stronger</w:t>
-      </w:r>
-      <w:r>
-        <w:t xml:space="preserve"> </w:t>
-      </w:r>
-      <w:r>
-        <w:t xml:space="preserve">in majority-Black schools.</w:t>
+        <w:t xml:space="preserve">Analysis Date</w:t>
+      </w:r>
+      <w:r>
+        <w:t xml:space="preserve">: 2025-11-20</w:t>
       </w:r>
     </w:p>
     <w:p>
@@ -2075,7 +1331,37 @@
           <w:b/>
           <w:bCs/>
         </w:rPr>
-        <w:t xml:space="preserve">Implication</w:t>
+        <w:t xml:space="preserve">Data Collection Period</w:t>
+      </w:r>
+      <w:r>
+        <w:t xml:space="preserve">: California Department of Education suspension and teacher staff data for academic years 2018-19 through 2023-24</w:t>
+      </w:r>
+    </w:p>
+    <w:p>
+      <w:pPr>
+        <w:pStyle w:val="BodyText"/>
+      </w:pPr>
+      <w:r>
+        <w:rPr>
+          <w:b/>
+          <w:bCs/>
+        </w:rPr>
+        <w:t xml:space="preserve">Academic Years Covered</w:t>
+      </w:r>
+      <w:r>
+        <w:t xml:space="preserve">: 2019-20, 2021-22, 2022-23, 2023-24</w:t>
+      </w:r>
+    </w:p>
+    <w:p>
+      <w:pPr>
+        <w:pStyle w:val="BodyText"/>
+      </w:pPr>
+      <w:r>
+        <w:rPr>
+          <w:b/>
+          <w:bCs/>
+        </w:rPr>
+        <w:t xml:space="preserve">Sample Size Breakdown</w:t>
       </w:r>
       <w:r>
         <w:t xml:space="preserve">:</w:t>
@@ -2084,19 +1370,77 @@
         <w:t xml:space="preserve"> </w:t>
       </w:r>
       <w:r>
-        <w:t xml:space="preserve">- Teacher racial diversity may play a particularly important role in schools serving predominantly Black student populations</w:t>
-      </w:r>
-      <w:r>
-        <w:t xml:space="preserve"> </w:t>
-      </w:r>
-      <w:r>
-        <w:t xml:space="preserve">- Schools with high Black student concentrations may benefit most from intentional teacher diversity efforts</w:t>
-      </w:r>
-      <w:r>
-        <w:t xml:space="preserve"> </w:t>
-      </w:r>
-      <w:r>
-        <w:t xml:space="preserve">- Current staffing patterns may contribute to disparate discipline outcomes</w:t>
+        <w:t xml:space="preserve">-</w:t>
+      </w:r>
+      <w:r>
+        <w:t xml:space="preserve"> </w:t>
+      </w:r>
+      <w:r>
+        <w:rPr>
+          <w:b/>
+          <w:bCs/>
+        </w:rPr>
+        <w:t xml:space="preserve">Raw observations</w:t>
+      </w:r>
+      <w:r>
+        <w:t xml:space="preserve">: 3,402,282 school-year-race-reason records (before aggregation)</w:t>
+      </w:r>
+      <w:r>
+        <w:t xml:space="preserve"> </w:t>
+      </w:r>
+      <w:r>
+        <w:t xml:space="preserve">-</w:t>
+      </w:r>
+      <w:r>
+        <w:t xml:space="preserve"> </w:t>
+      </w:r>
+      <w:r>
+        <w:rPr>
+          <w:b/>
+          <w:bCs/>
+        </w:rPr>
+        <w:t xml:space="preserve">Aggregated observations</w:t>
+      </w:r>
+      <w:r>
+        <w:t xml:space="preserve">: 7,808 school-year observations</w:t>
+      </w:r>
+      <w:r>
+        <w:t xml:space="preserve"> </w:t>
+      </w:r>
+      <w:r>
+        <w:t xml:space="preserve">-</w:t>
+      </w:r>
+      <w:r>
+        <w:t xml:space="preserve"> </w:t>
+      </w:r>
+      <w:r>
+        <w:rPr>
+          <w:b/>
+          <w:bCs/>
+        </w:rPr>
+        <w:t xml:space="preserve">Unique schools</w:t>
+      </w:r>
+      <w:r>
+        <w:t xml:space="preserve">: 2,904 California public schools</w:t>
+      </w:r>
+      <w:r>
+        <w:t xml:space="preserve"> </w:t>
+      </w:r>
+      <w:r>
+        <w:t xml:space="preserve">-</w:t>
+      </w:r>
+      <w:r>
+        <w:t xml:space="preserve"> </w:t>
+      </w:r>
+      <w:r>
+        <w:rPr>
+          <w:b/>
+          <w:bCs/>
+        </w:rPr>
+        <w:t xml:space="preserve">Aggregation ratio</w:t>
+      </w:r>
+      <w:r>
+        <w:t xml:space="preserve">: ~435.7 observations per school-year (races × reasons)</w:t>
       </w:r>
     </w:p>
     <w:p>
@@ -2108,7 +1452,35 @@
           <w:b/>
           <w:bCs/>
         </w:rPr>
-        <w:t xml:space="preserve">Recommended Actions</w:t>
+        <w:t xml:space="preserve">What Each</w:t>
+      </w:r>
+      <w:r>
+        <w:rPr>
+          <w:b/>
+          <w:bCs/>
+        </w:rPr>
+        <w:t xml:space="preserve"> </w:t>
+      </w:r>
+      <w:r>
+        <w:rPr>
+          <w:b/>
+          <w:bCs/>
+        </w:rPr>
+        <w:t xml:space="preserve">“Observation”</w:t>
+      </w:r>
+      <w:r>
+        <w:rPr>
+          <w:b/>
+          <w:bCs/>
+        </w:rPr>
+        <w:t xml:space="preserve"> </w:t>
+      </w:r>
+      <w:r>
+        <w:rPr>
+          <w:b/>
+          <w:bCs/>
+        </w:rPr>
+        <w:t xml:space="preserve">Represents</w:t>
       </w:r>
       <w:r>
         <w:t xml:space="preserve">:</w:t>
@@ -2117,54 +1489,61 @@
         <w:t xml:space="preserve"> </w:t>
       </w:r>
       <w:r>
-        <w:t xml:space="preserve">- Prioritize teacher diversity recruitment in schools serving majority-Black student populations</w:t>
-      </w:r>
-      <w:r>
-        <w:t xml:space="preserve"> </w:t>
-      </w:r>
-      <w:r>
-        <w:t xml:space="preserve">- Examine hiring and retention practices in high-suspension schools</w:t>
-      </w:r>
-      <w:r>
-        <w:t xml:space="preserve"> </w:t>
-      </w:r>
-      <w:r>
-        <w:t xml:space="preserve">- Provide culturally responsive discipline training for all staff</w:t>
-      </w:r>
-    </w:p>
-    <w:bookmarkEnd w:id="18"/>
-    <w:bookmarkStart w:id="19" w:name="context-matters"/>
-    <w:p>
-      <w:pPr>
-        <w:pStyle w:val="Heading3"/>
-      </w:pPr>
-      <w:r>
-        <w:t xml:space="preserve">2.</w:t>
-      </w:r>
-      <w:r>
-        <w:t xml:space="preserve"> </w:t>
-      </w:r>
-      <w:r>
-        <w:rPr>
-          <w:b/>
-          <w:bCs/>
-        </w:rPr>
-        <w:t xml:space="preserve">Context Matters</w:t>
-      </w:r>
-    </w:p>
-    <w:p>
-      <w:pPr>
-        <w:pStyle w:val="FirstParagraph"/>
-      </w:pPr>
-      <w:r>
-        <w:rPr>
-          <w:b/>
-          <w:bCs/>
-        </w:rPr>
-        <w:t xml:space="preserve">Finding</w:t>
-      </w:r>
-      <w:r>
-        <w:t xml:space="preserve">: The same change in % White teachers has different associations across school contexts.</w:t>
+        <w:t xml:space="preserve">- One</w:t>
+      </w:r>
+      <w:r>
+        <w:t xml:space="preserve"> </w:t>
+      </w:r>
+      <w:r>
+        <w:rPr>
+          <w:b/>
+          <w:bCs/>
+        </w:rPr>
+        <w:t xml:space="preserve">school</w:t>
+      </w:r>
+      <w:r>
+        <w:t xml:space="preserve"> </w:t>
+      </w:r>
+      <w:r>
+        <w:t xml:space="preserve">(identified by 14-digit CDS code)</w:t>
+      </w:r>
+      <w:r>
+        <w:t xml:space="preserve"> </w:t>
+      </w:r>
+      <w:r>
+        <w:t xml:space="preserve">- In one</w:t>
+      </w:r>
+      <w:r>
+        <w:t xml:space="preserve"> </w:t>
+      </w:r>
+      <w:r>
+        <w:rPr>
+          <w:b/>
+          <w:bCs/>
+        </w:rPr>
+        <w:t xml:space="preserve">academic year</w:t>
+      </w:r>
+      <w:r>
+        <w:t xml:space="preserve"> </w:t>
+      </w:r>
+      <w:r>
+        <w:t xml:space="preserve">(e.g., 2023-24)</w:t>
+      </w:r>
+      <w:r>
+        <w:t xml:space="preserve"> </w:t>
+      </w:r>
+      <w:r>
+        <w:t xml:space="preserve">-</w:t>
+      </w:r>
+      <w:r>
+        <w:t xml:space="preserve"> </w:t>
+      </w:r>
+      <w:r>
+        <w:rPr>
+          <w:b/>
+          <w:bCs/>
+        </w:rPr>
+        <w:t xml:space="preserve">Aggregated across all student races and suspension reasons</w:t>
       </w:r>
     </w:p>
     <w:p>
@@ -2176,7 +1555,22 @@
           <w:b/>
           <w:bCs/>
         </w:rPr>
-        <w:t xml:space="preserve">Implication</w:t>
+        <w:t xml:space="preserve">Geographic Coverage</w:t>
+      </w:r>
+      <w:r>
+        <w:t xml:space="preserve">: All California public schools with complete teacher and suspension data</w:t>
+      </w:r>
+    </w:p>
+    <w:p>
+      <w:pPr>
+        <w:pStyle w:val="BodyText"/>
+      </w:pPr>
+      <w:r>
+        <w:rPr>
+          <w:b/>
+          <w:bCs/>
+        </w:rPr>
+        <w:t xml:space="preserve">Inclusion Criteria</w:t>
       </w:r>
       <w:r>
         <w:t xml:space="preserve">:</w:t>
@@ -2185,19 +1579,31 @@
         <w:t xml:space="preserve"> </w:t>
       </w:r>
       <w:r>
-        <w:t xml:space="preserve">- One-size-fits-all policies may miss important contextual factors</w:t>
-      </w:r>
-      <w:r>
-        <w:t xml:space="preserve"> </w:t>
-      </w:r>
-      <w:r>
-        <w:t xml:space="preserve">- Schools with different racial compositions may need different interventions</w:t>
-      </w:r>
-      <w:r>
-        <w:t xml:space="preserve"> </w:t>
-      </w:r>
-      <w:r>
-        <w:t xml:space="preserve">- Discipline reform efforts should consider school racial composition</w:t>
+        <w:t xml:space="preserve">- Valid Black enrollment quartile (Q1-Q4)</w:t>
+      </w:r>
+      <w:r>
+        <w:t xml:space="preserve"> </w:t>
+      </w:r>
+      <w:r>
+        <w:t xml:space="preserve">- Non-missing teacher diversity data</w:t>
+      </w:r>
+      <w:r>
+        <w:t xml:space="preserve"> </w:t>
+      </w:r>
+      <w:r>
+        <w:t xml:space="preserve">- Non-missing suspension rate data</w:t>
+      </w:r>
+      <w:r>
+        <w:t xml:space="preserve"> </w:t>
+      </w:r>
+      <w:r>
+        <w:t xml:space="preserve">- Positive student enrollment</w:t>
+      </w:r>
+      <w:r>
+        <w:t xml:space="preserve"> </w:t>
+      </w:r>
+      <w:r>
+        <w:t xml:space="preserve">- Academic year 2018-19 or later</w:t>
       </w:r>
     </w:p>
     <w:p>
@@ -2207,28 +1613,240 @@
         </w:pict>
       </w:r>
     </w:p>
+    <w:bookmarkEnd w:id="18"/>
+    <w:bookmarkStart w:id="22" w:name="methodological-notes"/>
+    <w:p>
+      <w:pPr>
+        <w:pStyle w:val="Heading2"/>
+      </w:pPr>
+      <w:r>
+        <w:t xml:space="preserve">Methodological Notes</w:t>
+      </w:r>
+    </w:p>
+    <w:bookmarkStart w:id="19" w:name="X6069e83c4d0a1e2148f69fd21808a128ffdcf58"/>
+    <w:p>
+      <w:pPr>
+        <w:pStyle w:val="Heading3"/>
+      </w:pPr>
+      <w:r>
+        <w:rPr>
+          <w:b/>
+          <w:bCs/>
+        </w:rPr>
+        <w:t xml:space="preserve">CRITICAL: Aggregation to School-Year Level</w:t>
+      </w:r>
+    </w:p>
+    <w:p>
+      <w:pPr>
+        <w:pStyle w:val="FirstParagraph"/>
+      </w:pPr>
+      <w:r>
+        <w:rPr>
+          <w:b/>
+          <w:bCs/>
+        </w:rPr>
+        <w:t xml:space="preserve">Problem</w:t>
+      </w:r>
+      <w:r>
+        <w:t xml:space="preserve">: Raw CDE data is reported at</w:t>
+      </w:r>
+      <w:r>
+        <w:t xml:space="preserve"> </w:t>
+      </w:r>
+      <w:r>
+        <w:rPr>
+          <w:b/>
+          <w:bCs/>
+        </w:rPr>
+        <w:t xml:space="preserve">school-year-race-reason</w:t>
+      </w:r>
+      <w:r>
+        <w:t xml:space="preserve"> </w:t>
+      </w:r>
+      <w:r>
+        <w:t xml:space="preserve">level. This creates ~48 observations per school-year (8 races × 6 reasons), violating the independence assumption in regression.</w:t>
+      </w:r>
+    </w:p>
+    <w:p>
+      <w:pPr>
+        <w:pStyle w:val="BodyText"/>
+      </w:pPr>
+      <w:r>
+        <w:rPr>
+          <w:b/>
+          <w:bCs/>
+        </w:rPr>
+        <w:t xml:space="preserve">Solution</w:t>
+      </w:r>
+      <w:r>
+        <w:t xml:space="preserve">: Before analysis, data are aggregated to</w:t>
+      </w:r>
+      <w:r>
+        <w:t xml:space="preserve"> </w:t>
+      </w:r>
+      <w:r>
+        <w:rPr>
+          <w:b/>
+          <w:bCs/>
+        </w:rPr>
+        <w:t xml:space="preserve">school-year level</w:t>
+      </w:r>
+      <w:r>
+        <w:t xml:space="preserve"> </w:t>
+      </w:r>
+      <w:r>
+        <w:t xml:space="preserve">by:</w:t>
+      </w:r>
+      <w:r>
+        <w:t xml:space="preserve"> </w:t>
+      </w:r>
+      <w:r>
+        <w:t xml:space="preserve">- Summing total suspensions across all races and reason categories</w:t>
+      </w:r>
+      <w:r>
+        <w:t xml:space="preserve"> </w:t>
+      </w:r>
+      <w:r>
+        <w:t xml:space="preserve">- Taking first value of school-level variables (teacher diversity, charter status, Black proportion quartile)</w:t>
+      </w:r>
+      <w:r>
+        <w:t xml:space="preserve"> </w:t>
+      </w:r>
+      <w:r>
+        <w:t xml:space="preserve">- Recalculating overall suspension rates</w:t>
+      </w:r>
+    </w:p>
+    <w:p>
+      <w:pPr>
+        <w:pStyle w:val="BodyText"/>
+      </w:pPr>
+      <w:r>
+        <w:rPr>
+          <w:b/>
+          <w:bCs/>
+        </w:rPr>
+        <w:t xml:space="preserve">Impact</w:t>
+      </w:r>
+      <w:r>
+        <w:t xml:space="preserve">: Standard errors and p-values are now valid for school-level analysis.</w:t>
+      </w:r>
+    </w:p>
     <w:bookmarkEnd w:id="19"/>
+    <w:bookmarkStart w:id="20" w:name="regression-model"/>
+    <w:p>
+      <w:pPr>
+        <w:pStyle w:val="Heading3"/>
+      </w:pPr>
+      <w:r>
+        <w:t xml:space="preserve">Regression Model</w:t>
+      </w:r>
+    </w:p>
+    <w:p>
+      <w:pPr>
+        <w:pStyle w:val="FirstParagraph"/>
+      </w:pPr>
+      <w:r>
+        <w:rPr>
+          <w:b/>
+          <w:bCs/>
+        </w:rPr>
+        <w:t xml:space="preserve">Formula</w:t>
+      </w:r>
+      <w:r>
+        <w:t xml:space="preserve">:</w:t>
+      </w:r>
+    </w:p>
+    <w:p>
+      <w:pPr>
+        <w:pStyle w:val="SourceCode"/>
+      </w:pPr>
+      <w:r>
+        <w:rPr>
+          <w:rStyle w:val="VerbatimChar"/>
+        </w:rPr>
+        <w:t xml:space="preserve">Suspension Rate (%) ~ % White Teachers + Charter Status + School Level</w:t>
+      </w:r>
+    </w:p>
+    <w:p>
+      <w:pPr>
+        <w:pStyle w:val="FirstParagraph"/>
+      </w:pPr>
+      <w:r>
+        <w:rPr>
+          <w:b/>
+          <w:bCs/>
+        </w:rPr>
+        <w:t xml:space="preserve">Key Features</w:t>
+      </w:r>
+      <w:r>
+        <w:t xml:space="preserve">:</w:t>
+      </w:r>
+      <w:r>
+        <w:t xml:space="preserve"> </w:t>
+      </w:r>
+      <w:r>
+        <w:t xml:space="preserve">-</w:t>
+      </w:r>
+      <w:r>
+        <w:t xml:space="preserve"> </w:t>
+      </w:r>
+      <w:r>
+        <w:rPr>
+          <w:b/>
+          <w:bCs/>
+        </w:rPr>
+        <w:t xml:space="preserve">Stratified analysis</w:t>
+      </w:r>
+      <w:r>
+        <w:t xml:space="preserve">: Separate regression for each Black enrollment quartile</w:t>
+      </w:r>
+      <w:r>
+        <w:t xml:space="preserve"> </w:t>
+      </w:r>
+      <w:r>
+        <w:t xml:space="preserve">-</w:t>
+      </w:r>
+      <w:r>
+        <w:t xml:space="preserve"> </w:t>
+      </w:r>
+      <w:r>
+        <w:rPr>
+          <w:b/>
+          <w:bCs/>
+        </w:rPr>
+        <w:t xml:space="preserve">Weighted least squares</w:t>
+      </w:r>
+      <w:r>
+        <w:t xml:space="preserve">: Schools weighted by student enrollment</w:t>
+      </w:r>
+      <w:r>
+        <w:t xml:space="preserve"> </w:t>
+      </w:r>
+      <w:r>
+        <w:t xml:space="preserve">-</w:t>
+      </w:r>
+      <w:r>
+        <w:t xml:space="preserve"> </w:t>
+      </w:r>
+      <w:r>
+        <w:rPr>
+          <w:b/>
+          <w:bCs/>
+        </w:rPr>
+        <w:t xml:space="preserve">Controls</w:t>
+      </w:r>
+      <w:r>
+        <w:t xml:space="preserve">: Charter status (binary), School level (Elementary, Middle, High, Other, Alternative)</w:t>
+      </w:r>
+    </w:p>
     <w:bookmarkEnd w:id="20"/>
-    <w:bookmarkStart w:id="25" w:name="limitations-and-caveats"/>
-    <w:p>
-      <w:pPr>
-        <w:pStyle w:val="Heading2"/>
-      </w:pPr>
-      <w:r>
-        <w:t xml:space="preserve">Limitations and Caveats</w:t>
-      </w:r>
-    </w:p>
-    <w:bookmarkStart w:id="21" w:name="critical-correlational-not-causal"/>
+    <w:bookmarkStart w:id="21" w:name="statistical-significance"/>
     <w:p>
       <w:pPr>
         <w:pStyle w:val="Heading3"/>
       </w:pPr>
       <w:r>
-        <w:rPr>
-          <w:b/>
-          <w:bCs/>
-        </w:rPr>
-        <w:t xml:space="preserve">CRITICAL: Correlational, Not Causal</w:t>
+        <w:t xml:space="preserve">Statistical Significance</w:t>
       </w:r>
     </w:p>
     <w:p>
@@ -2236,52 +1854,95 @@
         <w:pStyle w:val="FirstParagraph"/>
       </w:pPr>
       <w:r>
-        <w:t xml:space="preserve">This analysis uses</w:t>
-      </w:r>
-      <w:r>
-        <w:t xml:space="preserve"> </w:t>
-      </w:r>
-      <w:r>
-        <w:rPr>
-          <w:b/>
-          <w:bCs/>
-        </w:rPr>
-        <w:t xml:space="preserve">observational data and weighted linear regression</w:t>
-      </w:r>
-      <w:r>
-        <w:t xml:space="preserve"> </w:t>
-      </w:r>
-      <w:r>
-        <w:t xml:space="preserve">which can detect</w:t>
-      </w:r>
-      <w:r>
-        <w:t xml:space="preserve"> </w:t>
-      </w:r>
-      <w:r>
-        <w:rPr>
-          <w:b/>
-          <w:bCs/>
-        </w:rPr>
-        <w:t xml:space="preserve">associations</w:t>
-      </w:r>
-      <w:r>
-        <w:t xml:space="preserve"> </w:t>
-      </w:r>
-      <w:r>
-        <w:t xml:space="preserve">but cannot prove</w:t>
-      </w:r>
-      <w:r>
-        <w:t xml:space="preserve"> </w:t>
-      </w:r>
-      <w:r>
-        <w:rPr>
-          <w:b/>
-          <w:bCs/>
-        </w:rPr>
-        <w:t xml:space="preserve">causation</w:t>
-      </w:r>
-      <w:r>
-        <w:t xml:space="preserve">.</w:t>
+        <w:t xml:space="preserve">Throughout this summary:</w:t>
+      </w:r>
+      <w:r>
+        <w:t xml:space="preserve"> </w:t>
+      </w:r>
+      <w:r>
+        <w:t xml:space="preserve">-</w:t>
+      </w:r>
+      <w:r>
+        <w:t xml:space="preserve"> </w:t>
+      </w:r>
+      <w:r>
+        <w:rPr>
+          <w:b/>
+          <w:bCs/>
+        </w:rPr>
+        <w:t xml:space="preserve">***</w:t>
+      </w:r>
+      <w:r>
+        <w:t xml:space="preserve"> </w:t>
+      </w:r>
+      <w:r>
+        <w:t xml:space="preserve">indicates p &lt; 0.001 (highly statistically significant)</w:t>
+      </w:r>
+      <w:r>
+        <w:t xml:space="preserve"> </w:t>
+      </w:r>
+      <w:r>
+        <w:t xml:space="preserve">-</w:t>
+      </w:r>
+      <w:r>
+        <w:t xml:space="preserve"> </w:t>
+      </w:r>
+      <w:r>
+        <w:rPr>
+          <w:b/>
+          <w:bCs/>
+        </w:rPr>
+        <w:t xml:space="preserve">**</w:t>
+      </w:r>
+      <w:r>
+        <w:t xml:space="preserve"> </w:t>
+      </w:r>
+      <w:r>
+        <w:t xml:space="preserve">indicates p &lt; 0.01 (very statistically significant)</w:t>
+      </w:r>
+      <w:r>
+        <w:t xml:space="preserve"> </w:t>
+      </w:r>
+      <w:r>
+        <w:t xml:space="preserve">-</w:t>
+      </w:r>
+      <w:r>
+        <w:t xml:space="preserve"> </w:t>
+      </w:r>
+      <w:r>
+        <w:rPr>
+          <w:b/>
+          <w:bCs/>
+        </w:rPr>
+        <w:t xml:space="preserve">*</w:t>
+      </w:r>
+      <w:r>
+        <w:t xml:space="preserve"> </w:t>
+      </w:r>
+      <w:r>
+        <w:t xml:space="preserve">indicates p &lt; 0.05 (statistically significant)</w:t>
+      </w:r>
+      <w:r>
+        <w:t xml:space="preserve"> </w:t>
+      </w:r>
+      <w:r>
+        <w:t xml:space="preserve">-</w:t>
+      </w:r>
+      <w:r>
+        <w:t xml:space="preserve"> </w:t>
+      </w:r>
+      <w:r>
+        <w:rPr>
+          <w:b/>
+          <w:bCs/>
+        </w:rPr>
+        <w:t xml:space="preserve">NS</w:t>
+      </w:r>
+      <w:r>
+        <w:t xml:space="preserve"> </w:t>
+      </w:r>
+      <w:r>
+        <w:t xml:space="preserve">indicates not statistically significant (p ≥ 0.05)</w:t>
       </w:r>
     </w:p>
     <w:p>
@@ -2293,215 +1954,26 @@
           <w:b/>
           <w:bCs/>
         </w:rPr>
-        <w:t xml:space="preserve">What we CAN say</w:t>
-      </w:r>
-      <w:r>
-        <w:t xml:space="preserve">:</w:t>
-      </w:r>
-      <w:r>
-        <w:t xml:space="preserve"> </w:t>
-      </w:r>
-      <w:r>
-        <w:t xml:space="preserve">- There is a statistically significant association between % White teachers and suspension rates</w:t>
-      </w:r>
-      <w:r>
-        <w:t xml:space="preserve"> </w:t>
-      </w:r>
-      <w:r>
-        <w:t xml:space="preserve">- This association is stronger in majority-Black schools (Q4) than majority-White schools (Q1)</w:t>
-      </w:r>
-      <w:r>
-        <w:t xml:space="preserve"> </w:t>
-      </w:r>
-      <w:r>
-        <w:t xml:space="preserve">- The pattern holds after controlling for charter status and school level</w:t>
-      </w:r>
-    </w:p>
-    <w:p>
-      <w:pPr>
-        <w:pStyle w:val="BodyText"/>
-      </w:pPr>
-      <w:r>
-        <w:rPr>
-          <w:b/>
-          <w:bCs/>
-        </w:rPr>
-        <w:t xml:space="preserve">What we CANNOT say</w:t>
-      </w:r>
-      <w:r>
-        <w:t xml:space="preserve">:</w:t>
-      </w:r>
-      <w:r>
-        <w:t xml:space="preserve"> </w:t>
-      </w:r>
-      <w:r>
-        <w:t xml:space="preserve">- Changing teacher racial composition would</w:t>
-      </w:r>
-      <w:r>
-        <w:t xml:space="preserve"> </w:t>
-      </w:r>
-      <w:r>
-        <w:rPr>
-          <w:i/>
-          <w:iCs/>
-        </w:rPr>
-        <w:t xml:space="preserve">cause</w:t>
-      </w:r>
-      <w:r>
-        <w:t xml:space="preserve"> </w:t>
-      </w:r>
-      <w:r>
-        <w:t xml:space="preserve">changes in suspension rates</w:t>
-      </w:r>
-      <w:r>
-        <w:t xml:space="preserve"> </w:t>
-      </w:r>
-      <w:r>
-        <w:t xml:space="preserve">- Teacher race is the primary</w:t>
-      </w:r>
-      <w:r>
-        <w:t xml:space="preserve"> </w:t>
-      </w:r>
-      <w:r>
-        <w:rPr>
-          <w:i/>
-          <w:iCs/>
-        </w:rPr>
-        <w:t xml:space="preserve">cause</w:t>
-      </w:r>
-      <w:r>
-        <w:t xml:space="preserve"> </w:t>
-      </w:r>
-      <w:r>
-        <w:t xml:space="preserve">of suspension rate differences</w:t>
-      </w:r>
-      <w:r>
-        <w:t xml:space="preserve"> </w:t>
-      </w:r>
-      <w:r>
-        <w:t xml:space="preserve">- Individual teachers’ racial identities determine their discipline practices</w:t>
-      </w:r>
-    </w:p>
-    <w:bookmarkEnd w:id="21"/>
-    <w:bookmarkStart w:id="22" w:name="confounding-variables"/>
-    <w:p>
-      <w:pPr>
-        <w:pStyle w:val="Heading3"/>
-      </w:pPr>
-      <w:r>
-        <w:rPr>
-          <w:b/>
-          <w:bCs/>
-        </w:rPr>
-        <w:t xml:space="preserve">Confounding Variables</w:t>
-      </w:r>
-    </w:p>
-    <w:p>
-      <w:pPr>
-        <w:pStyle w:val="FirstParagraph"/>
-      </w:pPr>
-      <w:r>
-        <w:t xml:space="preserve">Many unmeasured factors could influence both teacher diversity and suspension rates:</w:t>
-      </w:r>
-      <w:r>
-        <w:t xml:space="preserve"> </w:t>
-      </w:r>
-      <w:r>
-        <w:t xml:space="preserve">- School leadership quality and administrative practices</w:t>
-      </w:r>
-      <w:r>
-        <w:t xml:space="preserve"> </w:t>
-      </w:r>
-      <w:r>
-        <w:t xml:space="preserve">- Community socioeconomic conditions and resources</w:t>
-      </w:r>
-      <w:r>
-        <w:t xml:space="preserve"> </w:t>
-      </w:r>
-      <w:r>
-        <w:t xml:space="preserve">- District-level policies and enforcement</w:t>
-      </w:r>
-      <w:r>
-        <w:t xml:space="preserve"> </w:t>
-      </w:r>
-      <w:r>
-        <w:t xml:space="preserve">- School climate and culture</w:t>
-      </w:r>
-      <w:r>
-        <w:t xml:space="preserve"> </w:t>
-      </w:r>
-      <w:r>
-        <w:t xml:space="preserve">- Historical staffing patterns and structural inequities</w:t>
-      </w:r>
-      <w:r>
-        <w:t xml:space="preserve"> </w:t>
-      </w:r>
-      <w:r>
-        <w:t xml:space="preserve">- Student support services availability</w:t>
-      </w:r>
-    </w:p>
-    <w:bookmarkEnd w:id="22"/>
-    <w:bookmarkStart w:id="23" w:name="ecological-fallacy"/>
-    <w:p>
-      <w:pPr>
-        <w:pStyle w:val="Heading3"/>
-      </w:pPr>
-      <w:r>
-        <w:rPr>
-          <w:b/>
-          <w:bCs/>
-        </w:rPr>
-        <w:t xml:space="preserve">Ecological Fallacy</w:t>
-      </w:r>
-    </w:p>
-    <w:p>
-      <w:pPr>
-        <w:pStyle w:val="FirstParagraph"/>
-      </w:pPr>
-      <w:r>
-        <w:t xml:space="preserve">This is a school-level analysis. School-level patterns may not reflect individual teacher or student experiences.</w:t>
-      </w:r>
-    </w:p>
-    <w:bookmarkEnd w:id="23"/>
-    <w:bookmarkStart w:id="24" w:name="statistical-inference"/>
-    <w:p>
-      <w:pPr>
-        <w:pStyle w:val="Heading3"/>
-      </w:pPr>
-      <w:r>
-        <w:rPr>
-          <w:b/>
-          <w:bCs/>
-        </w:rPr>
-        <w:t xml:space="preserve">Statistical Inference</w:t>
-      </w:r>
-    </w:p>
-    <w:p>
-      <w:pPr>
-        <w:pStyle w:val="FirstParagraph"/>
-      </w:pPr>
-      <w:r>
-        <w:t xml:space="preserve">Formal testing of whether slope differences are statistically significant would require:</w:t>
-      </w:r>
-      <w:r>
-        <w:t xml:space="preserve"> </w:t>
-      </w:r>
-      <w:r>
-        <w:t xml:space="preserve">- Interaction terms in a pooled regression model, OR</w:t>
-      </w:r>
-      <w:r>
-        <w:t xml:space="preserve"> </w:t>
-      </w:r>
-      <w:r>
-        <w:t xml:space="preserve">- Bootstrapping methods to estimate uncertainty of slope differences</w:t>
-      </w:r>
-    </w:p>
-    <w:p>
-      <w:pPr>
-        <w:pStyle w:val="BodyText"/>
-      </w:pPr>
-      <w:r>
-        <w:t xml:space="preserve">The current analysis runs separate regressions per quartile, which provides visual and descriptive evidence but not formal hypothesis testing.</w:t>
+        <w:t xml:space="preserve">Important</w:t>
+      </w:r>
+      <w:r>
+        <w:t xml:space="preserve">: All quartiles show highly significant associations (p &lt; 0.001). The key finding is the</w:t>
+      </w:r>
+      <w:r>
+        <w:t xml:space="preserve"> </w:t>
+      </w:r>
+      <w:r>
+        <w:rPr>
+          <w:b/>
+          <w:bCs/>
+        </w:rPr>
+        <w:t xml:space="preserve">difference in slope magnitude</w:t>
+      </w:r>
+      <w:r>
+        <w:t xml:space="preserve"> </w:t>
+      </w:r>
+      <w:r>
+        <w:t xml:space="preserve">across quartiles.</w:t>
       </w:r>
     </w:p>
     <w:p>
@@ -2511,200 +1983,300 @@
         </w:pict>
       </w:r>
     </w:p>
+    <w:bookmarkEnd w:id="21"/>
+    <w:bookmarkEnd w:id="22"/>
+    <w:bookmarkStart w:id="26" w:name="implications-for-practice-and-policy"/>
+    <w:p>
+      <w:pPr>
+        <w:pStyle w:val="Heading2"/>
+      </w:pPr>
+      <w:r>
+        <w:t xml:space="preserve">Implications for Practice and Policy</w:t>
+      </w:r>
+    </w:p>
+    <w:bookmarkStart w:id="23" w:name="X8b6419da5bbeafd79749b98387967170e7e8ccc"/>
+    <w:p>
+      <w:pPr>
+        <w:pStyle w:val="Heading3"/>
+      </w:pPr>
+      <w:r>
+        <w:t xml:space="preserve">1.</w:t>
+      </w:r>
+      <w:r>
+        <w:t xml:space="preserve"> </w:t>
+      </w:r>
+      <w:r>
+        <w:rPr>
+          <w:b/>
+          <w:bCs/>
+        </w:rPr>
+        <w:t xml:space="preserve">Context Matters: Effect Varies by School Composition</w:t>
+      </w:r>
+    </w:p>
+    <w:p>
+      <w:pPr>
+        <w:pStyle w:val="FirstParagraph"/>
+      </w:pPr>
+      <w:r>
+        <w:rPr>
+          <w:b/>
+          <w:bCs/>
+        </w:rPr>
+        <w:t xml:space="preserve">Finding</w:t>
+      </w:r>
+      <w:r>
+        <w:t xml:space="preserve">: Teacher racial composition shows -5.6X stronger association with suspension rates in majority-Black schools compared to majority-White schools.</w:t>
+      </w:r>
+    </w:p>
+    <w:p>
+      <w:pPr>
+        <w:pStyle w:val="BodyText"/>
+      </w:pPr>
+      <w:r>
+        <w:rPr>
+          <w:b/>
+          <w:bCs/>
+        </w:rPr>
+        <w:t xml:space="preserve">Implication</w:t>
+      </w:r>
+      <w:r>
+        <w:t xml:space="preserve">:</w:t>
+      </w:r>
+      <w:r>
+        <w:t xml:space="preserve"> </w:t>
+      </w:r>
+      <w:r>
+        <w:t xml:space="preserve">- Teacher diversity initiatives may have different impacts depending on school context</w:t>
+      </w:r>
+      <w:r>
+        <w:t xml:space="preserve"> </w:t>
+      </w:r>
+      <w:r>
+        <w:t xml:space="preserve">- Majority-Black schools show stronger correlations between staff composition and discipline outcomes</w:t>
+      </w:r>
+      <w:r>
+        <w:t xml:space="preserve"> </w:t>
+      </w:r>
+      <w:r>
+        <w:t xml:space="preserve">- One-size-fits-all approaches may not be effective</w:t>
+      </w:r>
+    </w:p>
+    <w:p>
+      <w:pPr>
+        <w:pStyle w:val="BodyText"/>
+      </w:pPr>
+      <w:r>
+        <w:rPr>
+          <w:b/>
+          <w:bCs/>
+        </w:rPr>
+        <w:t xml:space="preserve">Recommended Actions</w:t>
+      </w:r>
+      <w:r>
+        <w:t xml:space="preserve">:</w:t>
+      </w:r>
+      <w:r>
+        <w:t xml:space="preserve"> </w:t>
+      </w:r>
+      <w:r>
+        <w:t xml:space="preserve">- Prioritize culturally responsive hiring in schools serving predominantly Black students</w:t>
+      </w:r>
+      <w:r>
+        <w:t xml:space="preserve"> </w:t>
+      </w:r>
+      <w:r>
+        <w:t xml:space="preserve">- Consider school-specific diversity goals based on student composition</w:t>
+      </w:r>
+      <w:r>
+        <w:t xml:space="preserve"> </w:t>
+      </w:r>
+      <w:r>
+        <w:t xml:space="preserve">- Pair diversity initiatives with training in culturally responsive discipline practices</w:t>
+      </w:r>
+    </w:p>
+    <w:bookmarkEnd w:id="23"/>
+    <w:bookmarkStart w:id="24" w:name="X0835b9ccf9041bfe966312f70d22c3556b858cf"/>
+    <w:p>
+      <w:pPr>
+        <w:pStyle w:val="Heading3"/>
+      </w:pPr>
+      <w:r>
+        <w:t xml:space="preserve">2.</w:t>
+      </w:r>
+      <w:r>
+        <w:t xml:space="preserve"> </w:t>
+      </w:r>
+      <w:r>
+        <w:rPr>
+          <w:b/>
+          <w:bCs/>
+        </w:rPr>
+        <w:t xml:space="preserve">Positive Associations Across All Quartiles</w:t>
+      </w:r>
+    </w:p>
+    <w:p>
+      <w:pPr>
+        <w:pStyle w:val="FirstParagraph"/>
+      </w:pPr>
+      <w:r>
+        <w:rPr>
+          <w:b/>
+          <w:bCs/>
+        </w:rPr>
+        <w:t xml:space="preserve">Finding</w:t>
+      </w:r>
+      <w:r>
+        <w:t xml:space="preserve">: Higher % White teachers is associated with higher suspension rates in ALL quartiles, but the association is strongest in Q4.</w:t>
+      </w:r>
+    </w:p>
+    <w:p>
+      <w:pPr>
+        <w:pStyle w:val="BodyText"/>
+      </w:pPr>
+      <w:r>
+        <w:rPr>
+          <w:b/>
+          <w:bCs/>
+        </w:rPr>
+        <w:t xml:space="preserve">Interpretation</w:t>
+      </w:r>
+      <w:r>
+        <w:t xml:space="preserve">: This is a</w:t>
+      </w:r>
+      <w:r>
+        <w:t xml:space="preserve"> </w:t>
+      </w:r>
+      <w:r>
+        <w:rPr>
+          <w:b/>
+          <w:bCs/>
+        </w:rPr>
+        <w:t xml:space="preserve">correlational pattern</w:t>
+      </w:r>
+      <w:r>
+        <w:t xml:space="preserve">, not a causal relationship. Possible explanations:</w:t>
+      </w:r>
+      <w:r>
+        <w:t xml:space="preserve"> </w:t>
+      </w:r>
+      <w:r>
+        <w:t xml:space="preserve">- Schools with higher suspension rates may have difficulty recruiting diverse staff</w:t>
+      </w:r>
+      <w:r>
+        <w:t xml:space="preserve"> </w:t>
+      </w:r>
+      <w:r>
+        <w:t xml:space="preserve">- Diverse teachers may implement more culturally responsive practices</w:t>
+      </w:r>
+      <w:r>
+        <w:t xml:space="preserve"> </w:t>
+      </w:r>
+      <w:r>
+        <w:t xml:space="preserve">- Unmeasured factors (school culture, community context) drive both diversity and discipline</w:t>
+      </w:r>
+      <w:r>
+        <w:t xml:space="preserve"> </w:t>
+      </w:r>
+      <w:r>
+        <w:t xml:space="preserve">- Reverse causation: high-suspension schools may hire more diverse staff to address problems</w:t>
+      </w:r>
+    </w:p>
+    <w:p>
+      <w:pPr>
+        <w:pStyle w:val="BodyText"/>
+      </w:pPr>
+      <w:r>
+        <w:rPr>
+          <w:b/>
+          <w:bCs/>
+        </w:rPr>
+        <w:t xml:space="preserve">Implication</w:t>
+      </w:r>
+      <w:r>
+        <w:t xml:space="preserve">: Do NOT conclude that White teachers cause higher suspension rates. This analysis identifies associations that warrant further investigation.</w:t>
+      </w:r>
+    </w:p>
     <w:bookmarkEnd w:id="24"/>
-    <w:bookmarkEnd w:id="25"/>
-    <w:bookmarkStart w:id="29" w:name="recommendations-for-further-analysis"/>
-    <w:p>
-      <w:pPr>
-        <w:pStyle w:val="Heading2"/>
-      </w:pPr>
-      <w:r>
-        <w:t xml:space="preserve">Recommendations for Further Analysis</w:t>
-      </w:r>
-    </w:p>
-    <w:bookmarkStart w:id="26" w:name="statistical-extensions"/>
+    <w:bookmarkStart w:id="25" w:name="small-effect-sizes-require-context"/>
     <w:p>
       <w:pPr>
         <w:pStyle w:val="Heading3"/>
       </w:pPr>
       <w:r>
-        <w:rPr>
-          <w:b/>
-          <w:bCs/>
-        </w:rPr>
-        <w:t xml:space="preserve">Statistical Extensions</w:t>
-      </w:r>
-    </w:p>
-    <w:p>
-      <w:pPr>
-        <w:pStyle w:val="Compact"/>
-        <w:numPr>
-          <w:ilvl w:val="0"/>
-          <w:numId w:val="1001"/>
-        </w:numPr>
-      </w:pPr>
-      <w:r>
-        <w:t xml:space="preserve">Run pooled regression with interaction terms to formally test if Q4-Q1 slope difference is statistically significant</w:t>
-      </w:r>
-    </w:p>
-    <w:p>
-      <w:pPr>
-        <w:pStyle w:val="Compact"/>
-        <w:numPr>
-          <w:ilvl w:val="0"/>
-          <w:numId w:val="1001"/>
-        </w:numPr>
-      </w:pPr>
-      <w:r>
-        <w:t xml:space="preserve">Use bootstrapping to estimate confidence intervals for slope differences across quartiles</w:t>
-      </w:r>
-    </w:p>
-    <w:p>
-      <w:pPr>
-        <w:pStyle w:val="Compact"/>
-        <w:numPr>
-          <w:ilvl w:val="0"/>
-          <w:numId w:val="1001"/>
-        </w:numPr>
-      </w:pPr>
-      <w:r>
-        <w:t xml:space="preserve">Test sensitivity to different quartile definitions (quintiles, deciles, continuous measure)</w:t>
-      </w:r>
-    </w:p>
-    <w:bookmarkEnd w:id="26"/>
-    <w:bookmarkStart w:id="27" w:name="mechanism-exploration"/>
-    <w:p>
-      <w:pPr>
-        <w:pStyle w:val="Heading3"/>
-      </w:pPr>
-      <w:r>
-        <w:rPr>
-          <w:b/>
-          <w:bCs/>
-        </w:rPr>
-        <w:t xml:space="preserve">Mechanism Exploration</w:t>
-      </w:r>
-    </w:p>
-    <w:p>
-      <w:pPr>
-        <w:pStyle w:val="Compact"/>
-        <w:numPr>
-          <w:ilvl w:val="0"/>
-          <w:numId w:val="1002"/>
-        </w:numPr>
-      </w:pPr>
-      <w:r>
-        <w:t xml:space="preserve">Investigate what mediates the stronger association in Q4 schools:</w:t>
-      </w:r>
-    </w:p>
-    <w:p>
-      <w:pPr>
-        <w:pStyle w:val="Compact"/>
-        <w:numPr>
-          <w:ilvl w:val="1"/>
-          <w:numId w:val="1003"/>
-        </w:numPr>
-      </w:pPr>
-      <w:r>
-        <w:t xml:space="preserve">School climate measures</w:t>
-      </w:r>
-    </w:p>
-    <w:p>
-      <w:pPr>
-        <w:pStyle w:val="Compact"/>
-        <w:numPr>
-          <w:ilvl w:val="1"/>
-          <w:numId w:val="1003"/>
-        </w:numPr>
-      </w:pPr>
-      <w:r>
-        <w:t xml:space="preserve">Administrative support for discipline reform</w:t>
-      </w:r>
-    </w:p>
-    <w:p>
-      <w:pPr>
-        <w:pStyle w:val="Compact"/>
-        <w:numPr>
-          <w:ilvl w:val="1"/>
-          <w:numId w:val="1003"/>
-        </w:numPr>
-      </w:pPr>
-      <w:r>
-        <w:t xml:space="preserve">Community engagement patterns</w:t>
-      </w:r>
-    </w:p>
-    <w:p>
-      <w:pPr>
-        <w:pStyle w:val="Compact"/>
-        <w:numPr>
-          <w:ilvl w:val="0"/>
-          <w:numId w:val="1002"/>
-        </w:numPr>
-      </w:pPr>
-      <w:r>
-        <w:t xml:space="preserve">Examine whether teacher experience or tenure moderates the relationship</w:t>
-      </w:r>
-    </w:p>
-    <w:p>
-      <w:pPr>
-        <w:pStyle w:val="Compact"/>
-        <w:numPr>
-          <w:ilvl w:val="0"/>
-          <w:numId w:val="1002"/>
-        </w:numPr>
-      </w:pPr>
-      <w:r>
-        <w:t xml:space="preserve">Analyze suspension reason categories (defiance vs. serious offenses) by quartile</w:t>
-      </w:r>
-    </w:p>
-    <w:bookmarkEnd w:id="27"/>
-    <w:bookmarkStart w:id="28" w:name="longitudinal-analysis"/>
-    <w:p>
-      <w:pPr>
-        <w:pStyle w:val="Heading3"/>
-      </w:pPr>
-      <w:r>
-        <w:rPr>
-          <w:b/>
-          <w:bCs/>
-        </w:rPr>
-        <w:t xml:space="preserve">Longitudinal Analysis</w:t>
-      </w:r>
-    </w:p>
-    <w:p>
-      <w:pPr>
-        <w:pStyle w:val="Compact"/>
-        <w:numPr>
-          <w:ilvl w:val="0"/>
-          <w:numId w:val="1004"/>
-        </w:numPr>
-      </w:pPr>
-      <w:r>
-        <w:t xml:space="preserve">Track schools over time to see if changes in teacher diversity associate with changes in suspension rates</w:t>
-      </w:r>
-    </w:p>
-    <w:p>
-      <w:pPr>
-        <w:pStyle w:val="Compact"/>
-        <w:numPr>
-          <w:ilvl w:val="0"/>
-          <w:numId w:val="1004"/>
-        </w:numPr>
-      </w:pPr>
-      <w:r>
-        <w:t xml:space="preserve">Use school fixed effects to control for time-invariant school characteristics</w:t>
-      </w:r>
-    </w:p>
-    <w:p>
-      <w:pPr>
-        <w:pStyle w:val="Compact"/>
-        <w:numPr>
-          <w:ilvl w:val="0"/>
-          <w:numId w:val="1004"/>
-        </w:numPr>
-      </w:pPr>
-      <w:r>
-        <w:t xml:space="preserve">Examine trajectories before/after major staffing changes</w:t>
+        <w:t xml:space="preserve">3.</w:t>
+      </w:r>
+      <w:r>
+        <w:t xml:space="preserve"> </w:t>
+      </w:r>
+      <w:r>
+        <w:rPr>
+          <w:b/>
+          <w:bCs/>
+        </w:rPr>
+        <w:t xml:space="preserve">Small Effect Sizes Require Context</w:t>
+      </w:r>
+    </w:p>
+    <w:p>
+      <w:pPr>
+        <w:pStyle w:val="FirstParagraph"/>
+      </w:pPr>
+      <w:r>
+        <w:rPr>
+          <w:b/>
+          <w:bCs/>
+        </w:rPr>
+        <w:t xml:space="preserve">Finding</w:t>
+      </w:r>
+      <w:r>
+        <w:t xml:space="preserve">: Even in Q4 (strongest association), a 10pp increase in % White teachers is associated with only 0.371pp increase in suspension rate.</w:t>
+      </w:r>
+    </w:p>
+    <w:p>
+      <w:pPr>
+        <w:pStyle w:val="BodyText"/>
+      </w:pPr>
+      <w:r>
+        <w:rPr>
+          <w:b/>
+          <w:bCs/>
+        </w:rPr>
+        <w:t xml:space="preserve">Context</w:t>
+      </w:r>
+      <w:r>
+        <w:t xml:space="preserve">:</w:t>
+      </w:r>
+      <w:r>
+        <w:t xml:space="preserve"> </w:t>
+      </w:r>
+      <w:r>
+        <w:t xml:space="preserve">- Baseline suspension rates typically 2-10%</w:t>
+      </w:r>
+      <w:r>
+        <w:t xml:space="preserve"> </w:t>
+      </w:r>
+      <w:r>
+        <w:t xml:space="preserve">- A 0.371pp increase from 5% to 5.371% is a 7.4% relative increase</w:t>
+      </w:r>
+      <w:r>
+        <w:t xml:space="preserve"> </w:t>
+      </w:r>
+      <w:r>
+        <w:t xml:space="preserve">- At scale (thousands of schools), these associations affect thousands of students</w:t>
+      </w:r>
+    </w:p>
+    <w:p>
+      <w:pPr>
+        <w:pStyle w:val="BodyText"/>
+      </w:pPr>
+      <w:r>
+        <w:rPr>
+          <w:b/>
+          <w:bCs/>
+        </w:rPr>
+        <w:t xml:space="preserve">Implication</w:t>
+      </w:r>
+      <w:r>
+        <w:t xml:space="preserve">: Small coefficients can be meaningful in aggregate, but teacher diversity alone is unlikely to dramatically reduce suspension rates.</w:t>
       </w:r>
     </w:p>
     <w:p>
@@ -2714,18 +2286,18 @@
         </w:pict>
       </w:r>
     </w:p>
-    <w:bookmarkEnd w:id="28"/>
-    <w:bookmarkEnd w:id="29"/>
-    <w:bookmarkStart w:id="34" w:name="data-outputs-available"/>
+    <w:bookmarkEnd w:id="25"/>
+    <w:bookmarkEnd w:id="26"/>
+    <w:bookmarkStart w:id="29" w:name="limitations-and-caveats"/>
     <w:p>
       <w:pPr>
         <w:pStyle w:val="Heading2"/>
       </w:pPr>
       <w:r>
-        <w:t xml:space="preserve">Data Outputs Available</w:t>
-      </w:r>
-    </w:p>
-    <w:bookmarkStart w:id="30" w:name="tables-csv-format"/>
+        <w:t xml:space="preserve">Limitations and Caveats</w:t>
+      </w:r>
+    </w:p>
+    <w:bookmarkStart w:id="27" w:name="critical-correlational-not-causal"/>
     <w:p>
       <w:pPr>
         <w:pStyle w:val="Heading3"/>
@@ -2735,34 +2307,7 @@
           <w:b/>
           <w:bCs/>
         </w:rPr>
-        <w:t xml:space="preserve">Tables</w:t>
-      </w:r>
-      <w:r>
-        <w:t xml:space="preserve"> </w:t>
-      </w:r>
-      <w:r>
-        <w:t xml:space="preserve">(CSV format)</w:t>
-      </w:r>
-    </w:p>
-    <w:p>
-      <w:pPr>
-        <w:pStyle w:val="Compact"/>
-        <w:numPr>
-          <w:ilvl w:val="0"/>
-          <w:numId w:val="1005"/>
-        </w:numPr>
-      </w:pPr>
-      <w:r>
-        <w:rPr>
-          <w:rStyle w:val="VerbatimChar"/>
-        </w:rPr>
-        <w:t xml:space="preserve">24_quartile_slope_comparison_coefficients.csv</w:t>
-      </w:r>
-      <w:r>
-        <w:t xml:space="preserve"> </w:t>
-      </w:r>
-      <w:r>
-        <w:t xml:space="preserve">- Regression results for all four quartiles with coefficients, standard errors, confidence intervals, and model fit statistics</w:t>
+        <w:t xml:space="preserve">CRITICAL: Correlational, Not Causal</w:t>
       </w:r>
     </w:p>
     <w:p>
@@ -2770,11 +2315,77 @@
         <w:pStyle w:val="FirstParagraph"/>
       </w:pPr>
       <w:r>
-        <w:rPr>
-          <w:b/>
-          <w:bCs/>
-        </w:rPr>
-        <w:t xml:space="preserve">Output Location</w:t>
+        <w:t xml:space="preserve">This analysis uses</w:t>
+      </w:r>
+      <w:r>
+        <w:t xml:space="preserve"> </w:t>
+      </w:r>
+      <w:r>
+        <w:rPr>
+          <w:b/>
+          <w:bCs/>
+        </w:rPr>
+        <w:t xml:space="preserve">observational data</w:t>
+      </w:r>
+      <w:r>
+        <w:t xml:space="preserve"> </w:t>
+      </w:r>
+      <w:r>
+        <w:t xml:space="preserve">and</w:t>
+      </w:r>
+      <w:r>
+        <w:t xml:space="preserve"> </w:t>
+      </w:r>
+      <w:r>
+        <w:rPr>
+          <w:b/>
+          <w:bCs/>
+        </w:rPr>
+        <w:t xml:space="preserve">stratified regression</w:t>
+      </w:r>
+      <w:r>
+        <w:t xml:space="preserve">, which can detect</w:t>
+      </w:r>
+      <w:r>
+        <w:t xml:space="preserve"> </w:t>
+      </w:r>
+      <w:r>
+        <w:rPr>
+          <w:b/>
+          <w:bCs/>
+        </w:rPr>
+        <w:t xml:space="preserve">associations</w:t>
+      </w:r>
+      <w:r>
+        <w:t xml:space="preserve"> </w:t>
+      </w:r>
+      <w:r>
+        <w:t xml:space="preserve">but cannot prove</w:t>
+      </w:r>
+      <w:r>
+        <w:t xml:space="preserve"> </w:t>
+      </w:r>
+      <w:r>
+        <w:rPr>
+          <w:b/>
+          <w:bCs/>
+        </w:rPr>
+        <w:t xml:space="preserve">causation</w:t>
+      </w:r>
+      <w:r>
+        <w:t xml:space="preserve">.</w:t>
+      </w:r>
+    </w:p>
+    <w:p>
+      <w:pPr>
+        <w:pStyle w:val="BodyText"/>
+      </w:pPr>
+      <w:r>
+        <w:rPr>
+          <w:b/>
+          <w:bCs/>
+        </w:rPr>
+        <w:t xml:space="preserve">What we CAN say</w:t>
       </w:r>
       <w:r>
         <w:t xml:space="preserve">:</w:t>
@@ -2783,51 +2394,184 @@
         <w:t xml:space="preserve"> </w:t>
       </w:r>
       <w:r>
-        <w:rPr>
-          <w:rStyle w:val="VerbatimChar"/>
-        </w:rPr>
-        <w:t xml:space="preserve">outputs/tables/</w:t>
-      </w:r>
-    </w:p>
-    <w:bookmarkEnd w:id="30"/>
-    <w:bookmarkStart w:id="31" w:name="visualizations-png-300-dpi"/>
+        <w:t xml:space="preserve">- Teacher racial composition is associated with suspension rates</w:t>
+      </w:r>
+      <w:r>
+        <w:t xml:space="preserve"> </w:t>
+      </w:r>
+      <w:r>
+        <w:t xml:space="preserve">- This association is stronger in majority-Black schools (Q4) than majority-White schools (Q1)</w:t>
+      </w:r>
+      <w:r>
+        <w:t xml:space="preserve"> </w:t>
+      </w:r>
+      <w:r>
+        <w:t xml:space="preserve">- The pattern is consistent across all quartiles (positive associations throughout)</w:t>
+      </w:r>
+    </w:p>
+    <w:p>
+      <w:pPr>
+        <w:pStyle w:val="BodyText"/>
+      </w:pPr>
+      <w:r>
+        <w:rPr>
+          <w:b/>
+          <w:bCs/>
+        </w:rPr>
+        <w:t xml:space="preserve">What we CANNOT say</w:t>
+      </w:r>
+      <w:r>
+        <w:t xml:space="preserve">:</w:t>
+      </w:r>
+      <w:r>
+        <w:t xml:space="preserve"> </w:t>
+      </w:r>
+      <w:r>
+        <w:t xml:space="preserve">- White teachers</w:t>
+      </w:r>
+      <w:r>
+        <w:t xml:space="preserve"> </w:t>
+      </w:r>
+      <w:r>
+        <w:t xml:space="preserve">“cause”</w:t>
+      </w:r>
+      <w:r>
+        <w:t xml:space="preserve"> </w:t>
+      </w:r>
+      <w:r>
+        <w:t xml:space="preserve">higher suspension rates</w:t>
+      </w:r>
+      <w:r>
+        <w:t xml:space="preserve"> </w:t>
+      </w:r>
+      <w:r>
+        <w:t xml:space="preserve">- Increasing diversity will reduce suspensions</w:t>
+      </w:r>
+      <w:r>
+        <w:t xml:space="preserve"> </w:t>
+      </w:r>
+      <w:r>
+        <w:t xml:space="preserve">- The direction of causality</w:t>
+      </w:r>
+    </w:p>
+    <w:p>
+      <w:pPr>
+        <w:pStyle w:val="BodyText"/>
+      </w:pPr>
+      <w:r>
+        <w:rPr>
+          <w:b/>
+          <w:bCs/>
+        </w:rPr>
+        <w:t xml:space="preserve">Why Causal Inference is Limited</w:t>
+      </w:r>
+      <w:r>
+        <w:t xml:space="preserve">:</w:t>
+      </w:r>
+      <w:r>
+        <w:t xml:space="preserve"> </w:t>
+      </w:r>
+      <w:r>
+        <w:t xml:space="preserve">1.</w:t>
+      </w:r>
+      <w:r>
+        <w:t xml:space="preserve"> </w:t>
+      </w:r>
+      <w:r>
+        <w:rPr>
+          <w:b/>
+          <w:bCs/>
+        </w:rPr>
+        <w:t xml:space="preserve">No random assignment</w:t>
+      </w:r>
+      <w:r>
+        <w:t xml:space="preserve">: Schools are not randomly assigned to have certain teacher compositions</w:t>
+      </w:r>
+      <w:r>
+        <w:t xml:space="preserve"> </w:t>
+      </w:r>
+      <w:r>
+        <w:t xml:space="preserve">2.</w:t>
+      </w:r>
+      <w:r>
+        <w:t xml:space="preserve"> </w:t>
+      </w:r>
+      <w:r>
+        <w:rPr>
+          <w:b/>
+          <w:bCs/>
+        </w:rPr>
+        <w:t xml:space="preserve">Unmeasured confounders</w:t>
+      </w:r>
+      <w:r>
+        <w:t xml:space="preserve">: School culture, leadership, community context, resources</w:t>
+      </w:r>
+      <w:r>
+        <w:t xml:space="preserve"> </w:t>
+      </w:r>
+      <w:r>
+        <w:t xml:space="preserve">3.</w:t>
+      </w:r>
+      <w:r>
+        <w:t xml:space="preserve"> </w:t>
+      </w:r>
+      <w:r>
+        <w:rPr>
+          <w:b/>
+          <w:bCs/>
+        </w:rPr>
+        <w:t xml:space="preserve">Selection effects</w:t>
+      </w:r>
+      <w:r>
+        <w:t xml:space="preserve">: Teachers may choose schools based on existing disciplinary climate</w:t>
+      </w:r>
+      <w:r>
+        <w:t xml:space="preserve"> </w:t>
+      </w:r>
+      <w:r>
+        <w:t xml:space="preserve">4.</w:t>
+      </w:r>
+      <w:r>
+        <w:t xml:space="preserve"> </w:t>
+      </w:r>
+      <w:r>
+        <w:rPr>
+          <w:b/>
+          <w:bCs/>
+        </w:rPr>
+        <w:t xml:space="preserve">Reverse causation</w:t>
+      </w:r>
+      <w:r>
+        <w:t xml:space="preserve">: High-suspension schools may hire diverse staff to address problems</w:t>
+      </w:r>
+      <w:r>
+        <w:t xml:space="preserve"> </w:t>
+      </w:r>
+      <w:r>
+        <w:t xml:space="preserve">5.</w:t>
+      </w:r>
+      <w:r>
+        <w:t xml:space="preserve"> </w:t>
+      </w:r>
+      <w:r>
+        <w:rPr>
+          <w:b/>
+          <w:bCs/>
+        </w:rPr>
+        <w:t xml:space="preserve">Ecological fallacy</w:t>
+      </w:r>
+      <w:r>
+        <w:t xml:space="preserve">: School-level analysis cannot identify individual teacher effects</w:t>
+      </w:r>
+    </w:p>
+    <w:bookmarkEnd w:id="27"/>
+    <w:bookmarkStart w:id="28" w:name="other-limitations"/>
     <w:p>
       <w:pPr>
         <w:pStyle w:val="Heading3"/>
       </w:pPr>
       <w:r>
-        <w:rPr>
-          <w:b/>
-          <w:bCs/>
-        </w:rPr>
-        <w:t xml:space="preserve">Visualizations</w:t>
-      </w:r>
-      <w:r>
-        <w:t xml:space="preserve"> </w:t>
-      </w:r>
-      <w:r>
-        <w:t xml:space="preserve">(PNG, 300 DPI)</w:t>
-      </w:r>
-    </w:p>
-    <w:p>
-      <w:pPr>
-        <w:pStyle w:val="Compact"/>
-        <w:numPr>
-          <w:ilvl w:val="0"/>
-          <w:numId w:val="1006"/>
-        </w:numPr>
-      </w:pPr>
-      <w:r>
-        <w:rPr>
-          <w:rStyle w:val="VerbatimChar"/>
-        </w:rPr>
-        <w:t xml:space="preserve">24_quartile_slope_comparison.png</w:t>
-      </w:r>
-      <w:r>
-        <w:t xml:space="preserve"> </w:t>
-      </w:r>
-      <w:r>
-        <w:t xml:space="preserve">- Faceted scatter plot (2×2 grid) showing % White Teachers vs. Suspension Rate by quartile, with linear regression lines and fixed y-axis scales for direct slope comparison</w:t>
+        <w:t xml:space="preserve">Other Limitations</w:t>
       </w:r>
     </w:p>
     <w:p>
@@ -2839,7 +2583,7 @@
           <w:b/>
           <w:bCs/>
         </w:rPr>
-        <w:t xml:space="preserve">Output Location</w:t>
+        <w:t xml:space="preserve">Measurement</w:t>
       </w:r>
       <w:r>
         <w:t xml:space="preserve">:</w:t>
@@ -2848,47 +2592,19 @@
         <w:t xml:space="preserve"> </w:t>
       </w:r>
       <w:r>
-        <w:rPr>
-          <w:rStyle w:val="VerbatimChar"/>
-        </w:rPr>
-        <w:t xml:space="preserve">outputs/graphs/</w:t>
-      </w:r>
-    </w:p>
-    <w:bookmarkEnd w:id="31"/>
-    <w:bookmarkStart w:id="32" w:name="this-summary-markdown"/>
-    <w:p>
-      <w:pPr>
-        <w:pStyle w:val="Heading3"/>
-      </w:pPr>
-      <w:r>
-        <w:rPr>
-          <w:b/>
-          <w:bCs/>
-        </w:rPr>
-        <w:t xml:space="preserve">This Summary</w:t>
-      </w:r>
-      <w:r>
-        <w:t xml:space="preserve"> </w:t>
-      </w:r>
-      <w:r>
-        <w:t xml:space="preserve">(Markdown)</w:t>
-      </w:r>
-    </w:p>
-    <w:p>
-      <w:pPr>
-        <w:pStyle w:val="FirstParagraph"/>
-      </w:pPr>
-      <w:r>
-        <w:rPr>
-          <w:rStyle w:val="VerbatimChar"/>
-        </w:rPr>
-        <w:t xml:space="preserve">24_quartile_slope_comparison_SUMMARY.md</w:t>
-      </w:r>
-      <w:r>
-        <w:t xml:space="preserve"> </w:t>
-      </w:r>
-      <w:r>
-        <w:t xml:space="preserve">- Executive summary (this document)</w:t>
+        <w:t xml:space="preserve">- Teacher diversity measured as % White (binary construct)</w:t>
+      </w:r>
+      <w:r>
+        <w:t xml:space="preserve"> </w:t>
+      </w:r>
+      <w:r>
+        <w:t xml:space="preserve">- Does not capture cultural competency, training, or teacher-student matching</w:t>
+      </w:r>
+      <w:r>
+        <w:t xml:space="preserve"> </w:t>
+      </w:r>
+      <w:r>
+        <w:t xml:space="preserve">- Suspension rates are aggregate (all infraction types combined)</w:t>
       </w:r>
     </w:p>
     <w:p>
@@ -2900,7 +2616,7 @@
           <w:b/>
           <w:bCs/>
         </w:rPr>
-        <w:t xml:space="preserve">Output Location</w:t>
+        <w:t xml:space="preserve">Scope</w:t>
       </w:r>
       <w:r>
         <w:t xml:space="preserve">:</w:t>
@@ -2909,50 +2625,64 @@
         <w:t xml:space="preserve"> </w:t>
       </w:r>
       <w:r>
-        <w:rPr>
-          <w:rStyle w:val="VerbatimChar"/>
-        </w:rPr>
-        <w:t xml:space="preserve">outputs/summaries/</w:t>
-      </w:r>
-    </w:p>
-    <w:bookmarkEnd w:id="32"/>
-    <w:bookmarkStart w:id="33" w:name="convert-to-word"/>
-    <w:p>
-      <w:pPr>
-        <w:pStyle w:val="Heading3"/>
-      </w:pPr>
-      <w:r>
-        <w:rPr>
-          <w:b/>
-          <w:bCs/>
-        </w:rPr>
-        <w:t xml:space="preserve">Convert to Word</w:t>
-      </w:r>
-    </w:p>
-    <w:p>
-      <w:pPr>
-        <w:pStyle w:val="SourceCode"/>
-      </w:pPr>
-      <w:r>
-        <w:rPr>
-          <w:rStyle w:val="CommentTok"/>
-        </w:rPr>
-        <w:t xml:space="preserve"># Convert this summary to Word format</w:t>
-      </w:r>
-      <w:r>
-        <w:br/>
-      </w:r>
-      <w:r>
-        <w:rPr>
-          <w:rStyle w:val="ExtensionTok"/>
-        </w:rPr>
-        <w:t xml:space="preserve">./scripts/utilities/convert_summary_to_word.sh</w:t>
-      </w:r>
-      <w:r>
-        <w:rPr>
-          <w:rStyle w:val="NormalTok"/>
-        </w:rPr>
-        <w:t xml:space="preserve"> 24_quartile_slope_comparison_SUMMARY.md</w:t>
+        <w:t xml:space="preserve">- California public schools only</w:t>
+      </w:r>
+      <w:r>
+        <w:t xml:space="preserve"> </w:t>
+      </w:r>
+      <w:r>
+        <w:t xml:space="preserve">- 2018-19 onwards (may not reflect earlier patterns)</w:t>
+      </w:r>
+      <w:r>
+        <w:t xml:space="preserve"> </w:t>
+      </w:r>
+      <w:r>
+        <w:t xml:space="preserve">- Excludes private schools</w:t>
+      </w:r>
+    </w:p>
+    <w:p>
+      <w:pPr>
+        <w:pStyle w:val="BodyText"/>
+      </w:pPr>
+      <w:r>
+        <w:rPr>
+          <w:b/>
+          <w:bCs/>
+        </w:rPr>
+        <w:t xml:space="preserve">Statistical</w:t>
+      </w:r>
+      <w:r>
+        <w:t xml:space="preserve">:</w:t>
+      </w:r>
+      <w:r>
+        <w:t xml:space="preserve"> </w:t>
+      </w:r>
+      <w:r>
+        <w:t xml:space="preserve">- No formal test of slope differences (would require interaction terms)</w:t>
+      </w:r>
+      <w:r>
+        <w:t xml:space="preserve"> </w:t>
+      </w:r>
+      <w:r>
+        <w:t xml:space="preserve">- Visual</w:t>
+      </w:r>
+      <w:r>
+        <w:t xml:space="preserve"> </w:t>
+      </w:r>
+      <w:r>
+        <w:t xml:space="preserve">“eyeball test”</w:t>
+      </w:r>
+      <w:r>
+        <w:t xml:space="preserve"> </w:t>
+      </w:r>
+      <w:r>
+        <w:t xml:space="preserve">only</w:t>
+      </w:r>
+      <w:r>
+        <w:t xml:space="preserve"> </w:t>
+      </w:r>
+      <w:r>
+        <w:t xml:space="preserve">- Separate regressions by quartile (not a single interaction model)</w:t>
       </w:r>
     </w:p>
     <w:p>
@@ -2962,18 +2692,18 @@
         </w:pict>
       </w:r>
     </w:p>
-    <w:bookmarkEnd w:id="33"/>
-    <w:bookmarkEnd w:id="34"/>
-    <w:bookmarkStart w:id="38" w:name="methodological-notes"/>
+    <w:bookmarkEnd w:id="28"/>
+    <w:bookmarkEnd w:id="29"/>
+    <w:bookmarkStart w:id="32" w:name="data-outputs-available"/>
     <w:p>
       <w:pPr>
         <w:pStyle w:val="Heading2"/>
       </w:pPr>
       <w:r>
-        <w:t xml:space="preserve">Methodological Notes</w:t>
-      </w:r>
-    </w:p>
-    <w:bookmarkStart w:id="35" w:name="regression-approach"/>
+        <w:t xml:space="preserve">Data Outputs Available</w:t>
+      </w:r>
+    </w:p>
+    <w:bookmarkStart w:id="30" w:name="csv-table"/>
     <w:p>
       <w:pPr>
         <w:pStyle w:val="Heading3"/>
@@ -2983,7 +2713,7 @@
           <w:b/>
           <w:bCs/>
         </w:rPr>
-        <w:t xml:space="preserve">Regression Approach</w:t>
+        <w:t xml:space="preserve">CSV Table</w:t>
       </w:r>
     </w:p>
     <w:p>
@@ -2992,13 +2722,82 @@
       </w:pPr>
       <w:r>
         <w:rPr>
-          <w:b/>
-          <w:bCs/>
-        </w:rPr>
-        <w:t xml:space="preserve">Approach</w:t>
-      </w:r>
-      <w:r>
-        <w:t xml:space="preserve">: Weighted linear regression, run separately for each Black enrollment quartile</w:t>
+          <w:rStyle w:val="VerbatimChar"/>
+        </w:rPr>
+        <w:t xml:space="preserve">outputs/tables/24_quartile_slope_comparison_coefficients.csv</w:t>
+      </w:r>
+      <w:r>
+        <w:t xml:space="preserve"> </w:t>
+      </w:r>
+      <w:r>
+        <w:t xml:space="preserve">- Regression coefficients for all quartiles</w:t>
+      </w:r>
+      <w:r>
+        <w:t xml:space="preserve"> </w:t>
+      </w:r>
+      <w:r>
+        <w:t xml:space="preserve">- Standard errors, confidence intervals, p-values</w:t>
+      </w:r>
+      <w:r>
+        <w:t xml:space="preserve"> </w:t>
+      </w:r>
+      <w:r>
+        <w:t xml:space="preserve">- R² values and significance indicators</w:t>
+      </w:r>
+    </w:p>
+    <w:bookmarkEnd w:id="30"/>
+    <w:bookmarkStart w:id="31" w:name="visualization-png-300-dpi"/>
+    <w:p>
+      <w:pPr>
+        <w:pStyle w:val="Heading3"/>
+      </w:pPr>
+      <w:r>
+        <w:rPr>
+          <w:b/>
+          <w:bCs/>
+        </w:rPr>
+        <w:t xml:space="preserve">Visualization</w:t>
+      </w:r>
+      <w:r>
+        <w:t xml:space="preserve"> </w:t>
+      </w:r>
+      <w:r>
+        <w:t xml:space="preserve">(PNG, 300 DPI)</w:t>
+      </w:r>
+    </w:p>
+    <w:p>
+      <w:pPr>
+        <w:pStyle w:val="FirstParagraph"/>
+      </w:pPr>
+      <w:r>
+        <w:rPr>
+          <w:rStyle w:val="VerbatimChar"/>
+        </w:rPr>
+        <w:t xml:space="preserve">outputs/graphs/24_quartile_slope_comparison.png</w:t>
+      </w:r>
+      <w:r>
+        <w:t xml:space="preserve"> </w:t>
+      </w:r>
+      <w:r>
+        <w:t xml:space="preserve">- Faceted scatter plot (2×2 grid)</w:t>
+      </w:r>
+      <w:r>
+        <w:t xml:space="preserve"> </w:t>
+      </w:r>
+      <w:r>
+        <w:t xml:space="preserve">- Separate panel for each quartile</w:t>
+      </w:r>
+      <w:r>
+        <w:t xml:space="preserve"> </w:t>
+      </w:r>
+      <w:r>
+        <w:t xml:space="preserve">- Linear regression lines with 95% confidence intervals</w:t>
+      </w:r>
+      <w:r>
+        <w:t xml:space="preserve"> </w:t>
+      </w:r>
+      <w:r>
+        <w:t xml:space="preserve">- Fixed y-axis scale for direct visual comparison</w:t>
       </w:r>
     </w:p>
     <w:p>
@@ -3010,293 +2809,25 @@
           <w:b/>
           <w:bCs/>
         </w:rPr>
-        <w:t xml:space="preserve">Why this method</w:t>
-      </w:r>
-      <w:r>
-        <w:t xml:space="preserve">:</w:t>
-      </w:r>
-      <w:r>
-        <w:t xml:space="preserve"> </w:t>
-      </w:r>
-      <w:r>
-        <w:t xml:space="preserve">- Allows visual comparison of slope differences across contexts</w:t>
-      </w:r>
-      <w:r>
-        <w:t xml:space="preserve"> </w:t>
-      </w:r>
-      <w:r>
-        <w:t xml:space="preserve">- Weighting by enrollment ensures larger schools have appropriate influence</w:t>
-      </w:r>
-      <w:r>
-        <w:t xml:space="preserve"> </w:t>
-      </w:r>
-      <w:r>
-        <w:t xml:space="preserve">- Separate models allow flexibility in relationships across quartiles</w:t>
-      </w:r>
-    </w:p>
-    <w:p>
-      <w:pPr>
-        <w:pStyle w:val="BodyText"/>
-      </w:pPr>
-      <w:r>
-        <w:rPr>
-          <w:b/>
-          <w:bCs/>
-        </w:rPr>
-        <w:t xml:space="preserve">Assumptions</w:t>
-      </w:r>
-      <w:r>
-        <w:t xml:space="preserve">:</w:t>
-      </w:r>
-      <w:r>
-        <w:t xml:space="preserve"> </w:t>
-      </w:r>
-      <w:r>
-        <w:t xml:space="preserve">- Linear relationship between % White teachers and suspension rates within each quartile</w:t>
-      </w:r>
-      <w:r>
-        <w:t xml:space="preserve"> </w:t>
-      </w:r>
-      <w:r>
-        <w:t xml:space="preserve">- Independence of school-year observations (conditional on controls)</w:t>
-      </w:r>
-      <w:r>
-        <w:t xml:space="preserve"> </w:t>
-      </w:r>
-      <w:r>
-        <w:t xml:space="preserve">- Homoscedasticity of residuals</w:t>
-      </w:r>
-    </w:p>
-    <w:p>
-      <w:pPr>
-        <w:pStyle w:val="BodyText"/>
-      </w:pPr>
-      <w:r>
-        <w:rPr>
-          <w:b/>
-          <w:bCs/>
-        </w:rPr>
-        <w:t xml:space="preserve">Limitations</w:t>
-      </w:r>
-      <w:r>
-        <w:t xml:space="preserve">:</w:t>
-      </w:r>
-      <w:r>
-        <w:t xml:space="preserve"> </w:t>
-      </w:r>
-      <w:r>
-        <w:t xml:space="preserve">- Does not formally test interaction (slope difference)</w:t>
-      </w:r>
-      <w:r>
-        <w:t xml:space="preserve"> </w:t>
-      </w:r>
-      <w:r>
-        <w:t xml:space="preserve">- May have autocorrelation if same schools appear in multiple years</w:t>
-      </w:r>
-      <w:r>
-        <w:t xml:space="preserve"> </w:t>
-      </w:r>
-      <w:r>
-        <w:t xml:space="preserve">- Controls are limited (charter status, school level only)</w:t>
-      </w:r>
-    </w:p>
-    <w:bookmarkEnd w:id="35"/>
-    <w:bookmarkStart w:id="36" w:name="sample-construction"/>
-    <w:p>
-      <w:pPr>
-        <w:pStyle w:val="Heading3"/>
-      </w:pPr>
-      <w:r>
-        <w:rPr>
-          <w:b/>
-          <w:bCs/>
-        </w:rPr>
-        <w:t xml:space="preserve">Sample Construction</w:t>
-      </w:r>
-    </w:p>
-    <w:p>
-      <w:pPr>
-        <w:pStyle w:val="FirstParagraph"/>
-      </w:pPr>
-      <w:r>
-        <w:rPr>
-          <w:b/>
-          <w:bCs/>
-        </w:rPr>
-        <w:t xml:space="preserve">Approach</w:t>
-      </w:r>
-      <w:r>
-        <w:t xml:space="preserve">: Filter to schools with complete teacher diversity and suspension data, 2018-19 onwards</w:t>
-      </w:r>
-    </w:p>
-    <w:p>
-      <w:pPr>
-        <w:pStyle w:val="BodyText"/>
-      </w:pPr>
-      <w:r>
-        <w:rPr>
-          <w:b/>
-          <w:bCs/>
-        </w:rPr>
-        <w:t xml:space="preserve">Why this method</w:t>
-      </w:r>
-      <w:r>
-        <w:t xml:space="preserve">: 2018-19 onwards has better teacher data coverage than earlier years</w:t>
-      </w:r>
-    </w:p>
-    <w:p>
-      <w:pPr>
-        <w:pStyle w:val="BodyText"/>
-      </w:pPr>
-      <w:r>
-        <w:rPr>
-          <w:b/>
-          <w:bCs/>
-        </w:rPr>
-        <w:t xml:space="preserve">Assumptions</w:t>
-      </w:r>
-      <w:r>
-        <w:t xml:space="preserve">: Schools with available data are representative of all schools</w:t>
-      </w:r>
-    </w:p>
-    <w:p>
-      <w:pPr>
-        <w:pStyle w:val="BodyText"/>
-      </w:pPr>
-      <w:r>
-        <w:rPr>
-          <w:b/>
-          <w:bCs/>
-        </w:rPr>
-        <w:t xml:space="preserve">Limitations</w:t>
-      </w:r>
-      <w:r>
-        <w:t xml:space="preserve">: Schools without teacher diversity data may differ systematically</w:t>
-      </w:r>
-    </w:p>
-    <w:bookmarkEnd w:id="36"/>
-    <w:bookmarkStart w:id="37" w:name="statistical-significance"/>
-    <w:p>
-      <w:pPr>
-        <w:pStyle w:val="Heading3"/>
-      </w:pPr>
-      <w:r>
-        <w:rPr>
-          <w:b/>
-          <w:bCs/>
-        </w:rPr>
-        <w:t xml:space="preserve">Statistical Significance</w:t>
-      </w:r>
-    </w:p>
-    <w:p>
-      <w:pPr>
-        <w:pStyle w:val="FirstParagraph"/>
-      </w:pPr>
-      <w:r>
-        <w:t xml:space="preserve">Throughout this summary:</w:t>
-      </w:r>
-      <w:r>
-        <w:t xml:space="preserve"> </w:t>
-      </w:r>
-      <w:r>
-        <w:t xml:space="preserve">-</w:t>
-      </w:r>
-      <w:r>
-        <w:t xml:space="preserve"> </w:t>
-      </w:r>
-      <w:r>
-        <w:rPr>
-          <w:b/>
-          <w:bCs/>
-        </w:rPr>
-        <w:t xml:space="preserve">***</w:t>
-      </w:r>
-      <w:r>
-        <w:t xml:space="preserve"> </w:t>
-      </w:r>
-      <w:r>
-        <w:t xml:space="preserve">indicates p &lt; 0.001 (highly statistically significant)</w:t>
-      </w:r>
-      <w:r>
-        <w:t xml:space="preserve"> </w:t>
-      </w:r>
-      <w:r>
-        <w:t xml:space="preserve">-</w:t>
-      </w:r>
-      <w:r>
-        <w:t xml:space="preserve"> </w:t>
-      </w:r>
-      <w:r>
-        <w:rPr>
-          <w:b/>
-          <w:bCs/>
-        </w:rPr>
-        <w:t xml:space="preserve">**</w:t>
-      </w:r>
-      <w:r>
-        <w:t xml:space="preserve"> </w:t>
-      </w:r>
-      <w:r>
-        <w:t xml:space="preserve">indicates p &lt; 0.01 (very statistically significant)</w:t>
-      </w:r>
-      <w:r>
-        <w:t xml:space="preserve"> </w:t>
-      </w:r>
-      <w:r>
-        <w:t xml:space="preserve">-</w:t>
-      </w:r>
-      <w:r>
-        <w:t xml:space="preserve"> </w:t>
-      </w:r>
-      <w:r>
-        <w:rPr>
-          <w:b/>
-          <w:bCs/>
-        </w:rPr>
-        <w:t xml:space="preserve">*</w:t>
-      </w:r>
-      <w:r>
-        <w:t xml:space="preserve"> </w:t>
-      </w:r>
-      <w:r>
-        <w:t xml:space="preserve">indicates p &lt; 0.05 (statistically significant)</w:t>
-      </w:r>
-      <w:r>
-        <w:t xml:space="preserve"> </w:t>
-      </w:r>
-      <w:r>
-        <w:t xml:space="preserve">-</w:t>
-      </w:r>
-      <w:r>
-        <w:t xml:space="preserve"> </w:t>
-      </w:r>
-      <w:r>
-        <w:rPr>
-          <w:b/>
-          <w:bCs/>
-        </w:rPr>
-        <w:t xml:space="preserve">NS</w:t>
-      </w:r>
-      <w:r>
-        <w:t xml:space="preserve"> </w:t>
-      </w:r>
-      <w:r>
-        <w:t xml:space="preserve">indicates not statistically significant (p ≥ 0.05)</w:t>
-      </w:r>
-    </w:p>
-    <w:p>
-      <w:pPr>
-        <w:pStyle w:val="BodyText"/>
-      </w:pPr>
-      <w:r>
-        <w:rPr>
-          <w:b/>
-          <w:bCs/>
-        </w:rPr>
-        <w:t xml:space="preserve">Important</w:t>
-      </w:r>
-      <w:r>
-        <w:t xml:space="preserve">: Statistical significance does not imply practical importance or causation. Always consider effect sizes, real-world magnitude, and study design limitations.</w:t>
+        <w:t xml:space="preserve">Output Location</w:t>
+      </w:r>
+      <w:r>
+        <w:t xml:space="preserve">: All files in</w:t>
+      </w:r>
+      <w:r>
+        <w:t xml:space="preserve"> </w:t>
+      </w:r>
+      <w:r>
+        <w:rPr>
+          <w:rStyle w:val="VerbatimChar"/>
+        </w:rPr>
+        <w:t xml:space="preserve">outputs/</w:t>
+      </w:r>
+      <w:r>
+        <w:t xml:space="preserve"> </w:t>
+      </w:r>
+      <w:r>
+        <w:t xml:space="preserve">subdirectories</w:t>
       </w:r>
     </w:p>
     <w:p>
@@ -3306,9 +2837,9 @@
         </w:pict>
       </w:r>
     </w:p>
-    <w:bookmarkEnd w:id="37"/>
-    <w:bookmarkEnd w:id="38"/>
-    <w:bookmarkStart w:id="39" w:name="citation"/>
+    <w:bookmarkEnd w:id="31"/>
+    <w:bookmarkEnd w:id="32"/>
+    <w:bookmarkStart w:id="33" w:name="citation"/>
     <w:p>
       <w:pPr>
         <w:pStyle w:val="Heading2"/>
@@ -3335,19 +2866,19 @@
         <w:t xml:space="preserve"> </w:t>
       </w:r>
       <w:r>
-        <w:t xml:space="preserve">&gt; UCLA Center for the Transformation of Schools (2025).</w:t>
-      </w:r>
-      <w:r>
-        <w:t xml:space="preserve"> </w:t>
-      </w:r>
-      <w:r>
-        <w:t xml:space="preserve">“Teacher Diversity and Suspension Rates by School Racial Composition: Executive Summary.”</w:t>
-      </w:r>
-      <w:r>
-        <w:t xml:space="preserve"> </w:t>
-      </w:r>
-      <w:r>
-        <w:t xml:space="preserve">REACH Suspensions Analysis Project.</w:t>
+        <w:t xml:space="preserve">&gt; REACH Suspensions Analysis (2025).</w:t>
+      </w:r>
+      <w:r>
+        <w:t xml:space="preserve"> </w:t>
+      </w:r>
+      <w:r>
+        <w:t xml:space="preserve">“Teacher Diversity and Suspension Rates by School Racial Composition: Slope Comparison Analysis - Executive Summary.”</w:t>
+      </w:r>
+      <w:r>
+        <w:t xml:space="preserve"> </w:t>
+      </w:r>
+      <w:r>
+        <w:t xml:space="preserve">UCLA Center for the Transformation of Schools, REACH Suspensions Analysis Project. Analysis conducted November 2025 using California Department of Education data (2018-19 through 2023-24).</w:t>
       </w:r>
     </w:p>
     <w:p>
@@ -3359,7 +2890,7 @@
           <w:b/>
           <w:bCs/>
         </w:rPr>
-        <w:t xml:space="preserve">Data Source</w:t>
+        <w:t xml:space="preserve">Data Sources</w:t>
       </w:r>
       <w:r>
         <w:t xml:space="preserve">:</w:t>
@@ -3374,16 +2905,22 @@
         <w:t xml:space="preserve"> </w:t>
       </w:r>
       <w:r>
-        <w:t xml:space="preserve">“Suspension Data File.”</w:t>
-      </w:r>
-      <w:r>
-        <w:t xml:space="preserve"> </w:t>
-      </w:r>
-      <w:r>
-        <w:t xml:space="preserve">2018-19 through 2023-24. Retrieved from https://www.cde.ca.gov/ds/sd/sd/</w:t>
-      </w:r>
-      <w:r>
-        <w:br/>
+        <w:t xml:space="preserve">“Student Suspension Data Files (2018-19 through 2023-24).”</w:t>
+      </w:r>
+      <w:r>
+        <w:t xml:space="preserve"> </w:t>
+      </w:r>
+      <w:r>
+        <w:t xml:space="preserve">Retrieved from https://www.cde.ca.gov/ds/sd/sd/</w:t>
+      </w:r>
+      <w:r>
+        <w:t xml:space="preserve"> </w:t>
+      </w:r>
+      <w:r>
+        <w:t xml:space="preserve">&gt;</w:t>
+      </w:r>
+      <w:r>
+        <w:t xml:space="preserve"> </w:t>
       </w:r>
       <w:r>
         <w:t xml:space="preserve">&gt; California Department of Education.</w:t>
@@ -3392,13 +2929,13 @@
         <w:t xml:space="preserve"> </w:t>
       </w:r>
       <w:r>
-        <w:t xml:space="preserve">“Teacher Demographics Data.”</w:t>
-      </w:r>
-      <w:r>
-        <w:t xml:space="preserve"> </w:t>
-      </w:r>
-      <w:r>
-        <w:t xml:space="preserve">2018-19 through 2023-24. Retrieved from https://www.cde.ca.gov/ds/sd/df/</w:t>
+        <w:t xml:space="preserve">“Teacher Staff Demographic Data Files (2018-19 through 2023-24).”</w:t>
+      </w:r>
+      <w:r>
+        <w:t xml:space="preserve"> </w:t>
+      </w:r>
+      <w:r>
+        <w:t xml:space="preserve">Retrieved from https://www.cde.ca.gov/</w:t>
       </w:r>
     </w:p>
     <w:p>
@@ -3419,7 +2956,7 @@
         <w:t xml:space="preserve"> </w:t>
       </w:r>
       <w:r>
-        <w:t xml:space="preserve">&gt; Full methodology and code available at:</w:t>
+        <w:t xml:space="preserve">&gt; Full methodology and code:</w:t>
       </w:r>
       <w:r>
         <w:t xml:space="preserve"> </w:t>
@@ -3438,8 +2975,8 @@
         </w:pict>
       </w:r>
     </w:p>
-    <w:bookmarkEnd w:id="39"/>
-    <w:bookmarkStart w:id="40" w:name="contact-and-questions"/>
+    <w:bookmarkEnd w:id="33"/>
+    <w:bookmarkStart w:id="34" w:name="contact-and-questions"/>
     <w:p>
       <w:pPr>
         <w:pStyle w:val="Heading2"/>
@@ -3481,13 +3018,13 @@
         <w:rPr>
           <w:rStyle w:val="VerbatimChar"/>
         </w:rPr>
-        <w:t xml:space="preserve">Analysis/24_ANALYSIS_SUMMARY.md</w:t>
-      </w:r>
-      <w:r>
-        <w:t xml:space="preserve"> </w:t>
-      </w:r>
-      <w:r>
-        <w:t xml:space="preserve">for technical details</w:t>
+        <w:t xml:space="preserve">Analysis/24_quartile_slope_comparison.R</w:t>
+      </w:r>
+      <w:r>
+        <w:t xml:space="preserve"> </w:t>
+      </w:r>
+      <w:r>
+        <w:t xml:space="preserve">(inline documentation)</w:t>
       </w:r>
       <w:r>
         <w:t xml:space="preserve"> </w:t>
@@ -3503,6 +3040,37 @@
           <w:b/>
           <w:bCs/>
         </w:rPr>
+        <w:t xml:space="preserve">Aggregation methodology</w:t>
+      </w:r>
+      <w:r>
+        <w:t xml:space="preserve">: See</w:t>
+      </w:r>
+      <w:r>
+        <w:t xml:space="preserve"> </w:t>
+      </w:r>
+      <w:r>
+        <w:t xml:space="preserve">“CRITICAL: Aggregation to School-Year Level”</w:t>
+      </w:r>
+      <w:r>
+        <w:t xml:space="preserve"> </w:t>
+      </w:r>
+      <w:r>
+        <w:t xml:space="preserve">in this summary</w:t>
+      </w:r>
+      <w:r>
+        <w:t xml:space="preserve"> </w:t>
+      </w:r>
+      <w:r>
+        <w:t xml:space="preserve">-</w:t>
+      </w:r>
+      <w:r>
+        <w:t xml:space="preserve"> </w:t>
+      </w:r>
+      <w:r>
+        <w:rPr>
+          <w:b/>
+          <w:bCs/>
+        </w:rPr>
         <w:t xml:space="preserve">Data pipeline</w:t>
       </w:r>
       <w:r>
@@ -3521,35 +3089,7 @@
         <w:t xml:space="preserve"> </w:t>
       </w:r>
       <w:r>
-        <w:t xml:space="preserve">in repository root</w:t>
-      </w:r>
-      <w:r>
-        <w:t xml:space="preserve"> </w:t>
-      </w:r>
-      <w:r>
-        <w:t xml:space="preserve">-</w:t>
-      </w:r>
-      <w:r>
-        <w:t xml:space="preserve"> </w:t>
-      </w:r>
-      <w:r>
-        <w:rPr>
-          <w:b/>
-          <w:bCs/>
-        </w:rPr>
-        <w:t xml:space="preserve">Code review</w:t>
-      </w:r>
-      <w:r>
-        <w:t xml:space="preserve">: Script at</w:t>
-      </w:r>
-      <w:r>
-        <w:t xml:space="preserve"> </w:t>
-      </w:r>
-      <w:r>
-        <w:rPr>
-          <w:rStyle w:val="VerbatimChar"/>
-        </w:rPr>
-        <w:t xml:space="preserve">Analysis/24_quartile_slope_comparison.R</w:t>
+        <w:t xml:space="preserve">(repository guide)</w:t>
       </w:r>
       <w:r>
         <w:t xml:space="preserve"> </w:t>
@@ -3587,8 +3127,8 @@
         </w:pict>
       </w:r>
     </w:p>
-    <w:bookmarkEnd w:id="40"/>
-    <w:bookmarkStart w:id="41" w:name="document-information"/>
+    <w:bookmarkEnd w:id="34"/>
+    <w:bookmarkStart w:id="35" w:name="document-information"/>
     <w:p>
       <w:pPr>
         <w:pStyle w:val="Heading2"/>
@@ -3612,7 +3152,7 @@
         <w:t xml:space="preserve">: 1.0</w:t>
       </w:r>
       <w:r>
-        <w:br/>
+        <w:t xml:space="preserve"> </w:t>
       </w:r>
       <w:r>
         <w:rPr>
@@ -3622,10 +3162,10 @@
         <w:t xml:space="preserve">Document Created</w:t>
       </w:r>
       <w:r>
-        <w:t xml:space="preserve">: 2025-11-19</w:t>
-      </w:r>
-      <w:r>
-        <w:br/>
+        <w:t xml:space="preserve">: 2025-11-20</w:t>
+      </w:r>
+      <w:r>
+        <w:t xml:space="preserve"> </w:t>
       </w:r>
       <w:r>
         <w:rPr>
@@ -3635,10 +3175,10 @@
         <w:t xml:space="preserve">Last Updated</w:t>
       </w:r>
       <w:r>
-        <w:t xml:space="preserve">: 2025-11-19</w:t>
-      </w:r>
-      <w:r>
-        <w:br/>
+        <w:t xml:space="preserve">: 2025-11-20</w:t>
+      </w:r>
+      <w:r>
+        <w:t xml:space="preserve"> </w:t>
       </w:r>
       <w:r>
         <w:rPr>
@@ -3660,7 +3200,7 @@
         <w:t xml:space="preserve">Analysis/24_quartile_slope_comparison.R</w:t>
       </w:r>
       <w:r>
-        <w:br/>
+        <w:t xml:space="preserve"> </w:t>
       </w:r>
       <w:r>
         <w:rPr>
@@ -3682,7 +3222,7 @@
         <w:t xml:space="preserve">outputs/summaries/24_quartile_slope_comparison_SUMMARY.md</w:t>
       </w:r>
       <w:r>
-        <w:br/>
+        <w:t xml:space="preserve"> </w:t>
       </w:r>
       <w:r>
         <w:rPr>
@@ -3708,6 +3248,59 @@
       </w:r>
       <w:r>
         <w:t xml:space="preserve">(generate using conversion script)</w:t>
+      </w:r>
+    </w:p>
+    <w:p>
+      <w:pPr>
+        <w:pStyle w:val="BodyText"/>
+      </w:pPr>
+      <w:r>
+        <w:rPr>
+          <w:b/>
+          <w:bCs/>
+        </w:rPr>
+        <w:t xml:space="preserve">Conversion to Word</w:t>
+      </w:r>
+      <w:r>
+        <w:t xml:space="preserve">:</w:t>
+      </w:r>
+    </w:p>
+    <w:p>
+      <w:pPr>
+        <w:pStyle w:val="SourceCode"/>
+      </w:pPr>
+      <w:r>
+        <w:rPr>
+          <w:rStyle w:val="ExtensionTok"/>
+        </w:rPr>
+        <w:t xml:space="preserve">./scripts/utilities/convert_summary_to_word.sh</w:t>
+      </w:r>
+      <w:r>
+        <w:rPr>
+          <w:rStyle w:val="NormalTok"/>
+        </w:rPr>
+        <w:t xml:space="preserve"> 24_quartile_slope_comparison_SUMMARY.md</w:t>
+      </w:r>
+    </w:p>
+    <w:p>
+      <w:pPr>
+        <w:pStyle w:val="FirstParagraph"/>
+      </w:pPr>
+      <w:r>
+        <w:rPr>
+          <w:b/>
+          <w:bCs/>
+        </w:rPr>
+        <w:t xml:space="preserve">Change Log</w:t>
+      </w:r>
+      <w:r>
+        <w:t xml:space="preserve">:</w:t>
+      </w:r>
+      <w:r>
+        <w:t xml:space="preserve"> </w:t>
+      </w:r>
+      <w:r>
+        <w:t xml:space="preserve">- v1.0 (2025-11-20): Initial summary with corrected methodology (school-year aggregation)</w:t>
       </w:r>
     </w:p>
     <w:p>
@@ -3729,8 +3322,8 @@
         <w:t xml:space="preserve">END OF SUMMARY</w:t>
       </w:r>
     </w:p>
-    <w:bookmarkEnd w:id="41"/>
-    <w:bookmarkEnd w:id="42"/>
+    <w:bookmarkEnd w:id="35"/>
+    <w:bookmarkEnd w:id="36"/>
     <w:sectPr>
       <w:footnotePr>
         <w:numRestart w:val="eachSect"/>
@@ -3841,349 +3434,8 @@
       </w:pPr>
     </w:lvl>
   </w:abstractNum>
-  <w:abstractNum w:abstractNumId="99411">
-    <w:nsid w:val="00A99411"/>
-    <w:multiLevelType w:val="multilevel"/>
-    <w:lvl w:ilvl="0">
-      <w:start w:val="1"/>
-      <w:numFmt w:val="decimal"/>
-      <w:lvlText w:val="%1."/>
-      <w:lvlJc w:val="left"/>
-      <w:pPr>
-        <w:ind w:left="720" w:hanging="360"/>
-      </w:pPr>
-    </w:lvl>
-    <w:lvl w:ilvl="1">
-      <w:start w:val="1"/>
-      <w:numFmt w:val="decimal"/>
-      <w:lvlText w:val="%2."/>
-      <w:lvlJc w:val="left"/>
-      <w:pPr>
-        <w:ind w:left="1440" w:hanging="360"/>
-      </w:pPr>
-    </w:lvl>
-    <w:lvl w:ilvl="2">
-      <w:start w:val="1"/>
-      <w:numFmt w:val="decimal"/>
-      <w:lvlText w:val="%3."/>
-      <w:lvlJc w:val="left"/>
-      <w:pPr>
-        <w:ind w:left="2160" w:hanging="360"/>
-      </w:pPr>
-    </w:lvl>
-    <w:lvl w:ilvl="3">
-      <w:start w:val="1"/>
-      <w:numFmt w:val="decimal"/>
-      <w:lvlText w:val="%4."/>
-      <w:lvlJc w:val="left"/>
-      <w:pPr>
-        <w:ind w:left="2880" w:hanging="360"/>
-      </w:pPr>
-    </w:lvl>
-    <w:lvl w:ilvl="4">
-      <w:start w:val="1"/>
-      <w:numFmt w:val="decimal"/>
-      <w:lvlText w:val="%5."/>
-      <w:lvlJc w:val="left"/>
-      <w:pPr>
-        <w:ind w:left="3600" w:hanging="360"/>
-      </w:pPr>
-    </w:lvl>
-    <w:lvl w:ilvl="5">
-      <w:start w:val="1"/>
-      <w:numFmt w:val="decimal"/>
-      <w:lvlText w:val="%6."/>
-      <w:lvlJc w:val="left"/>
-      <w:pPr>
-        <w:ind w:left="4320" w:hanging="360"/>
-      </w:pPr>
-    </w:lvl>
-    <w:lvl w:ilvl="6">
-      <w:start w:val="1"/>
-      <w:numFmt w:val="decimal"/>
-      <w:lvlText w:val="%7."/>
-      <w:lvlJc w:val="left"/>
-      <w:pPr>
-        <w:ind w:left="5040" w:hanging="360"/>
-      </w:pPr>
-    </w:lvl>
-    <w:lvl w:ilvl="7">
-      <w:start w:val="1"/>
-      <w:numFmt w:val="decimal"/>
-      <w:lvlText w:val="%8."/>
-      <w:lvlJc w:val="left"/>
-      <w:pPr>
-        <w:ind w:left="5760" w:hanging="360"/>
-      </w:pPr>
-    </w:lvl>
-    <w:lvl w:ilvl="8">
-      <w:start w:val="1"/>
-      <w:numFmt w:val="decimal"/>
-      <w:lvlText w:val="%9."/>
-      <w:lvlJc w:val="left"/>
-      <w:pPr>
-        <w:ind w:left="6480" w:hanging="360"/>
-      </w:pPr>
-    </w:lvl>
-  </w:abstractNum>
-  <w:abstractNum w:abstractNumId="991">
-    <w:nsid w:val="0000A991"/>
-    <w:multiLevelType w:val="multilevel"/>
-    <w:lvl w:ilvl="0">
-      <w:numFmt w:val="bullet"/>
-      <w:lvlText w:val=""/>
-      <w:lvlJc w:val="left"/>
-      <w:pPr>
-        <w:ind w:left="720" w:hanging="360"/>
-      </w:pPr>
-      <w:rPr>
-        <w:rFonts w:ascii="Symbol" w:hAnsi="Symbol" w:cs="Symbol" w:hint="default"/>
-      </w:rPr>
-    </w:lvl>
-    <w:lvl w:ilvl="1">
-      <w:numFmt w:val="bullet"/>
-      <w:lvlText w:val="o"/>
-      <w:lvlJc w:val="left"/>
-      <w:pPr>
-        <w:ind w:left="1440" w:hanging="360"/>
-      </w:pPr>
-      <w:rPr>
-        <w:rFonts w:ascii="Courier New" w:hAnsi="Courier New" w:cs="Courier New" w:hint="default"/>
-      </w:rPr>
-    </w:lvl>
-    <w:lvl w:ilvl="2">
-      <w:numFmt w:val="bullet"/>
-      <w:lvlText w:val=""/>
-      <w:lvlJc w:val="left"/>
-      <w:pPr>
-        <w:ind w:left="2160" w:hanging="360"/>
-      </w:pPr>
-      <w:rPr>
-        <w:rFonts w:ascii="Wingdings" w:hAnsi="Wingdings" w:cs="Wingdings" w:hint="default"/>
-      </w:rPr>
-    </w:lvl>
-    <w:lvl w:ilvl="3">
-      <w:numFmt w:val="bullet"/>
-      <w:lvlText w:val=""/>
-      <w:lvlJc w:val="left"/>
-      <w:pPr>
-        <w:ind w:left="2880" w:hanging="360"/>
-      </w:pPr>
-      <w:rPr>
-        <w:rFonts w:ascii="Symbol" w:hAnsi="Symbol" w:cs="Symbol" w:hint="default"/>
-      </w:rPr>
-    </w:lvl>
-    <w:lvl w:ilvl="4">
-      <w:numFmt w:val="bullet"/>
-      <w:lvlText w:val="o"/>
-      <w:lvlJc w:val="left"/>
-      <w:pPr>
-        <w:ind w:left="3600" w:hanging="360"/>
-      </w:pPr>
-      <w:rPr>
-        <w:rFonts w:ascii="Courier New" w:hAnsi="Courier New" w:cs="Courier New" w:hint="default"/>
-      </w:rPr>
-    </w:lvl>
-    <w:lvl w:ilvl="5">
-      <w:numFmt w:val="bullet"/>
-      <w:lvlText w:val=""/>
-      <w:lvlJc w:val="left"/>
-      <w:pPr>
-        <w:ind w:left="4320" w:hanging="360"/>
-      </w:pPr>
-      <w:rPr>
-        <w:rFonts w:ascii="Wingdings" w:hAnsi="Wingdings" w:cs="Wingdings" w:hint="default"/>
-      </w:rPr>
-    </w:lvl>
-    <w:lvl w:ilvl="6">
-      <w:numFmt w:val="bullet"/>
-      <w:lvlText w:val=""/>
-      <w:lvlJc w:val="left"/>
-      <w:pPr>
-        <w:ind w:left="5040" w:hanging="360"/>
-      </w:pPr>
-      <w:rPr>
-        <w:rFonts w:ascii="Symbol" w:hAnsi="Symbol" w:cs="Symbol" w:hint="default"/>
-      </w:rPr>
-    </w:lvl>
-    <w:lvl w:ilvl="7">
-      <w:numFmt w:val="bullet"/>
-      <w:lvlText w:val="o"/>
-      <w:lvlJc w:val="left"/>
-      <w:pPr>
-        <w:ind w:left="5760" w:hanging="360"/>
-      </w:pPr>
-      <w:rPr>
-        <w:rFonts w:ascii="Courier New" w:hAnsi="Courier New" w:cs="Courier New" w:hint="default"/>
-      </w:rPr>
-    </w:lvl>
-    <w:lvl w:ilvl="8">
-      <w:numFmt w:val="bullet"/>
-      <w:lvlText w:val=""/>
-      <w:lvlJc w:val="left"/>
-      <w:pPr>
-        <w:ind w:left="6480" w:hanging="360"/>
-      </w:pPr>
-      <w:rPr>
-        <w:rFonts w:ascii="Wingdings" w:hAnsi="Wingdings" w:cs="Wingdings" w:hint="default"/>
-      </w:rPr>
-    </w:lvl>
-  </w:abstractNum>
   <w:num w:numId="1000">
     <w:abstractNumId w:val="990"/>
-  </w:num>
-  <w:num w:numId="1001">
-    <w:abstractNumId w:val="99411"/>
-    <w:lvlOverride w:ilvl="0">
-      <w:startOverride w:val="1"/>
-    </w:lvlOverride>
-    <w:lvlOverride w:ilvl="1">
-      <w:startOverride w:val="1"/>
-    </w:lvlOverride>
-    <w:lvlOverride w:ilvl="2">
-      <w:startOverride w:val="1"/>
-    </w:lvlOverride>
-    <w:lvlOverride w:ilvl="3">
-      <w:startOverride w:val="1"/>
-    </w:lvlOverride>
-    <w:lvlOverride w:ilvl="4">
-      <w:startOverride w:val="1"/>
-    </w:lvlOverride>
-    <w:lvlOverride w:ilvl="5">
-      <w:startOverride w:val="1"/>
-    </w:lvlOverride>
-    <w:lvlOverride w:ilvl="6">
-      <w:startOverride w:val="1"/>
-    </w:lvlOverride>
-    <w:lvlOverride w:ilvl="7">
-      <w:startOverride w:val="1"/>
-    </w:lvlOverride>
-    <w:lvlOverride w:ilvl="8">
-      <w:startOverride w:val="1"/>
-    </w:lvlOverride>
-  </w:num>
-  <w:num w:numId="1002">
-    <w:abstractNumId w:val="99411"/>
-    <w:lvlOverride w:ilvl="0">
-      <w:startOverride w:val="1"/>
-    </w:lvlOverride>
-    <w:lvlOverride w:ilvl="1">
-      <w:startOverride w:val="1"/>
-    </w:lvlOverride>
-    <w:lvlOverride w:ilvl="2">
-      <w:startOverride w:val="1"/>
-    </w:lvlOverride>
-    <w:lvlOverride w:ilvl="3">
-      <w:startOverride w:val="1"/>
-    </w:lvlOverride>
-    <w:lvlOverride w:ilvl="4">
-      <w:startOverride w:val="1"/>
-    </w:lvlOverride>
-    <w:lvlOverride w:ilvl="5">
-      <w:startOverride w:val="1"/>
-    </w:lvlOverride>
-    <w:lvlOverride w:ilvl="6">
-      <w:startOverride w:val="1"/>
-    </w:lvlOverride>
-    <w:lvlOverride w:ilvl="7">
-      <w:startOverride w:val="1"/>
-    </w:lvlOverride>
-    <w:lvlOverride w:ilvl="8">
-      <w:startOverride w:val="1"/>
-    </w:lvlOverride>
-  </w:num>
-  <w:num w:numId="1003">
-    <w:abstractNumId w:val="991"/>
-  </w:num>
-  <w:num w:numId="1004">
-    <w:abstractNumId w:val="99411"/>
-    <w:lvlOverride w:ilvl="0">
-      <w:startOverride w:val="1"/>
-    </w:lvlOverride>
-    <w:lvlOverride w:ilvl="1">
-      <w:startOverride w:val="1"/>
-    </w:lvlOverride>
-    <w:lvlOverride w:ilvl="2">
-      <w:startOverride w:val="1"/>
-    </w:lvlOverride>
-    <w:lvlOverride w:ilvl="3">
-      <w:startOverride w:val="1"/>
-    </w:lvlOverride>
-    <w:lvlOverride w:ilvl="4">
-      <w:startOverride w:val="1"/>
-    </w:lvlOverride>
-    <w:lvlOverride w:ilvl="5">
-      <w:startOverride w:val="1"/>
-    </w:lvlOverride>
-    <w:lvlOverride w:ilvl="6">
-      <w:startOverride w:val="1"/>
-    </w:lvlOverride>
-    <w:lvlOverride w:ilvl="7">
-      <w:startOverride w:val="1"/>
-    </w:lvlOverride>
-    <w:lvlOverride w:ilvl="8">
-      <w:startOverride w:val="1"/>
-    </w:lvlOverride>
-  </w:num>
-  <w:num w:numId="1005">
-    <w:abstractNumId w:val="99411"/>
-    <w:lvlOverride w:ilvl="0">
-      <w:startOverride w:val="1"/>
-    </w:lvlOverride>
-    <w:lvlOverride w:ilvl="1">
-      <w:startOverride w:val="1"/>
-    </w:lvlOverride>
-    <w:lvlOverride w:ilvl="2">
-      <w:startOverride w:val="1"/>
-    </w:lvlOverride>
-    <w:lvlOverride w:ilvl="3">
-      <w:startOverride w:val="1"/>
-    </w:lvlOverride>
-    <w:lvlOverride w:ilvl="4">
-      <w:startOverride w:val="1"/>
-    </w:lvlOverride>
-    <w:lvlOverride w:ilvl="5">
-      <w:startOverride w:val="1"/>
-    </w:lvlOverride>
-    <w:lvlOverride w:ilvl="6">
-      <w:startOverride w:val="1"/>
-    </w:lvlOverride>
-    <w:lvlOverride w:ilvl="7">
-      <w:startOverride w:val="1"/>
-    </w:lvlOverride>
-    <w:lvlOverride w:ilvl="8">
-      <w:startOverride w:val="1"/>
-    </w:lvlOverride>
-  </w:num>
-  <w:num w:numId="1006">
-    <w:abstractNumId w:val="99411"/>
-    <w:lvlOverride w:ilvl="0">
-      <w:startOverride w:val="1"/>
-    </w:lvlOverride>
-    <w:lvlOverride w:ilvl="1">
-      <w:startOverride w:val="1"/>
-    </w:lvlOverride>
-    <w:lvlOverride w:ilvl="2">
-      <w:startOverride w:val="1"/>
-    </w:lvlOverride>
-    <w:lvlOverride w:ilvl="3">
-      <w:startOverride w:val="1"/>
-    </w:lvlOverride>
-    <w:lvlOverride w:ilvl="4">
-      <w:startOverride w:val="1"/>
-    </w:lvlOverride>
-    <w:lvlOverride w:ilvl="5">
-      <w:startOverride w:val="1"/>
-    </w:lvlOverride>
-    <w:lvlOverride w:ilvl="6">
-      <w:startOverride w:val="1"/>
-    </w:lvlOverride>
-    <w:lvlOverride w:ilvl="7">
-      <w:startOverride w:val="1"/>
-    </w:lvlOverride>
-    <w:lvlOverride w:ilvl="8">
-      <w:startOverride w:val="1"/>
-    </w:lvlOverride>
   </w:num>
 </w:numbering>
 </file>

--- a/outputs/summaries/24_quartile_slope_comparison_SUMMARY.docx
+++ b/outputs/summaries/24_quartile_slope_comparison_SUMMARY.docx
@@ -104,7 +104,7 @@
         <w:t xml:space="preserve">Total Schools Analyzed</w:t>
       </w:r>
       <w:r>
-        <w:t xml:space="preserve">: 2,904 unique schools across California</w:t>
+        <w:t xml:space="preserve">: 4,359 unique schools across California</w:t>
       </w:r>
       <w:r>
         <w:t xml:space="preserve"> </w:t>
@@ -117,7 +117,7 @@
         <w:t xml:space="preserve">School-Year Observations</w:t>
       </w:r>
       <w:r>
-        <w:t xml:space="preserve">: 7,808</w:t>
+        <w:t xml:space="preserve">: 12,065</w:t>
       </w:r>
     </w:p>
     <w:p>
@@ -210,7 +210,7 @@
           <w:b/>
           <w:bCs/>
         </w:rPr>
-        <w:t xml:space="preserve">-661.7% stronger</w:t>
+        <w:t xml:space="preserve">227.6% stronger</w:t>
       </w:r>
       <w:r>
         <w:t xml:space="preserve"> </w:t>
@@ -328,7 +328,7 @@
               <w:jc w:val="right"/>
             </w:pPr>
             <w:r>
-              <w:t xml:space="preserve">-7418.4895</w:t>
+              <w:t xml:space="preserve">1158.6050</w:t>
             </w:r>
           </w:p>
         </w:tc>
@@ -340,7 +340,7 @@
               <w:jc w:val="right"/>
             </w:pPr>
             <w:r>
-              <w:t xml:space="preserve">17165.7716</w:t>
+              <w:t xml:space="preserve">415.4425</w:t>
             </w:r>
           </w:p>
         </w:tc>
@@ -351,7 +351,7 @@
               <w:pStyle w:val="Compact"/>
             </w:pPr>
             <w:r>
-              <w:t xml:space="preserve">[-41080.4825, 26243.5036]</w:t>
+              <w:t xml:space="preserve">[344.0129, 1973.1971]</w:t>
             </w:r>
           </w:p>
         </w:tc>
@@ -371,7 +371,11 @@
           <w:p>
             <w:pPr>
               <w:pStyle w:val="Compact"/>
+              <w:jc w:val="center"/>
             </w:pPr>
+            <w:r>
+              <w:t xml:space="preserve">**</w:t>
+            </w:r>
           </w:p>
         </w:tc>
       </w:tr>
@@ -395,7 +399,7 @@
               <w:jc w:val="right"/>
             </w:pPr>
             <w:r>
-              <w:t xml:space="preserve">-3975.5233</w:t>
+              <w:t xml:space="preserve">599.4924</w:t>
             </w:r>
           </w:p>
         </w:tc>
@@ -407,7 +411,7 @@
               <w:jc w:val="right"/>
             </w:pPr>
             <w:r>
-              <w:t xml:space="preserve">16142.2898</w:t>
+              <w:t xml:space="preserve">296.3454</w:t>
             </w:r>
           </w:p>
         </w:tc>
@@ -418,7 +422,7 @@
               <w:pStyle w:val="Compact"/>
             </w:pPr>
             <w:r>
-              <w:t xml:space="preserve">[-35631.4055, 27680.3589]</w:t>
+              <w:t xml:space="preserve">[18.4317, 1180.5532]</w:t>
             </w:r>
           </w:p>
         </w:tc>
@@ -438,7 +442,11 @@
           <w:p>
             <w:pPr>
               <w:pStyle w:val="Compact"/>
+              <w:jc w:val="center"/>
             </w:pPr>
+            <w:r>
+              <w:t xml:space="preserve">*</w:t>
+            </w:r>
           </w:p>
         </w:tc>
       </w:tr>
@@ -462,7 +470,7 @@
               <w:jc w:val="right"/>
             </w:pPr>
             <w:r>
-              <w:t xml:space="preserve">22230.1966</w:t>
+              <w:t xml:space="preserve">1440.7141</w:t>
             </w:r>
           </w:p>
         </w:tc>
@@ -474,7 +482,7 @@
               <w:jc w:val="right"/>
             </w:pPr>
             <w:r>
-              <w:t xml:space="preserve">14442.0105</w:t>
+              <w:t xml:space="preserve">274.9531</w:t>
             </w:r>
           </w:p>
         </w:tc>
@@ -485,7 +493,7 @@
               <w:pStyle w:val="Compact"/>
             </w:pPr>
             <w:r>
-              <w:t xml:space="preserve">[-6094.2456, 50554.6388]</w:t>
+              <w:t xml:space="preserve">[901.5827, 1979.8455]</w:t>
             </w:r>
           </w:p>
         </w:tc>
@@ -505,7 +513,11 @@
           <w:p>
             <w:pPr>
               <w:pStyle w:val="Compact"/>
+              <w:jc w:val="center"/>
             </w:pPr>
+            <w:r>
+              <w:t xml:space="preserve">***</w:t>
+            </w:r>
           </w:p>
         </w:tc>
       </w:tr>
@@ -529,7 +541,7 @@
               <w:jc w:val="right"/>
             </w:pPr>
             <w:r>
-              <w:t xml:space="preserve">41670.9784</w:t>
+              <w:t xml:space="preserve">3795.2654</w:t>
             </w:r>
           </w:p>
         </w:tc>
@@ -541,7 +553,7 @@
               <w:jc w:val="right"/>
             </w:pPr>
             <w:r>
-              <w:t xml:space="preserve">33471.3691</w:t>
+              <w:t xml:space="preserve">657.0694</w:t>
             </w:r>
           </w:p>
         </w:tc>
@@ -552,7 +564,7 @@
               <w:pStyle w:val="Compact"/>
             </w:pPr>
             <w:r>
-              <w:t xml:space="preserve">[-23986.2418, 107328.1987]</w:t>
+              <w:t xml:space="preserve">[2506.9659, 5083.5650]</w:t>
             </w:r>
           </w:p>
         </w:tc>
@@ -572,7 +584,11 @@
           <w:p>
             <w:pPr>
               <w:pStyle w:val="Compact"/>
+              <w:jc w:val="center"/>
             </w:pPr>
+            <w:r>
+              <w:t xml:space="preserve">***</w:t>
+            </w:r>
           </w:p>
         </w:tc>
       </w:tr>
@@ -650,7 +666,7 @@
         <w:t xml:space="preserve"> </w:t>
       </w:r>
       <w:r>
-        <w:t xml:space="preserve">(Lowest % Black): -7418.4895 (weakest association)</w:t>
+        <w:t xml:space="preserve">(Lowest % Black): 1158.6050 (weakest association)</w:t>
       </w:r>
       <w:r>
         <w:t xml:space="preserve"> </w:t>
@@ -672,17 +688,17 @@
         <w:t xml:space="preserve"> </w:t>
       </w:r>
       <w:r>
-        <w:t xml:space="preserve">(Highest % Black): 41670.9784 (strongest association -</w:t>
-      </w:r>
-      <w:r>
-        <w:t xml:space="preserve"> </w:t>
-      </w:r>
-      <w:r>
-        <w:rPr>
-          <w:b/>
-          <w:bCs/>
-        </w:rPr>
-        <w:t xml:space="preserve">-5.6X steeper</w:t>
+        <w:t xml:space="preserve">(Highest % Black): 3795.2654 (strongest association -</w:t>
+      </w:r>
+      <w:r>
+        <w:t xml:space="preserve"> </w:t>
+      </w:r>
+      <w:r>
+        <w:rPr>
+          <w:b/>
+          <w:bCs/>
+        </w:rPr>
+        <w:t xml:space="preserve">3.3X steeper</w:t>
       </w:r>
       <w:r>
         <w:t xml:space="preserve">)</w:t>
@@ -704,7 +720,7 @@
         <w:t xml:space="preserve">Slope difference</w:t>
       </w:r>
       <w:r>
-        <w:t xml:space="preserve">: 49089.4679 (Q4 - Q1)</w:t>
+        <w:t xml:space="preserve">: 2636.6605 (Q4 - Q1)</w:t>
       </w:r>
     </w:p>
     <w:bookmarkEnd w:id="10"/>
@@ -819,7 +835,7 @@
               <w:pStyle w:val="Compact"/>
             </w:pPr>
             <w:r>
-              <w:t xml:space="preserve">-74184.895</w:t>
+              <w:t xml:space="preserve">11586.050</w:t>
             </w:r>
           </w:p>
         </w:tc>
@@ -830,7 +846,7 @@
               <w:pStyle w:val="Compact"/>
             </w:pPr>
             <w:r>
-              <w:t xml:space="preserve">No significant effect</w:t>
+              <w:t xml:space="preserve">+11586.050 pp increase</w:t>
             </w:r>
           </w:p>
         </w:tc>
@@ -854,7 +870,7 @@
               <w:pStyle w:val="Compact"/>
             </w:pPr>
             <w:r>
-              <w:t xml:space="preserve">-39755.233</w:t>
+              <w:t xml:space="preserve">5994.924</w:t>
             </w:r>
           </w:p>
         </w:tc>
@@ -865,7 +881,7 @@
               <w:pStyle w:val="Compact"/>
             </w:pPr>
             <w:r>
-              <w:t xml:space="preserve">No significant effect</w:t>
+              <w:t xml:space="preserve">+5994.924 pp increase</w:t>
             </w:r>
           </w:p>
         </w:tc>
@@ -889,7 +905,7 @@
               <w:pStyle w:val="Compact"/>
             </w:pPr>
             <w:r>
-              <w:t xml:space="preserve">222301.966</w:t>
+              <w:t xml:space="preserve">14407.141</w:t>
             </w:r>
           </w:p>
         </w:tc>
@@ -900,7 +916,7 @@
               <w:pStyle w:val="Compact"/>
             </w:pPr>
             <w:r>
-              <w:t xml:space="preserve">No significant effect</w:t>
+              <w:t xml:space="preserve">+14407.141 pp increase</w:t>
             </w:r>
           </w:p>
         </w:tc>
@@ -924,7 +940,7 @@
               <w:pStyle w:val="Compact"/>
             </w:pPr>
             <w:r>
-              <w:t xml:space="preserve">416709.784</w:t>
+              <w:t xml:space="preserve">37952.654</w:t>
             </w:r>
           </w:p>
         </w:tc>
@@ -935,7 +951,7 @@
               <w:pStyle w:val="Compact"/>
             </w:pPr>
             <w:r>
-              <w:t xml:space="preserve">No significant effect</w:t>
+              <w:t xml:space="preserve">+37952.654 pp increase</w:t>
             </w:r>
           </w:p>
         </w:tc>
@@ -995,7 +1011,7 @@
         <w:t xml:space="preserve">Sample</w:t>
       </w:r>
       <w:r>
-        <w:t xml:space="preserve">: 2,309 school-year observations</w:t>
+        <w:t xml:space="preserve">: 2,909 school-year observations</w:t>
       </w:r>
     </w:p>
     <w:p>
@@ -1016,25 +1032,25 @@
         <w:t xml:space="preserve"> </w:t>
       </w:r>
       <w:r>
-        <w:t xml:space="preserve">- Coefficient: -7418.4895 (SE: 17165.7716)</w:t>
-      </w:r>
-      <w:r>
-        <w:t xml:space="preserve"> </w:t>
-      </w:r>
-      <w:r>
-        <w:t xml:space="preserve">- 95% CI: [-41080.4825, 26243.5036]</w:t>
-      </w:r>
-      <w:r>
-        <w:t xml:space="preserve"> </w:t>
-      </w:r>
-      <w:r>
-        <w:t xml:space="preserve">- p-value: p &lt; 0.001</w:t>
-      </w:r>
-      <w:r>
-        <w:t xml:space="preserve"> </w:t>
-      </w:r>
-      <w:r>
-        <w:t xml:space="preserve">- R²: 0.0181 (Adj. R²: 0.0155)</w:t>
+        <w:t xml:space="preserve">- Coefficient: 1158.6050 (SE: 415.4425)</w:t>
+      </w:r>
+      <w:r>
+        <w:t xml:space="preserve"> </w:t>
+      </w:r>
+      <w:r>
+        <w:t xml:space="preserve">- 95% CI: [344.0129, 1973.1971]</w:t>
+      </w:r>
+      <w:r>
+        <w:t xml:space="preserve"> </w:t>
+      </w:r>
+      <w:r>
+        <w:t xml:space="preserve">- p-value: p &lt; 0.001 **</w:t>
+      </w:r>
+      <w:r>
+        <w:t xml:space="preserve"> </w:t>
+      </w:r>
+      <w:r>
+        <w:t xml:space="preserve">- R²: 0.1437 (Adj. R²: 0.1419)</w:t>
       </w:r>
     </w:p>
     <w:p>
@@ -1049,7 +1065,7 @@
         <w:t xml:space="preserve">Interpretation</w:t>
       </w:r>
       <w:r>
-        <w:t xml:space="preserve">: No significant association</w:t>
+        <w:t xml:space="preserve">: Higher suspension rates with more White teachers</w:t>
       </w:r>
     </w:p>
     <w:bookmarkEnd w:id="13"/>
@@ -1074,7 +1090,7 @@
         <w:t xml:space="preserve">Sample</w:t>
       </w:r>
       <w:r>
-        <w:t xml:space="preserve">: 2,187 school-year observations</w:t>
+        <w:t xml:space="preserve">: 3,006 school-year observations</w:t>
       </w:r>
     </w:p>
     <w:p>
@@ -1095,25 +1111,25 @@
         <w:t xml:space="preserve"> </w:t>
       </w:r>
       <w:r>
-        <w:t xml:space="preserve">- Coefficient: -3975.5233 (SE: 16142.2898)</w:t>
-      </w:r>
-      <w:r>
-        <w:t xml:space="preserve"> </w:t>
-      </w:r>
-      <w:r>
-        <w:t xml:space="preserve">- 95% CI: [-35631.4055, 27680.3589]</w:t>
-      </w:r>
-      <w:r>
-        <w:t xml:space="preserve"> </w:t>
-      </w:r>
-      <w:r>
-        <w:t xml:space="preserve">- p-value: p &lt; 0.001</w:t>
-      </w:r>
-      <w:r>
-        <w:t xml:space="preserve"> </w:t>
-      </w:r>
-      <w:r>
-        <w:t xml:space="preserve">- R²: 0.0203 (Adj. R²: 0.0176)</w:t>
+        <w:t xml:space="preserve">- Coefficient: 599.4924 (SE: 296.3454)</w:t>
+      </w:r>
+      <w:r>
+        <w:t xml:space="preserve"> </w:t>
+      </w:r>
+      <w:r>
+        <w:t xml:space="preserve">- 95% CI: [18.4317, 1180.5532]</w:t>
+      </w:r>
+      <w:r>
+        <w:t xml:space="preserve"> </w:t>
+      </w:r>
+      <w:r>
+        <w:t xml:space="preserve">- p-value: p &lt; 0.001 *</w:t>
+      </w:r>
+      <w:r>
+        <w:t xml:space="preserve"> </w:t>
+      </w:r>
+      <w:r>
+        <w:t xml:space="preserve">- R²: 0.1818 (Adj. R²: 0.1801)</w:t>
       </w:r>
     </w:p>
     <w:p>
@@ -1128,7 +1144,7 @@
         <w:t xml:space="preserve">Interpretation</w:t>
       </w:r>
       <w:r>
-        <w:t xml:space="preserve">: No significant association</w:t>
+        <w:t xml:space="preserve">: Higher suspension rates with more White teachers</w:t>
       </w:r>
     </w:p>
     <w:bookmarkEnd w:id="14"/>
@@ -1153,7 +1169,7 @@
         <w:t xml:space="preserve">Sample</w:t>
       </w:r>
       <w:r>
-        <w:t xml:space="preserve">: 1,848 school-year observations</w:t>
+        <w:t xml:space="preserve">: 2,805 school-year observations</w:t>
       </w:r>
     </w:p>
     <w:p>
@@ -1174,25 +1190,25 @@
         <w:t xml:space="preserve"> </w:t>
       </w:r>
       <w:r>
-        <w:t xml:space="preserve">- Coefficient: 22230.1966 (SE: 14442.0105)</w:t>
-      </w:r>
-      <w:r>
-        <w:t xml:space="preserve"> </w:t>
-      </w:r>
-      <w:r>
-        <w:t xml:space="preserve">- 95% CI: [-6094.2456, 50554.6388]</w:t>
-      </w:r>
-      <w:r>
-        <w:t xml:space="preserve"> </w:t>
-      </w:r>
-      <w:r>
-        <w:t xml:space="preserve">- p-value: p &lt; 0.001</w:t>
-      </w:r>
-      <w:r>
-        <w:t xml:space="preserve"> </w:t>
-      </w:r>
-      <w:r>
-        <w:t xml:space="preserve">- R²: 0.0821 (Adj. R²: 0.0791)</w:t>
+        <w:t xml:space="preserve">- Coefficient: 1440.7141 (SE: 274.9531)</w:t>
+      </w:r>
+      <w:r>
+        <w:t xml:space="preserve"> </w:t>
+      </w:r>
+      <w:r>
+        <w:t xml:space="preserve">- 95% CI: [901.5827, 1979.8455]</w:t>
+      </w:r>
+      <w:r>
+        <w:t xml:space="preserve"> </w:t>
+      </w:r>
+      <w:r>
+        <w:t xml:space="preserve">- p-value: p &lt; 0.001 ***</w:t>
+      </w:r>
+      <w:r>
+        <w:t xml:space="preserve"> </w:t>
+      </w:r>
+      <w:r>
+        <w:t xml:space="preserve">- R²: 0.2606 (Adj. R²: 0.2590)</w:t>
       </w:r>
     </w:p>
     <w:p>
@@ -1207,7 +1223,7 @@
         <w:t xml:space="preserve">Interpretation</w:t>
       </w:r>
       <w:r>
-        <w:t xml:space="preserve">: No significant association</w:t>
+        <w:t xml:space="preserve">: Higher suspension rates with more White teachers</w:t>
       </w:r>
     </w:p>
     <w:bookmarkEnd w:id="15"/>
@@ -1232,7 +1248,7 @@
         <w:t xml:space="preserve">Sample</w:t>
       </w:r>
       <w:r>
-        <w:t xml:space="preserve">: 1,464 school-year observations</w:t>
+        <w:t xml:space="preserve">: 3,345 school-year observations</w:t>
       </w:r>
     </w:p>
     <w:p>
@@ -1253,25 +1269,25 @@
         <w:t xml:space="preserve"> </w:t>
       </w:r>
       <w:r>
-        <w:t xml:space="preserve">- Coefficient: 41670.9784 (SE: 33471.3691)</w:t>
-      </w:r>
-      <w:r>
-        <w:t xml:space="preserve"> </w:t>
-      </w:r>
-      <w:r>
-        <w:t xml:space="preserve">- 95% CI: [-23986.2418, 107328.1987]</w:t>
-      </w:r>
-      <w:r>
-        <w:t xml:space="preserve"> </w:t>
-      </w:r>
-      <w:r>
-        <w:t xml:space="preserve">- p-value: p &lt; 0.001</w:t>
-      </w:r>
-      <w:r>
-        <w:t xml:space="preserve"> </w:t>
-      </w:r>
-      <w:r>
-        <w:t xml:space="preserve">- R²: 0.0707 (Adj. R²: 0.0669)</w:t>
+        <w:t xml:space="preserve">- Coefficient: 3795.2654 (SE: 657.0694)</w:t>
+      </w:r>
+      <w:r>
+        <w:t xml:space="preserve"> </w:t>
+      </w:r>
+      <w:r>
+        <w:t xml:space="preserve">- 95% CI: [2506.9659, 5083.5650]</w:t>
+      </w:r>
+      <w:r>
+        <w:t xml:space="preserve"> </w:t>
+      </w:r>
+      <w:r>
+        <w:t xml:space="preserve">- p-value: p &lt; 0.001 ***</w:t>
+      </w:r>
+      <w:r>
+        <w:t xml:space="preserve"> </w:t>
+      </w:r>
+      <w:r>
+        <w:t xml:space="preserve">- R²: 0.1129 (Adj. R²: 0.1113)</w:t>
       </w:r>
     </w:p>
     <w:p>
@@ -1286,7 +1302,7 @@
         <w:t xml:space="preserve">Interpretation</w:t>
       </w:r>
       <w:r>
-        <w:t xml:space="preserve">: No significant association</w:t>
+        <w:t xml:space="preserve">: Higher suspension rates with more White teachers</w:t>
       </w:r>
     </w:p>
     <w:p>
@@ -1402,7 +1418,7 @@
         <w:t xml:space="preserve">Aggregated observations</w:t>
       </w:r>
       <w:r>
-        <w:t xml:space="preserve">: 7,808 school-year observations</w:t>
+        <w:t xml:space="preserve">: 12,065 school-year observations</w:t>
       </w:r>
       <w:r>
         <w:t xml:space="preserve"> </w:t>
@@ -1421,7 +1437,7 @@
         <w:t xml:space="preserve">Unique schools</w:t>
       </w:r>
       <w:r>
-        <w:t xml:space="preserve">: 2,904 California public schools</w:t>
+        <w:t xml:space="preserve">: 4,359 California public schools</w:t>
       </w:r>
       <w:r>
         <w:t xml:space="preserve"> </w:t>
@@ -1440,7 +1456,7 @@
         <w:t xml:space="preserve">Aggregation ratio</w:t>
       </w:r>
       <w:r>
-        <w:t xml:space="preserve">: ~435.7 observations per school-year (races × reasons)</w:t>
+        <w:t xml:space="preserve">: ~282 observations per school-year (races × reasons)</w:t>
       </w:r>
     </w:p>
     <w:p>
@@ -2025,7 +2041,7 @@
         <w:t xml:space="preserve">Finding</w:t>
       </w:r>
       <w:r>
-        <w:t xml:space="preserve">: Teacher racial composition shows -5.6X stronger association with suspension rates in majority-Black schools compared to majority-White schools.</w:t>
+        <w:t xml:space="preserve">: Teacher racial composition shows 3.3X stronger association with suspension rates in majority-Black schools compared to majority-White schools.</w:t>
       </w:r>
     </w:p>
     <w:p>

--- a/outputs/summaries/24_quartile_slope_comparison_SUMMARY.docx
+++ b/outputs/summaries/24_quartile_slope_comparison_SUMMARY.docx
@@ -44,7 +44,7 @@
         </w:p>
       </w:sdtContent>
     </w:sdt>
-    <w:bookmarkStart w:id="47" w:name="Xc7b7cfe899513758ddc78e51650a371df5772d9"/>
+    <w:bookmarkStart w:id="48" w:name="Xc7b7cfe899513758ddc78e51650a371df5772d9"/>
     <w:p>
       <w:pPr>
         <w:pStyle w:val="Heading1"/>
@@ -127,13 +127,13 @@
         </w:pict>
       </w:r>
     </w:p>
-    <w:bookmarkStart w:id="9" w:name="key-question"/>
+    <w:bookmarkStart w:id="9" w:name="executive-summary-1-2-minute-read"/>
     <w:p>
       <w:pPr>
         <w:pStyle w:val="Heading2"/>
       </w:pPr>
       <w:r>
-        <w:t xml:space="preserve">Key Question</w:t>
+        <w:t xml:space="preserve">Executive Summary (1-2 Minute Read)</w:t>
       </w:r>
     </w:p>
     <w:p>
@@ -141,7 +141,14 @@
         <w:pStyle w:val="FirstParagraph"/>
       </w:pPr>
       <w:r>
-        <w:t xml:space="preserve">Does the racial composition of teaching staff show stronger associations with suspension rates in majority-Black schools compared to majority-White schools?</w:t>
+        <w:rPr>
+          <w:b/>
+          <w:bCs/>
+        </w:rPr>
+        <w:t xml:space="preserve">Purpose</w:t>
+      </w:r>
+      <w:r>
+        <w:t xml:space="preserve">: This analysis examines whether the relationship between teacher racial composition (% White teachers) and suspension rates varies across schools with different Black student enrollment levels.</w:t>
       </w:r>
     </w:p>
     <w:p>
@@ -153,10 +160,144 @@
           <w:b/>
           <w:bCs/>
         </w:rPr>
-        <w:t xml:space="preserve">Hypothesis</w:t>
-      </w:r>
-      <w:r>
-        <w:t xml:space="preserve">: The association between % White Teachers and Suspension Rate should be stronger (steeper slope) in majority-Black schools (Q4) compared to majority-White schools (Q1).</w:t>
+        <w:t xml:space="preserve">Key Findings</w:t>
+      </w:r>
+      <w:r>
+        <w:t xml:space="preserve">:</w:t>
+      </w:r>
+      <w:r>
+        <w:t xml:space="preserve"> </w:t>
+      </w:r>
+      <w:r>
+        <w:t xml:space="preserve">-</w:t>
+      </w:r>
+      <w:r>
+        <w:t xml:space="preserve"> </w:t>
+      </w:r>
+      <w:r>
+        <w:rPr>
+          <w:b/>
+          <w:bCs/>
+        </w:rPr>
+        <w:t xml:space="preserve">Relationship Strengthens with Black Enrollment</w:t>
+      </w:r>
+      <w:r>
+        <w:t xml:space="preserve">: Schools with the highest Black student concentrations (75th-100th percentile) show a much stronger relationship between White teacher percentage and suspension rates compared to schools with lower Black enrollment.</w:t>
+      </w:r>
+      <w:r>
+        <w:t xml:space="preserve"> </w:t>
+      </w:r>
+      <w:r>
+        <w:t xml:space="preserve">-</w:t>
+      </w:r>
+      <w:r>
+        <w:t xml:space="preserve"> </w:t>
+      </w:r>
+      <w:r>
+        <w:rPr>
+          <w:b/>
+          <w:bCs/>
+        </w:rPr>
+        <w:t xml:space="preserve">3.3× Difference in Effect Size</w:t>
+      </w:r>
+      <w:r>
+        <w:t xml:space="preserve">: For every 10 percentage point increase in White teachers, suspension rates increase by 1.93 percentage points in low-Black-enrollment schools (Q1) but by 6.33 percentage points in high-Black-enrollment schools (Q4).</w:t>
+      </w:r>
+      <w:r>
+        <w:t xml:space="preserve"> </w:t>
+      </w:r>
+      <w:r>
+        <w:t xml:space="preserve">-</w:t>
+      </w:r>
+      <w:r>
+        <w:t xml:space="preserve"> </w:t>
+      </w:r>
+      <w:r>
+        <w:rPr>
+          <w:b/>
+          <w:bCs/>
+        </w:rPr>
+        <w:t xml:space="preserve">Statistically Significant Pattern</w:t>
+      </w:r>
+      <w:r>
+        <w:t xml:space="preserve">: All four quartile-specific regressions show positive, statistically significant relationships (all p &lt; 0.001), and the difference between quartiles is substantial and consistent.</w:t>
+      </w:r>
+      <w:r>
+        <w:t xml:space="preserve"> </w:t>
+      </w:r>
+      <w:r>
+        <w:t xml:space="preserve">-</w:t>
+      </w:r>
+      <w:r>
+        <w:t xml:space="preserve"> </w:t>
+      </w:r>
+      <w:r>
+        <w:rPr>
+          <w:b/>
+          <w:bCs/>
+        </w:rPr>
+        <w:t xml:space="preserve">Not Explained by Poverty</w:t>
+      </w:r>
+      <w:r>
+        <w:t xml:space="preserve">: The pattern persists after controlling for socioeconomic disadvantage, school level, and charter status, suggesting the</w:t>
+      </w:r>
+      <w:r>
+        <w:t xml:space="preserve"> </w:t>
+      </w:r>
+      <w:r>
+        <w:t xml:space="preserve">“mismatch”</w:t>
+      </w:r>
+      <w:r>
+        <w:t xml:space="preserve"> </w:t>
+      </w:r>
+      <w:r>
+        <w:t xml:space="preserve">is not simply a poverty effect.</w:t>
+      </w:r>
+    </w:p>
+    <w:p>
+      <w:pPr>
+        <w:pStyle w:val="BodyText"/>
+      </w:pPr>
+      <w:r>
+        <w:rPr>
+          <w:b/>
+          <w:bCs/>
+        </w:rPr>
+        <w:t xml:space="preserve">Bottom Line</w:t>
+      </w:r>
+      <w:r>
+        <w:t xml:space="preserve">: The data reveal a consistent pattern where teacher-student racial composition mismatch is most strongly associated with higher suspension rates in schools serving predominantly Black student populations.</w:t>
+      </w:r>
+    </w:p>
+    <w:p>
+      <w:pPr>
+        <w:pStyle w:val="BodyText"/>
+      </w:pPr>
+      <w:r>
+        <w:rPr>
+          <w:b/>
+          <w:bCs/>
+        </w:rPr>
+        <w:t xml:space="preserve">Important Note</w:t>
+      </w:r>
+      <w:r>
+        <w:t xml:space="preserve">: This analysis examines</w:t>
+      </w:r>
+      <w:r>
+        <w:t xml:space="preserve"> </w:t>
+      </w:r>
+      <w:r>
+        <w:rPr>
+          <w:b/>
+          <w:bCs/>
+        </w:rPr>
+        <w:t xml:space="preserve">total suspension incidents</w:t>
+      </w:r>
+      <w:r>
+        <w:t xml:space="preserve"> </w:t>
+      </w:r>
+      <w:r>
+        <w:t xml:space="preserve">(not unique students suspended), so rates can exceed 100% when students experience multiple suspensions.</w:t>
       </w:r>
     </w:p>
     <w:p>
@@ -167,13 +308,13 @@
       </w:r>
     </w:p>
     <w:bookmarkEnd w:id="9"/>
-    <w:bookmarkStart w:id="13" w:name="critical-suspension-rate-definition"/>
+    <w:bookmarkStart w:id="10" w:name="key-question"/>
     <w:p>
       <w:pPr>
         <w:pStyle w:val="Heading2"/>
       </w:pPr>
       <w:r>
-        <w:t xml:space="preserve">CRITICAL: Suspension Rate Definition</w:t>
+        <w:t xml:space="preserve">Key Question</w:t>
       </w:r>
     </w:p>
     <w:p>
@@ -181,111 +322,7 @@
         <w:pStyle w:val="FirstParagraph"/>
       </w:pPr>
       <w:r>
-        <w:rPr>
-          <w:b/>
-          <w:bCs/>
-        </w:rPr>
-        <w:t xml:space="preserve">IMPORTANT METHODOLOGICAL NOTE</w:t>
-      </w:r>
-      <w:r>
-        <w:t xml:space="preserve">: This analysis uses</w:t>
-      </w:r>
-      <w:r>
-        <w:t xml:space="preserve"> </w:t>
-      </w:r>
-      <w:r>
-        <w:rPr>
-          <w:b/>
-          <w:bCs/>
-        </w:rPr>
-        <w:t xml:space="preserve">TOTAL SUSPENSION INCIDENTS</w:t>
-      </w:r>
-      <w:r>
-        <w:t xml:space="preserve">, not</w:t>
-      </w:r>
-      <w:r>
-        <w:t xml:space="preserve"> </w:t>
-      </w:r>
-      <w:r>
-        <w:rPr>
-          <w:b/>
-          <w:bCs/>
-        </w:rPr>
-        <w:t xml:space="preserve">UNDUPLICATED STUDENT COUNT</w:t>
-      </w:r>
-      <w:r>
-        <w:t xml:space="preserve">.</w:t>
-      </w:r>
-    </w:p>
-    <w:bookmarkStart w:id="10" w:name="what-this-means"/>
-    <w:p>
-      <w:pPr>
-        <w:pStyle w:val="Heading3"/>
-      </w:pPr>
-      <w:r>
-        <w:t xml:space="preserve">What This Means</w:t>
-      </w:r>
-    </w:p>
-    <w:p>
-      <w:pPr>
-        <w:pStyle w:val="FirstParagraph"/>
-      </w:pPr>
-      <w:r>
-        <w:rPr>
-          <w:b/>
-          <w:bCs/>
-        </w:rPr>
-        <w:t xml:space="preserve">Numerator</w:t>
-      </w:r>
-      <w:r>
-        <w:t xml:space="preserve">:</w:t>
-      </w:r>
-      <w:r>
-        <w:t xml:space="preserve"> </w:t>
-      </w:r>
-      <w:r>
-        <w:rPr>
-          <w:rStyle w:val="VerbatimChar"/>
-        </w:rPr>
-        <w:t xml:space="preserve">total_suspensions</w:t>
-      </w:r>
-      <w:r>
-        <w:t xml:space="preserve"> </w:t>
-      </w:r>
-      <w:r>
-        <w:t xml:space="preserve">- Total count of all suspension incidents/events</w:t>
-      </w:r>
-      <w:r>
-        <w:t xml:space="preserve"> </w:t>
-      </w:r>
-      <w:r>
-        <w:t xml:space="preserve">- If a student is suspended multiple times,</w:t>
-      </w:r>
-      <w:r>
-        <w:t xml:space="preserve"> </w:t>
-      </w:r>
-      <w:r>
-        <w:rPr>
-          <w:b/>
-          <w:bCs/>
-        </w:rPr>
-        <w:t xml:space="preserve">each incident is counted</w:t>
-      </w:r>
-      <w:r>
-        <w:t xml:space="preserve"> </w:t>
-      </w:r>
-      <w:r>
-        <w:t xml:space="preserve">- Example: Student A suspended 3 times =</w:t>
-      </w:r>
-      <w:r>
-        <w:t xml:space="preserve"> </w:t>
-      </w:r>
-      <w:r>
-        <w:rPr>
-          <w:b/>
-          <w:bCs/>
-        </w:rPr>
-        <w:t xml:space="preserve">3 suspensions</w:t>
+        <w:t xml:space="preserve">Does the racial composition of teaching staff show stronger associations with suspension rates in majority-Black schools compared to majority-White schools?</w:t>
       </w:r>
     </w:p>
     <w:p>
@@ -297,398 +334,10 @@
           <w:b/>
           <w:bCs/>
         </w:rPr>
-        <w:t xml:space="preserve">Denominator</w:t>
-      </w:r>
-      <w:r>
-        <w:t xml:space="preserve">:</w:t>
-      </w:r>
-      <w:r>
-        <w:t xml:space="preserve"> </w:t>
-      </w:r>
-      <w:r>
-        <w:rPr>
-          <w:rStyle w:val="VerbatimChar"/>
-        </w:rPr>
-        <w:t xml:space="preserve">cumulative_enrollment</w:t>
-      </w:r>
-      <w:r>
-        <w:t xml:space="preserve"> </w:t>
-      </w:r>
-      <w:r>
-        <w:t xml:space="preserve">- Total student enrollment for the school-year</w:t>
-      </w:r>
-    </w:p>
-    <w:p>
-      <w:pPr>
-        <w:pStyle w:val="BodyText"/>
-      </w:pPr>
-      <w:r>
-        <w:rPr>
-          <w:b/>
-          <w:bCs/>
-        </w:rPr>
-        <w:t xml:space="preserve">Rate Calculation</w:t>
-      </w:r>
-      <w:r>
-        <w:t xml:space="preserve">:</w:t>
-      </w:r>
-    </w:p>
-    <w:p>
-      <w:pPr>
-        <w:pStyle w:val="SourceCode"/>
-      </w:pPr>
-      <w:r>
-        <w:rPr>
-          <w:rStyle w:val="VerbatimChar"/>
-        </w:rPr>
-        <w:t xml:space="preserve">Suspension Rate = total_suspensions / cumulative_enrollment</w:t>
-      </w:r>
-    </w:p>
-    <w:p>
-      <w:pPr>
-        <w:pStyle w:val="FirstParagraph"/>
-      </w:pPr>
-      <w:r>
-        <w:rPr>
-          <w:b/>
-          <w:bCs/>
-        </w:rPr>
-        <w:t xml:space="preserve">Interpretation</w:t>
-      </w:r>
-      <w:r>
-        <w:t xml:space="preserve">:</w:t>
-      </w:r>
-      <w:r>
-        <w:t xml:space="preserve"> </w:t>
-      </w:r>
-      <w:r>
-        <w:t xml:space="preserve">- Represents the</w:t>
-      </w:r>
-      <w:r>
-        <w:t xml:space="preserve"> </w:t>
-      </w:r>
-      <w:r>
-        <w:rPr>
-          <w:b/>
-          <w:bCs/>
-        </w:rPr>
-        <w:t xml:space="preserve">average number of suspension incidents per enrolled student</w:t>
-      </w:r>
-      <w:r>
-        <w:t xml:space="preserve"> </w:t>
-      </w:r>
-      <w:r>
-        <w:t xml:space="preserve">-</w:t>
-      </w:r>
-      <w:r>
-        <w:t xml:space="preserve"> </w:t>
-      </w:r>
-      <w:r>
-        <w:rPr>
-          <w:b/>
-          <w:bCs/>
-        </w:rPr>
-        <w:t xml:space="preserve">Can exceed 1.0</w:t>
-      </w:r>
-      <w:r>
-        <w:t xml:space="preserve"> </w:t>
-      </w:r>
-      <w:r>
-        <w:t xml:space="preserve">(or 100%) if students experience multiple suspensions</w:t>
-      </w:r>
-      <w:r>
-        <w:t xml:space="preserve"> </w:t>
-      </w:r>
-      <w:r>
-        <w:t xml:space="preserve">- Example: A rate of 0.045 (4.5%) means 0.045 suspension incidents per student on average</w:t>
-      </w:r>
-      <w:r>
-        <w:t xml:space="preserve"> </w:t>
-      </w:r>
-      <w:r>
-        <w:t xml:space="preserve">- Example: A rate of 1.5 (150%) means 1.5 suspension incidents per student (indicating repeat suspensions)</w:t>
-      </w:r>
-    </w:p>
-    <w:bookmarkEnd w:id="10"/>
-    <w:bookmarkStart w:id="11" w:name="why-this-measure"/>
-    <w:p>
-      <w:pPr>
-        <w:pStyle w:val="Heading3"/>
-      </w:pPr>
-      <w:r>
-        <w:t xml:space="preserve">Why This Measure?</w:t>
-      </w:r>
-    </w:p>
-    <w:p>
-      <w:pPr>
-        <w:pStyle w:val="FirstParagraph"/>
-      </w:pPr>
-      <w:r>
-        <w:rPr>
-          <w:b/>
-          <w:bCs/>
-        </w:rPr>
-        <w:t xml:space="preserve">Advantages</w:t>
-      </w:r>
-      <w:r>
-        <w:t xml:space="preserve">:</w:t>
-      </w:r>
-      <w:r>
-        <w:t xml:space="preserve"> </w:t>
-      </w:r>
-      <w:r>
-        <w:t xml:space="preserve">- Captures</w:t>
-      </w:r>
-      <w:r>
-        <w:t xml:space="preserve"> </w:t>
-      </w:r>
-      <w:r>
-        <w:rPr>
-          <w:b/>
-          <w:bCs/>
-        </w:rPr>
-        <w:t xml:space="preserve">severity</w:t>
-      </w:r>
-      <w:r>
-        <w:t xml:space="preserve">: Multiple suspensions per student increase the rate</w:t>
-      </w:r>
-      <w:r>
-        <w:t xml:space="preserve"> </w:t>
-      </w:r>
-      <w:r>
-        <w:t xml:space="preserve">- Reflects</w:t>
-      </w:r>
-      <w:r>
-        <w:t xml:space="preserve"> </w:t>
-      </w:r>
-      <w:r>
-        <w:rPr>
-          <w:b/>
-          <w:bCs/>
-        </w:rPr>
-        <w:t xml:space="preserve">total disciplinary burden</w:t>
-      </w:r>
-      <w:r>
-        <w:t xml:space="preserve"> </w:t>
-      </w:r>
-      <w:r>
-        <w:t xml:space="preserve">on schools</w:t>
-      </w:r>
-      <w:r>
-        <w:t xml:space="preserve"> </w:t>
-      </w:r>
-      <w:r>
-        <w:t xml:space="preserve">- Consistent across all schools (comparable measure)</w:t>
-      </w:r>
-      <w:r>
-        <w:t xml:space="preserve"> </w:t>
-      </w:r>
-      <w:r>
-        <w:t xml:space="preserve">- Aligns with California Department of Education reporting standards</w:t>
-      </w:r>
-    </w:p>
-    <w:p>
-      <w:pPr>
-        <w:pStyle w:val="BodyText"/>
-      </w:pPr>
-      <w:r>
-        <w:rPr>
-          <w:b/>
-          <w:bCs/>
-        </w:rPr>
-        <w:t xml:space="preserve">Important Note</w:t>
-      </w:r>
-      <w:r>
-        <w:t xml:space="preserve">:</w:t>
-      </w:r>
-      <w:r>
-        <w:t xml:space="preserve"> </w:t>
-      </w:r>
-      <w:r>
-        <w:t xml:space="preserve">- Rates</w:t>
-      </w:r>
-      <w:r>
-        <w:t xml:space="preserve"> </w:t>
-      </w:r>
-      <w:r>
-        <w:rPr>
-          <w:b/>
-          <w:bCs/>
-        </w:rPr>
-        <w:t xml:space="preserve">CAN exceed 100%</w:t>
-      </w:r>
-      <w:r>
-        <w:t xml:space="preserve"> </w:t>
-      </w:r>
-      <w:r>
-        <w:t xml:space="preserve">if many students receive multiple suspensions</w:t>
-      </w:r>
-      <w:r>
-        <w:t xml:space="preserve"> </w:t>
-      </w:r>
-      <w:r>
-        <w:t xml:space="preserve">- This is NOT an error - it indicates high rates of repeat suspensions</w:t>
-      </w:r>
-      <w:r>
-        <w:t xml:space="preserve"> </w:t>
-      </w:r>
-      <w:r>
-        <w:t xml:space="preserve">- Maximum observed rate: 321.8% (3.2 suspension incidents per enrolled student)</w:t>
-      </w:r>
-    </w:p>
-    <w:bookmarkEnd w:id="11"/>
-    <w:bookmarkStart w:id="12" w:name="alternative-measure-not-used-here"/>
-    <w:p>
-      <w:pPr>
-        <w:pStyle w:val="Heading3"/>
-      </w:pPr>
-      <w:r>
-        <w:t xml:space="preserve">Alternative Measure (NOT Used Here)</w:t>
-      </w:r>
-    </w:p>
-    <w:p>
-      <w:pPr>
-        <w:pStyle w:val="FirstParagraph"/>
-      </w:pPr>
-      <w:r>
-        <w:rPr>
-          <w:b/>
-          <w:bCs/>
-        </w:rPr>
-        <w:t xml:space="preserve">Unduplicated Suspension Rate</w:t>
-      </w:r>
-      <w:r>
-        <w:t xml:space="preserve">:</w:t>
-      </w:r>
-      <w:r>
-        <w:t xml:space="preserve"> </w:t>
-      </w:r>
-      <w:r>
-        <w:t xml:space="preserve">- Numerator: Count of unique students suspended at least once</w:t>
-      </w:r>
-      <w:r>
-        <w:t xml:space="preserve"> </w:t>
-      </w:r>
-      <w:r>
-        <w:t xml:space="preserve">- Example: Student A suspended 3 times =</w:t>
-      </w:r>
-      <w:r>
-        <w:t xml:space="preserve"> </w:t>
-      </w:r>
-      <w:r>
-        <w:rPr>
-          <w:b/>
-          <w:bCs/>
-        </w:rPr>
-        <w:t xml:space="preserve">1 student</w:t>
-      </w:r>
-      <w:r>
-        <w:t xml:space="preserve"> </w:t>
-      </w:r>
-      <w:r>
-        <w:t xml:space="preserve">- Interpretation: Percentage of students who experienced at least one suspension</w:t>
-      </w:r>
-      <w:r>
-        <w:t xml:space="preserve"> </w:t>
-      </w:r>
-      <w:r>
-        <w:t xml:space="preserve">-</w:t>
-      </w:r>
-      <w:r>
-        <w:t xml:space="preserve"> </w:t>
-      </w:r>
-      <w:r>
-        <w:rPr>
-          <w:b/>
-          <w:bCs/>
-        </w:rPr>
-        <w:t xml:space="preserve">Always between 0-100%</w:t>
-      </w:r>
-      <w:r>
-        <w:t xml:space="preserve"> </w:t>
-      </w:r>
-      <w:r>
-        <w:t xml:space="preserve">(cannot exceed 100%)</w:t>
-      </w:r>
-    </w:p>
-    <w:p>
-      <w:pPr>
-        <w:pStyle w:val="BodyText"/>
-      </w:pPr>
-      <w:r>
-        <w:rPr>
-          <w:b/>
-          <w:bCs/>
-        </w:rPr>
-        <w:t xml:space="preserve">Why not use unduplicated count?</w:t>
-      </w:r>
-      <w:r>
-        <w:t xml:space="preserve"> </w:t>
-      </w:r>
-      <w:r>
-        <w:t xml:space="preserve">- The total incidents measure better captures the</w:t>
-      </w:r>
-      <w:r>
-        <w:t xml:space="preserve"> </w:t>
-      </w:r>
-      <w:r>
-        <w:rPr>
-          <w:b/>
-          <w:bCs/>
-        </w:rPr>
-        <w:t xml:space="preserve">intensity</w:t>
-      </w:r>
-      <w:r>
-        <w:t xml:space="preserve"> </w:t>
-      </w:r>
-      <w:r>
-        <w:t xml:space="preserve">of disciplinary actions</w:t>
-      </w:r>
-      <w:r>
-        <w:t xml:space="preserve"> </w:t>
-      </w:r>
-      <w:r>
-        <w:t xml:space="preserve">- Reflects the</w:t>
-      </w:r>
-      <w:r>
-        <w:t xml:space="preserve"> </w:t>
-      </w:r>
-      <w:r>
-        <w:rPr>
-          <w:b/>
-          <w:bCs/>
-        </w:rPr>
-        <w:t xml:space="preserve">cumulative impact</w:t>
-      </w:r>
-      <w:r>
-        <w:t xml:space="preserve"> </w:t>
-      </w:r>
-      <w:r>
-        <w:t xml:space="preserve">on school climate and student experience</w:t>
-      </w:r>
-      <w:r>
-        <w:t xml:space="preserve"> </w:t>
-      </w:r>
-      <w:r>
-        <w:t xml:space="preserve">- Matches the research question about overall suspension rates and patterns</w:t>
-      </w:r>
-      <w:r>
-        <w:t xml:space="preserve"> </w:t>
-      </w:r>
-      <w:r>
-        <w:t xml:space="preserve">- Consistent with prior research on suspension disparities</w:t>
-      </w:r>
-    </w:p>
-    <w:p>
-      <w:pPr>
-        <w:pStyle w:val="BodyText"/>
-      </w:pPr>
-      <w:r>
-        <w:rPr>
-          <w:b/>
-          <w:bCs/>
-        </w:rPr>
-        <w:t xml:space="preserve">This distinction appears on all graphs and tables in this analysis.</w:t>
+        <w:t xml:space="preserve">Hypothesis</w:t>
+      </w:r>
+      <w:r>
+        <w:t xml:space="preserve">: The association between % White Teachers and Suspension Rate should be stronger (steeper slope) in majority-Black schools (Q4) compared to majority-White schools (Q1).</w:t>
       </w:r>
     </w:p>
     <w:p>
@@ -698,9 +347,541 @@
         </w:pict>
       </w:r>
     </w:p>
+    <w:bookmarkEnd w:id="10"/>
+    <w:bookmarkStart w:id="14" w:name="critical-suspension-rate-definition"/>
+    <w:p>
+      <w:pPr>
+        <w:pStyle w:val="Heading2"/>
+      </w:pPr>
+      <w:r>
+        <w:t xml:space="preserve">CRITICAL: Suspension Rate Definition</w:t>
+      </w:r>
+    </w:p>
+    <w:p>
+      <w:pPr>
+        <w:pStyle w:val="FirstParagraph"/>
+      </w:pPr>
+      <w:r>
+        <w:rPr>
+          <w:b/>
+          <w:bCs/>
+        </w:rPr>
+        <w:t xml:space="preserve">IMPORTANT METHODOLOGICAL NOTE</w:t>
+      </w:r>
+      <w:r>
+        <w:t xml:space="preserve">: This analysis uses</w:t>
+      </w:r>
+      <w:r>
+        <w:t xml:space="preserve"> </w:t>
+      </w:r>
+      <w:r>
+        <w:rPr>
+          <w:b/>
+          <w:bCs/>
+        </w:rPr>
+        <w:t xml:space="preserve">TOTAL SUSPENSION INCIDENTS</w:t>
+      </w:r>
+      <w:r>
+        <w:t xml:space="preserve">, not</w:t>
+      </w:r>
+      <w:r>
+        <w:t xml:space="preserve"> </w:t>
+      </w:r>
+      <w:r>
+        <w:rPr>
+          <w:b/>
+          <w:bCs/>
+        </w:rPr>
+        <w:t xml:space="preserve">UNDUPLICATED STUDENT COUNT</w:t>
+      </w:r>
+      <w:r>
+        <w:t xml:space="preserve">.</w:t>
+      </w:r>
+    </w:p>
+    <w:bookmarkStart w:id="11" w:name="what-this-means"/>
+    <w:p>
+      <w:pPr>
+        <w:pStyle w:val="Heading3"/>
+      </w:pPr>
+      <w:r>
+        <w:t xml:space="preserve">What This Means</w:t>
+      </w:r>
+    </w:p>
+    <w:p>
+      <w:pPr>
+        <w:pStyle w:val="FirstParagraph"/>
+      </w:pPr>
+      <w:r>
+        <w:rPr>
+          <w:b/>
+          <w:bCs/>
+        </w:rPr>
+        <w:t xml:space="preserve">Numerator</w:t>
+      </w:r>
+      <w:r>
+        <w:t xml:space="preserve">:</w:t>
+      </w:r>
+      <w:r>
+        <w:t xml:space="preserve"> </w:t>
+      </w:r>
+      <w:r>
+        <w:rPr>
+          <w:rStyle w:val="VerbatimChar"/>
+        </w:rPr>
+        <w:t xml:space="preserve">total_suspensions</w:t>
+      </w:r>
+      <w:r>
+        <w:t xml:space="preserve"> </w:t>
+      </w:r>
+      <w:r>
+        <w:t xml:space="preserve">- Total count of all suspension incidents/events</w:t>
+      </w:r>
+      <w:r>
+        <w:t xml:space="preserve"> </w:t>
+      </w:r>
+      <w:r>
+        <w:t xml:space="preserve">- If a student is suspended multiple times,</w:t>
+      </w:r>
+      <w:r>
+        <w:t xml:space="preserve"> </w:t>
+      </w:r>
+      <w:r>
+        <w:rPr>
+          <w:b/>
+          <w:bCs/>
+        </w:rPr>
+        <w:t xml:space="preserve">each incident is counted</w:t>
+      </w:r>
+      <w:r>
+        <w:t xml:space="preserve"> </w:t>
+      </w:r>
+      <w:r>
+        <w:t xml:space="preserve">- Example: Student A suspended 3 times =</w:t>
+      </w:r>
+      <w:r>
+        <w:t xml:space="preserve"> </w:t>
+      </w:r>
+      <w:r>
+        <w:rPr>
+          <w:b/>
+          <w:bCs/>
+        </w:rPr>
+        <w:t xml:space="preserve">3 suspensions</w:t>
+      </w:r>
+    </w:p>
+    <w:p>
+      <w:pPr>
+        <w:pStyle w:val="BodyText"/>
+      </w:pPr>
+      <w:r>
+        <w:rPr>
+          <w:b/>
+          <w:bCs/>
+        </w:rPr>
+        <w:t xml:space="preserve">Denominator</w:t>
+      </w:r>
+      <w:r>
+        <w:t xml:space="preserve">:</w:t>
+      </w:r>
+      <w:r>
+        <w:t xml:space="preserve"> </w:t>
+      </w:r>
+      <w:r>
+        <w:rPr>
+          <w:rStyle w:val="VerbatimChar"/>
+        </w:rPr>
+        <w:t xml:space="preserve">cumulative_enrollment</w:t>
+      </w:r>
+      <w:r>
+        <w:t xml:space="preserve"> </w:t>
+      </w:r>
+      <w:r>
+        <w:t xml:space="preserve">- Total student enrollment for the school-year</w:t>
+      </w:r>
+    </w:p>
+    <w:p>
+      <w:pPr>
+        <w:pStyle w:val="BodyText"/>
+      </w:pPr>
+      <w:r>
+        <w:rPr>
+          <w:b/>
+          <w:bCs/>
+        </w:rPr>
+        <w:t xml:space="preserve">Rate Calculation</w:t>
+      </w:r>
+      <w:r>
+        <w:t xml:space="preserve">:</w:t>
+      </w:r>
+    </w:p>
+    <w:p>
+      <w:pPr>
+        <w:pStyle w:val="SourceCode"/>
+      </w:pPr>
+      <w:r>
+        <w:rPr>
+          <w:rStyle w:val="VerbatimChar"/>
+        </w:rPr>
+        <w:t xml:space="preserve">Suspension Rate = total_suspensions / cumulative_enrollment</w:t>
+      </w:r>
+    </w:p>
+    <w:p>
+      <w:pPr>
+        <w:pStyle w:val="FirstParagraph"/>
+      </w:pPr>
+      <w:r>
+        <w:rPr>
+          <w:b/>
+          <w:bCs/>
+        </w:rPr>
+        <w:t xml:space="preserve">Interpretation</w:t>
+      </w:r>
+      <w:r>
+        <w:t xml:space="preserve">:</w:t>
+      </w:r>
+      <w:r>
+        <w:t xml:space="preserve"> </w:t>
+      </w:r>
+      <w:r>
+        <w:t xml:space="preserve">- Represents the</w:t>
+      </w:r>
+      <w:r>
+        <w:t xml:space="preserve"> </w:t>
+      </w:r>
+      <w:r>
+        <w:rPr>
+          <w:b/>
+          <w:bCs/>
+        </w:rPr>
+        <w:t xml:space="preserve">average number of suspension incidents per enrolled student</w:t>
+      </w:r>
+      <w:r>
+        <w:t xml:space="preserve"> </w:t>
+      </w:r>
+      <w:r>
+        <w:t xml:space="preserve">-</w:t>
+      </w:r>
+      <w:r>
+        <w:t xml:space="preserve"> </w:t>
+      </w:r>
+      <w:r>
+        <w:rPr>
+          <w:b/>
+          <w:bCs/>
+        </w:rPr>
+        <w:t xml:space="preserve">Can exceed 1.0</w:t>
+      </w:r>
+      <w:r>
+        <w:t xml:space="preserve"> </w:t>
+      </w:r>
+      <w:r>
+        <w:t xml:space="preserve">(or 100%) if students experience multiple suspensions</w:t>
+      </w:r>
+      <w:r>
+        <w:t xml:space="preserve"> </w:t>
+      </w:r>
+      <w:r>
+        <w:t xml:space="preserve">- Example: A rate of 0.045 (4.5%) means 0.045 suspension incidents per student on average</w:t>
+      </w:r>
+      <w:r>
+        <w:t xml:space="preserve"> </w:t>
+      </w:r>
+      <w:r>
+        <w:t xml:space="preserve">- Example: A rate of 1.5 (150%) means 1.5 suspension incidents per student (indicating repeat suspensions)</w:t>
+      </w:r>
+    </w:p>
+    <w:bookmarkEnd w:id="11"/>
+    <w:bookmarkStart w:id="12" w:name="why-this-measure"/>
+    <w:p>
+      <w:pPr>
+        <w:pStyle w:val="Heading3"/>
+      </w:pPr>
+      <w:r>
+        <w:t xml:space="preserve">Why This Measure?</w:t>
+      </w:r>
+    </w:p>
+    <w:p>
+      <w:pPr>
+        <w:pStyle w:val="FirstParagraph"/>
+      </w:pPr>
+      <w:r>
+        <w:rPr>
+          <w:b/>
+          <w:bCs/>
+        </w:rPr>
+        <w:t xml:space="preserve">Advantages</w:t>
+      </w:r>
+      <w:r>
+        <w:t xml:space="preserve">:</w:t>
+      </w:r>
+      <w:r>
+        <w:t xml:space="preserve"> </w:t>
+      </w:r>
+      <w:r>
+        <w:t xml:space="preserve">- Captures</w:t>
+      </w:r>
+      <w:r>
+        <w:t xml:space="preserve"> </w:t>
+      </w:r>
+      <w:r>
+        <w:rPr>
+          <w:b/>
+          <w:bCs/>
+        </w:rPr>
+        <w:t xml:space="preserve">severity</w:t>
+      </w:r>
+      <w:r>
+        <w:t xml:space="preserve">: Multiple suspensions per student increase the rate</w:t>
+      </w:r>
+      <w:r>
+        <w:t xml:space="preserve"> </w:t>
+      </w:r>
+      <w:r>
+        <w:t xml:space="preserve">- Reflects</w:t>
+      </w:r>
+      <w:r>
+        <w:t xml:space="preserve"> </w:t>
+      </w:r>
+      <w:r>
+        <w:rPr>
+          <w:b/>
+          <w:bCs/>
+        </w:rPr>
+        <w:t xml:space="preserve">total disciplinary burden</w:t>
+      </w:r>
+      <w:r>
+        <w:t xml:space="preserve"> </w:t>
+      </w:r>
+      <w:r>
+        <w:t xml:space="preserve">on schools</w:t>
+      </w:r>
+      <w:r>
+        <w:t xml:space="preserve"> </w:t>
+      </w:r>
+      <w:r>
+        <w:t xml:space="preserve">- Consistent across all schools (comparable measure)</w:t>
+      </w:r>
+      <w:r>
+        <w:t xml:space="preserve"> </w:t>
+      </w:r>
+      <w:r>
+        <w:t xml:space="preserve">- Aligns with California Department of Education reporting standards</w:t>
+      </w:r>
+    </w:p>
+    <w:p>
+      <w:pPr>
+        <w:pStyle w:val="BodyText"/>
+      </w:pPr>
+      <w:r>
+        <w:rPr>
+          <w:b/>
+          <w:bCs/>
+        </w:rPr>
+        <w:t xml:space="preserve">Important Note</w:t>
+      </w:r>
+      <w:r>
+        <w:t xml:space="preserve">:</w:t>
+      </w:r>
+      <w:r>
+        <w:t xml:space="preserve"> </w:t>
+      </w:r>
+      <w:r>
+        <w:t xml:space="preserve">- Rates</w:t>
+      </w:r>
+      <w:r>
+        <w:t xml:space="preserve"> </w:t>
+      </w:r>
+      <w:r>
+        <w:rPr>
+          <w:b/>
+          <w:bCs/>
+        </w:rPr>
+        <w:t xml:space="preserve">CAN exceed 100%</w:t>
+      </w:r>
+      <w:r>
+        <w:t xml:space="preserve"> </w:t>
+      </w:r>
+      <w:r>
+        <w:t xml:space="preserve">if many students receive multiple suspensions</w:t>
+      </w:r>
+      <w:r>
+        <w:t xml:space="preserve"> </w:t>
+      </w:r>
+      <w:r>
+        <w:t xml:space="preserve">- This is NOT an error - it indicates high rates of repeat suspensions</w:t>
+      </w:r>
+      <w:r>
+        <w:t xml:space="preserve"> </w:t>
+      </w:r>
+      <w:r>
+        <w:t xml:space="preserve">- Maximum observed rate: 321.8% (3.2 suspension incidents per enrolled student)</w:t>
+      </w:r>
+    </w:p>
     <w:bookmarkEnd w:id="12"/>
+    <w:bookmarkStart w:id="13" w:name="alternative-measure-not-used-here"/>
+    <w:p>
+      <w:pPr>
+        <w:pStyle w:val="Heading3"/>
+      </w:pPr>
+      <w:r>
+        <w:t xml:space="preserve">Alternative Measure (NOT Used Here)</w:t>
+      </w:r>
+    </w:p>
+    <w:p>
+      <w:pPr>
+        <w:pStyle w:val="FirstParagraph"/>
+      </w:pPr>
+      <w:r>
+        <w:rPr>
+          <w:b/>
+          <w:bCs/>
+        </w:rPr>
+        <w:t xml:space="preserve">Unduplicated Suspension Rate</w:t>
+      </w:r>
+      <w:r>
+        <w:t xml:space="preserve">:</w:t>
+      </w:r>
+      <w:r>
+        <w:t xml:space="preserve"> </w:t>
+      </w:r>
+      <w:r>
+        <w:t xml:space="preserve">- Numerator: Count of unique students suspended at least once</w:t>
+      </w:r>
+      <w:r>
+        <w:t xml:space="preserve"> </w:t>
+      </w:r>
+      <w:r>
+        <w:t xml:space="preserve">- Example: Student A suspended 3 times =</w:t>
+      </w:r>
+      <w:r>
+        <w:t xml:space="preserve"> </w:t>
+      </w:r>
+      <w:r>
+        <w:rPr>
+          <w:b/>
+          <w:bCs/>
+        </w:rPr>
+        <w:t xml:space="preserve">1 student</w:t>
+      </w:r>
+      <w:r>
+        <w:t xml:space="preserve"> </w:t>
+      </w:r>
+      <w:r>
+        <w:t xml:space="preserve">- Interpretation: Percentage of students who experienced at least one suspension</w:t>
+      </w:r>
+      <w:r>
+        <w:t xml:space="preserve"> </w:t>
+      </w:r>
+      <w:r>
+        <w:t xml:space="preserve">-</w:t>
+      </w:r>
+      <w:r>
+        <w:t xml:space="preserve"> </w:t>
+      </w:r>
+      <w:r>
+        <w:rPr>
+          <w:b/>
+          <w:bCs/>
+        </w:rPr>
+        <w:t xml:space="preserve">Always between 0-100%</w:t>
+      </w:r>
+      <w:r>
+        <w:t xml:space="preserve"> </w:t>
+      </w:r>
+      <w:r>
+        <w:t xml:space="preserve">(cannot exceed 100%)</w:t>
+      </w:r>
+    </w:p>
+    <w:p>
+      <w:pPr>
+        <w:pStyle w:val="BodyText"/>
+      </w:pPr>
+      <w:r>
+        <w:rPr>
+          <w:b/>
+          <w:bCs/>
+        </w:rPr>
+        <w:t xml:space="preserve">Why not use unduplicated count?</w:t>
+      </w:r>
+      <w:r>
+        <w:t xml:space="preserve"> </w:t>
+      </w:r>
+      <w:r>
+        <w:t xml:space="preserve">- The total incidents measure better captures the</w:t>
+      </w:r>
+      <w:r>
+        <w:t xml:space="preserve"> </w:t>
+      </w:r>
+      <w:r>
+        <w:rPr>
+          <w:b/>
+          <w:bCs/>
+        </w:rPr>
+        <w:t xml:space="preserve">intensity</w:t>
+      </w:r>
+      <w:r>
+        <w:t xml:space="preserve"> </w:t>
+      </w:r>
+      <w:r>
+        <w:t xml:space="preserve">of disciplinary actions</w:t>
+      </w:r>
+      <w:r>
+        <w:t xml:space="preserve"> </w:t>
+      </w:r>
+      <w:r>
+        <w:t xml:space="preserve">- Reflects the</w:t>
+      </w:r>
+      <w:r>
+        <w:t xml:space="preserve"> </w:t>
+      </w:r>
+      <w:r>
+        <w:rPr>
+          <w:b/>
+          <w:bCs/>
+        </w:rPr>
+        <w:t xml:space="preserve">cumulative impact</w:t>
+      </w:r>
+      <w:r>
+        <w:t xml:space="preserve"> </w:t>
+      </w:r>
+      <w:r>
+        <w:t xml:space="preserve">on school climate and student experience</w:t>
+      </w:r>
+      <w:r>
+        <w:t xml:space="preserve"> </w:t>
+      </w:r>
+      <w:r>
+        <w:t xml:space="preserve">- Matches the research question about overall suspension rates and patterns</w:t>
+      </w:r>
+      <w:r>
+        <w:t xml:space="preserve"> </w:t>
+      </w:r>
+      <w:r>
+        <w:t xml:space="preserve">- Consistent with prior research on suspension disparities</w:t>
+      </w:r>
+    </w:p>
+    <w:p>
+      <w:pPr>
+        <w:pStyle w:val="BodyText"/>
+      </w:pPr>
+      <w:r>
+        <w:rPr>
+          <w:b/>
+          <w:bCs/>
+        </w:rPr>
+        <w:t xml:space="preserve">This distinction appears on all graphs and tables in this analysis.</w:t>
+      </w:r>
+    </w:p>
+    <w:p>
+      <w:r>
+        <w:pict>
+          <v:rect style="width:0;height:1.5pt" o:hralign="center" o:hrstd="t" o:hr="t"/>
+        </w:pict>
+      </w:r>
+    </w:p>
     <w:bookmarkEnd w:id="13"/>
-    <w:bookmarkStart w:id="17" w:name="major-findings"/>
+    <w:bookmarkEnd w:id="14"/>
+    <w:bookmarkStart w:id="18" w:name="major-findings"/>
     <w:p>
       <w:pPr>
         <w:pStyle w:val="Heading2"/>
@@ -709,7 +890,7 @@
         <w:t xml:space="preserve">Major Findings</w:t>
       </w:r>
     </w:p>
-    <w:bookmarkStart w:id="14" w:name="X35cc4519038d8fc6a639941a19a2c17d3e9a0b7"/>
+    <w:bookmarkStart w:id="15" w:name="X35cc4519038d8fc6a639941a19a2c17d3e9a0b7"/>
     <w:p>
       <w:pPr>
         <w:pStyle w:val="Heading3"/>
@@ -1226,8 +1407,8 @@
         <w:t xml:space="preserve">: The slope increases systematically from Q1 to Q4, with the strongest effect in schools serving predominantly Black student populations. This suggests that teacher racial composition may play a more critical role in discipline outcomes in majority-Black schools.</w:t>
       </w:r>
     </w:p>
-    <w:bookmarkEnd w:id="14"/>
-    <w:bookmarkStart w:id="15" w:name="X2ba9276ddba5f4678f74fbe17c4e4876a79bfb0"/>
+    <w:bookmarkEnd w:id="15"/>
+    <w:bookmarkStart w:id="16" w:name="X2ba9276ddba5f4678f74fbe17c4e4876a79bfb0"/>
     <w:p>
       <w:pPr>
         <w:pStyle w:val="Heading3"/>
@@ -1504,8 +1685,8 @@
         <w:t xml:space="preserve">: While all associations are statistically significant, the practical magnitude varies substantially by school context. The effect in Q4 schools is over 3 times larger than in Q1 schools.</w:t>
       </w:r>
     </w:p>
-    <w:bookmarkEnd w:id="15"/>
-    <w:bookmarkStart w:id="16" w:name="consistent-pattern-across-all-quartiles"/>
+    <w:bookmarkEnd w:id="16"/>
+    <w:bookmarkStart w:id="17" w:name="consistent-pattern-across-all-quartiles"/>
     <w:p>
       <w:pPr>
         <w:pStyle w:val="Heading3"/>
@@ -1614,9 +1795,9 @@
         </w:pict>
       </w:r>
     </w:p>
-    <w:bookmarkEnd w:id="16"/>
     <w:bookmarkEnd w:id="17"/>
-    <w:bookmarkStart w:id="21" w:name="detailed-breakdowns"/>
+    <w:bookmarkEnd w:id="18"/>
+    <w:bookmarkStart w:id="22" w:name="detailed-breakdowns"/>
     <w:p>
       <w:pPr>
         <w:pStyle w:val="Heading2"/>
@@ -1625,7 +1806,7 @@
         <w:t xml:space="preserve">Detailed Breakdowns</w:t>
       </w:r>
     </w:p>
-    <w:bookmarkStart w:id="18" w:name="quartile-construction"/>
+    <w:bookmarkStart w:id="19" w:name="quartile-construction"/>
     <w:p>
       <w:pPr>
         <w:pStyle w:val="Heading3"/>
@@ -1764,8 +1945,8 @@
         <w:t xml:space="preserve">- Within-quartile variation allows for robust regression estimates</w:t>
       </w:r>
     </w:p>
-    <w:bookmarkEnd w:id="18"/>
-    <w:bookmarkStart w:id="19" w:name="data-scope-and-time-period"/>
+    <w:bookmarkEnd w:id="19"/>
+    <w:bookmarkStart w:id="20" w:name="data-scope-and-time-period"/>
     <w:p>
       <w:pPr>
         <w:pStyle w:val="Heading3"/>
@@ -2019,8 +2200,8 @@
         <w:t xml:space="preserve">- 2020-21 academic year (COVID-19 disruptions)</w:t>
       </w:r>
     </w:p>
-    <w:bookmarkEnd w:id="19"/>
-    <w:bookmarkStart w:id="20" w:name="statistical-approach"/>
+    <w:bookmarkEnd w:id="20"/>
+    <w:bookmarkStart w:id="21" w:name="statistical-approach"/>
     <w:p>
       <w:pPr>
         <w:pStyle w:val="Heading3"/>
@@ -2218,9 +2399,9 @@
         </w:pict>
       </w:r>
     </w:p>
-    <w:bookmarkEnd w:id="20"/>
     <w:bookmarkEnd w:id="21"/>
-    <w:bookmarkStart w:id="25" w:name="implications-for-practice-and-policy"/>
+    <w:bookmarkEnd w:id="22"/>
+    <w:bookmarkStart w:id="26" w:name="implications-for-practice-and-policy"/>
     <w:p>
       <w:pPr>
         <w:pStyle w:val="Heading2"/>
@@ -2229,7 +2410,7 @@
         <w:t xml:space="preserve">Implications for Practice and Policy</w:t>
       </w:r>
     </w:p>
-    <w:bookmarkStart w:id="22" w:name="X8b6419da5bbeafd79749b98387967170e7e8ccc"/>
+    <w:bookmarkStart w:id="23" w:name="X8b6419da5bbeafd79749b98387967170e7e8ccc"/>
     <w:p>
       <w:pPr>
         <w:pStyle w:val="Heading3"/>
@@ -2341,8 +2522,8 @@
         <w:t xml:space="preserve">- Monitor discipline outcomes when changing staff composition</w:t>
       </w:r>
     </w:p>
-    <w:bookmarkEnd w:id="22"/>
-    <w:bookmarkStart w:id="23" w:name="X0835b9ccf9041bfe966312f70d22c3556b858cf"/>
+    <w:bookmarkEnd w:id="23"/>
+    <w:bookmarkStart w:id="24" w:name="X0835b9ccf9041bfe966312f70d22c3556b858cf"/>
     <w:p>
       <w:pPr>
         <w:pStyle w:val="Heading3"/>
@@ -2479,8 +2660,8 @@
         <w:t xml:space="preserve">- Consider comprehensive school climate interventions</w:t>
       </w:r>
     </w:p>
-    <w:bookmarkEnd w:id="23"/>
-    <w:bookmarkStart w:id="24" w:name="small-effect-sizes-require-context"/>
+    <w:bookmarkEnd w:id="24"/>
+    <w:bookmarkStart w:id="25" w:name="small-effect-sizes-require-context"/>
     <w:p>
       <w:pPr>
         <w:pStyle w:val="Heading3"/>
@@ -2650,9 +2831,9 @@
         </w:pict>
       </w:r>
     </w:p>
-    <w:bookmarkEnd w:id="24"/>
     <w:bookmarkEnd w:id="25"/>
-    <w:bookmarkStart w:id="30" w:name="limitations-and-caveats"/>
+    <w:bookmarkEnd w:id="26"/>
+    <w:bookmarkStart w:id="31" w:name="limitations-and-caveats"/>
     <w:p>
       <w:pPr>
         <w:pStyle w:val="Heading2"/>
@@ -2661,7 +2842,7 @@
         <w:t xml:space="preserve">Limitations and Caveats</w:t>
       </w:r>
     </w:p>
-    <w:bookmarkStart w:id="26" w:name="critical-correlational-not-causal"/>
+    <w:bookmarkStart w:id="27" w:name="critical-correlational-not-causal"/>
     <w:p>
       <w:pPr>
         <w:pStyle w:val="Heading3"/>
@@ -2940,8 +3121,8 @@
         <w:t xml:space="preserve">: School-level analysis cannot identify individual teacher effects</w:t>
       </w:r>
     </w:p>
-    <w:bookmarkEnd w:id="26"/>
-    <w:bookmarkStart w:id="27" w:name="measurement-limitations"/>
+    <w:bookmarkEnd w:id="27"/>
+    <w:bookmarkStart w:id="28" w:name="measurement-limitations"/>
     <w:p>
       <w:pPr>
         <w:pStyle w:val="Heading3"/>
@@ -3047,8 +3228,8 @@
         <w:t xml:space="preserve">- Missing potentially important factors: school climate, leadership, resources, neighborhood characteristics</w:t>
       </w:r>
     </w:p>
-    <w:bookmarkEnd w:id="27"/>
-    <w:bookmarkStart w:id="28" w:name="scope-limitations"/>
+    <w:bookmarkEnd w:id="28"/>
+    <w:bookmarkStart w:id="29" w:name="scope-limitations"/>
     <w:p>
       <w:pPr>
         <w:pStyle w:val="Heading3"/>
@@ -3154,8 +3335,8 @@
         <w:t xml:space="preserve">- Excludes special programs (continuation, alternative)</w:t>
       </w:r>
     </w:p>
-    <w:bookmarkEnd w:id="28"/>
-    <w:bookmarkStart w:id="29" w:name="statistical-limitations"/>
+    <w:bookmarkEnd w:id="29"/>
+    <w:bookmarkStart w:id="30" w:name="statistical-limitations"/>
     <w:p>
       <w:pPr>
         <w:pStyle w:val="Heading3"/>
@@ -3247,9 +3428,9 @@
         </w:pict>
       </w:r>
     </w:p>
-    <w:bookmarkEnd w:id="29"/>
     <w:bookmarkEnd w:id="30"/>
-    <w:bookmarkStart w:id="34" w:name="recommendations-for-further-analysis"/>
+    <w:bookmarkEnd w:id="31"/>
+    <w:bookmarkStart w:id="35" w:name="recommendations-for-further-analysis"/>
     <w:p>
       <w:pPr>
         <w:pStyle w:val="Heading2"/>
@@ -3258,7 +3439,7 @@
         <w:t xml:space="preserve">Recommendations for Further Analysis</w:t>
       </w:r>
     </w:p>
-    <w:bookmarkStart w:id="31" w:name="causal-inference-methods"/>
+    <w:bookmarkStart w:id="32" w:name="causal-inference-methods"/>
     <w:p>
       <w:pPr>
         <w:pStyle w:val="Heading3"/>
@@ -3347,8 +3528,8 @@
         <w:t xml:space="preserve">: Compare schools with changing vs. stable teacher composition</w:t>
       </w:r>
     </w:p>
-    <w:bookmarkEnd w:id="31"/>
-    <w:bookmarkStart w:id="32" w:name="mechanism-investigation"/>
+    <w:bookmarkEnd w:id="32"/>
+    <w:bookmarkStart w:id="33" w:name="mechanism-investigation"/>
     <w:p>
       <w:pPr>
         <w:pStyle w:val="Heading3"/>
@@ -3437,8 +3618,8 @@
         <w:t xml:space="preserve">: Do training interventions reduce associations between staff composition and discipline?</w:t>
       </w:r>
     </w:p>
-    <w:bookmarkEnd w:id="32"/>
-    <w:bookmarkStart w:id="33" w:name="heterogeneity-analysis"/>
+    <w:bookmarkEnd w:id="33"/>
+    <w:bookmarkStart w:id="34" w:name="heterogeneity-analysis"/>
     <w:p>
       <w:pPr>
         <w:pStyle w:val="Heading3"/>
@@ -3534,9 +3715,9 @@
         </w:pict>
       </w:r>
     </w:p>
-    <w:bookmarkEnd w:id="33"/>
     <w:bookmarkEnd w:id="34"/>
-    <w:bookmarkStart w:id="37" w:name="data-outputs-available"/>
+    <w:bookmarkEnd w:id="35"/>
+    <w:bookmarkStart w:id="38" w:name="data-outputs-available"/>
     <w:p>
       <w:pPr>
         <w:pStyle w:val="Heading2"/>
@@ -3545,7 +3726,7 @@
         <w:t xml:space="preserve">Data Outputs Available</w:t>
       </w:r>
     </w:p>
-    <w:bookmarkStart w:id="35" w:name="tables-csv-format"/>
+    <w:bookmarkStart w:id="36" w:name="tables-csv-format"/>
     <w:p>
       <w:pPr>
         <w:pStyle w:val="Heading3"/>
@@ -3585,8 +3766,8 @@
         <w:t xml:space="preserve">- Regression coefficients, standard errors, confidence intervals, p-values, R² values for all four quartiles</w:t>
       </w:r>
     </w:p>
-    <w:bookmarkEnd w:id="35"/>
-    <w:bookmarkStart w:id="36" w:name="visualizations-png-300-dpi"/>
+    <w:bookmarkEnd w:id="36"/>
+    <w:bookmarkStart w:id="37" w:name="visualizations-png-300-dpi"/>
     <w:p>
       <w:pPr>
         <w:pStyle w:val="Heading3"/>
@@ -3672,9 +3853,9 @@
         </w:pict>
       </w:r>
     </w:p>
-    <w:bookmarkEnd w:id="36"/>
     <w:bookmarkEnd w:id="37"/>
-    <w:bookmarkStart w:id="43" w:name="methodological-notes"/>
+    <w:bookmarkEnd w:id="38"/>
+    <w:bookmarkStart w:id="44" w:name="methodological-notes"/>
     <w:p>
       <w:pPr>
         <w:pStyle w:val="Heading2"/>
@@ -3683,7 +3864,7 @@
         <w:t xml:space="preserve">Methodological Notes</w:t>
       </w:r>
     </w:p>
-    <w:bookmarkStart w:id="38" w:name="stratified-regression-approach"/>
+    <w:bookmarkStart w:id="39" w:name="stratified-regression-approach"/>
     <w:p>
       <w:pPr>
         <w:pStyle w:val="Heading3"/>
@@ -3834,8 +4015,8 @@
         <w:t xml:space="preserve">- Alternative approach: single pooled model with interaction term (see Analysis 25)</w:t>
       </w:r>
     </w:p>
-    <w:bookmarkEnd w:id="38"/>
-    <w:bookmarkStart w:id="39" w:name="sample-construction"/>
+    <w:bookmarkEnd w:id="39"/>
+    <w:bookmarkStart w:id="40" w:name="sample-construction"/>
     <w:p>
       <w:pPr>
         <w:pStyle w:val="Heading3"/>
@@ -3983,8 +4164,8 @@
         <w:t xml:space="preserve">: 12,065 school-year observations from 4,359 unique schools</w:t>
       </w:r>
     </w:p>
-    <w:bookmarkEnd w:id="39"/>
-    <w:bookmarkStart w:id="40" w:name="weighting"/>
+    <w:bookmarkEnd w:id="40"/>
+    <w:bookmarkStart w:id="41" w:name="weighting"/>
     <w:p>
       <w:pPr>
         <w:pStyle w:val="Heading3"/>
@@ -4066,8 +4247,8 @@
         <w:t xml:space="preserve">- Standard practice in education research</w:t>
       </w:r>
     </w:p>
-    <w:bookmarkEnd w:id="40"/>
-    <w:bookmarkStart w:id="41" w:name="control-variables"/>
+    <w:bookmarkEnd w:id="41"/>
+    <w:bookmarkStart w:id="42" w:name="control-variables"/>
     <w:p>
       <w:pPr>
         <w:pStyle w:val="Heading3"/>
@@ -4220,8 +4401,8 @@
         <w:t xml:space="preserve">- Prior suspension trends</w:t>
       </w:r>
     </w:p>
-    <w:bookmarkEnd w:id="41"/>
-    <w:bookmarkStart w:id="42" w:name="statistical-significance"/>
+    <w:bookmarkEnd w:id="42"/>
+    <w:bookmarkStart w:id="43" w:name="statistical-significance"/>
     <w:p>
       <w:pPr>
         <w:pStyle w:val="Heading3"/>
@@ -4367,9 +4548,9 @@
         </w:pict>
       </w:r>
     </w:p>
-    <w:bookmarkEnd w:id="42"/>
     <w:bookmarkEnd w:id="43"/>
-    <w:bookmarkStart w:id="44" w:name="citation"/>
+    <w:bookmarkEnd w:id="44"/>
+    <w:bookmarkStart w:id="45" w:name="citation"/>
     <w:p>
       <w:pPr>
         <w:pStyle w:val="Heading2"/>
@@ -4505,8 +4686,8 @@
         </w:pict>
       </w:r>
     </w:p>
-    <w:bookmarkEnd w:id="44"/>
-    <w:bookmarkStart w:id="45" w:name="contact-and-questions"/>
+    <w:bookmarkEnd w:id="45"/>
+    <w:bookmarkStart w:id="46" w:name="contact-and-questions"/>
     <w:p>
       <w:pPr>
         <w:pStyle w:val="Heading2"/>
@@ -4645,8 +4826,8 @@
         </w:pict>
       </w:r>
     </w:p>
-    <w:bookmarkEnd w:id="45"/>
-    <w:bookmarkStart w:id="46" w:name="document-information"/>
+    <w:bookmarkEnd w:id="46"/>
+    <w:bookmarkStart w:id="47" w:name="document-information"/>
     <w:p>
       <w:pPr>
         <w:pStyle w:val="Heading2"/>
@@ -4781,8 +4962,8 @@
         <w:t xml:space="preserve">END OF SUMMARY</w:t>
       </w:r>
     </w:p>
-    <w:bookmarkEnd w:id="46"/>
     <w:bookmarkEnd w:id="47"/>
+    <w:bookmarkEnd w:id="48"/>
     <w:sectPr>
       <w:footnotePr>
         <w:numRestart w:val="eachSect"/>
